--- a/downloads/student/ai-1-week-27.docx
+++ b/downloads/student/ai-1-week-27.docx
@@ -1938,6 +1938,16 @@
       </w:r>
     </w:p>
     <w:p>
+      <w:r>
+        <w:t>Read the labelled picture: Correct the draft and identify which part needs another source rather than a calculation.</w:t>
+      </w:r>
+    </w:p>
+    <w:p>
+      <w:r>
+        <w:t>Change one thing: Make ten bookmarks instead of eight. Predict the result before checking the explanation. What remains the same?</w:t>
+      </w:r>
+    </w:p>
+    <w:p>
       <w:pPr>
         <w:pStyle w:val="Heading1"/>
       </w:pPr>
@@ -3735,6 +3745,187 @@
     <w:p>
       <w:r>
         <w:t>Attempt the independent case before hints. Record whether you worked alone, used a hint or followed a model. After feedback, fix the first unsupported step and explain why it changed. A later check uses a changed case, not a copied answer.</w:t>
+      </w:r>
+    </w:p>
+    <w:p>
+      <w:pPr>
+        <w:pStyle w:val="Heading1"/>
+      </w:pPr>
+      <w:r>
+        <w:t>15. Your lesson route</w:t>
+      </w:r>
+    </w:p>
+    <w:p>
+      <w:r>
+        <w:t>Start with this question: A fictional craft sheet calculates ribbon left after making bookmarks.</w:t>
+      </w:r>
+    </w:p>
+    <w:tbl>
+      <w:tblPr>
+        <w:tblStyle w:val="LightShading-Accent1"/>
+        <w:tblW w:type="auto" w:w="0"/>
+        <w:tblLook w:firstColumn="1" w:firstRow="1" w:lastColumn="0" w:lastRow="0" w:noHBand="0" w:noVBand="1" w:val="04A0"/>
+      </w:tblPr>
+      <w:tblGrid>
+        <w:gridCol w:w="5112"/>
+        <w:gridCol w:w="5112"/>
+      </w:tblGrid>
+      <w:tr>
+        <w:trPr>
+          <w:tblHeader/>
+        </w:trPr>
+        <w:tc>
+          <w:tcPr>
+            <w:tcW w:type="dxa" w:w="5112"/>
+          </w:tcPr>
+          <w:p>
+            <w:r>
+              <w:t>By the end, I can</w:t>
+            </w:r>
+          </w:p>
+        </w:tc>
+        <w:tc>
+          <w:tcPr>
+            <w:tcW w:type="dxa" w:w="5112"/>
+          </w:tcPr>
+          <w:p>
+            <w:r>
+              <w:t>How I will show it</w:t>
+            </w:r>
+          </w:p>
+        </w:tc>
+      </w:tr>
+      <w:tr>
+        <w:tc>
+          <w:tcPr>
+            <w:tcW w:type="dxa" w:w="5112"/>
+          </w:tcPr>
+          <w:p>
+            <w:r>
+              <w:t>Separate an answer into claims and connect each claim to relevant evidence</w:t>
+            </w:r>
+          </w:p>
+        </w:tc>
+        <w:tc>
+          <w:tcPr>
+            <w:tcW w:type="dxa" w:w="5112"/>
+          </w:tcPr>
+          <w:p>
+            <w:r>
+              <w:t>Explain the deciding step, show a trace or test, and state one limit.</w:t>
+            </w:r>
+          </w:p>
+        </w:tc>
+      </w:tr>
+      <w:tr>
+        <w:tc>
+          <w:tcPr>
+            <w:tcW w:type="dxa" w:w="5112"/>
+          </w:tcPr>
+          <w:p>
+            <w:r>
+              <w:t>Recalculate quantities with consistent units and a reasonableness check</w:t>
+            </w:r>
+          </w:p>
+        </w:tc>
+        <w:tc>
+          <w:tcPr>
+            <w:tcW w:type="dxa" w:w="5112"/>
+          </w:tcPr>
+          <w:p>
+            <w:r>
+              <w:t>Explain the deciding step, show a trace or test, and state one limit.</w:t>
+            </w:r>
+          </w:p>
+        </w:tc>
+      </w:tr>
+      <w:tr>
+        <w:tc>
+          <w:tcPr>
+            <w:tcW w:type="dxa" w:w="5112"/>
+          </w:tcPr>
+          <w:p>
+            <w:r>
+              <w:t>Report supported, contradicted and unresolved claims without inventing missing evidence</w:t>
+            </w:r>
+          </w:p>
+        </w:tc>
+        <w:tc>
+          <w:tcPr>
+            <w:tcW w:type="dxa" w:w="5112"/>
+          </w:tcPr>
+          <w:p>
+            <w:r>
+              <w:t>Explain the deciding step, show a trace or test, and state one limit.</w:t>
+            </w:r>
+          </w:p>
+        </w:tc>
+      </w:tr>
+    </w:tbl>
+    <w:p>
+      <w:r>
+        <w:t>Remember → watch and explain → try with help → investigate → try independently → keep project evidence. Your teacher may spread this lesson across several classes.</w:t>
+      </w:r>
+    </w:p>
+    <w:p>
+      <w:r>
+        <w:t>Keep your first prediction. Compare it with what the evidence shows and explain any change.</w:t>
+      </w:r>
+    </w:p>
+    <w:p>
+      <w:pPr>
+        <w:pStyle w:val="Heading1"/>
+      </w:pPr>
+      <w:r>
+        <w:t>16. Finish and return</w:t>
+      </w:r>
+    </w:p>
+    <w:p>
+      <w:r>
+        <w:t>Close your notes. Explain this goal in your own words: Separate an answer into claims and connect each claim to relevant evidence</w:t>
+      </w:r>
+    </w:p>
+    <w:p>
+      <w:pPr>
+        <w:pStyle w:val="Heading3"/>
+      </w:pPr>
+      <w:r>
+        <w:t>My deciding step, evidence and one remaining question</w:t>
+      </w:r>
+    </w:p>
+    <w:p>
+      <w:r>
+        <w:t>________________________________________________________________</w:t>
+      </w:r>
+    </w:p>
+    <w:p>
+      <w:r>
+        <w:t>________________________________________________________________</w:t>
+      </w:r>
+    </w:p>
+    <w:p>
+      <w:r>
+        <w:t>________________________________________________________________</w:t>
+      </w:r>
+    </w:p>
+    <w:p>
+      <w:r>
+        <w:t>________________________________________________________________</w:t>
+      </w:r>
+    </w:p>
+    <w:p>
+      <w:r>
+        <w:t>________________________________________________________________</w:t>
+      </w:r>
+    </w:p>
+    <w:p>
+      <w:r>
+        <w:t>If you are unsure, return to the worked picture and explain one arrow. If you are ready, change an input or assumption and justify your prediction.</w:t>
+      </w:r>
+    </w:p>
+    <w:p>
+      <w:r>
+        <w:t>Save your workbook evidence. At the next review, try a different case before opening your old answer.</w:t>
       </w:r>
     </w:p>
     <w:sectPr>

--- a/downloads/student/ai-1-week-27.docx
+++ b/downloads/student/ai-1-week-27.docx
@@ -3926,6 +3926,207 @@
     <w:p>
       <w:r>
         <w:t>Save your workbook evidence. At the next review, try a different case before opening your old answer.</w:t>
+      </w:r>
+    </w:p>
+    <w:p>
+      <w:pPr>
+        <w:pStyle w:val="Heading1"/>
+      </w:pPr>
+      <w:r>
+        <w:t>17. Supported practice, repair and portfolio</w:t>
+      </w:r>
+    </w:p>
+    <w:p>
+      <w:r>
+        <w:t>Use this supported practice once, in the browser or on paper. Keep the reserved independent assessment for a separate first attempt before teacher feedback.</w:t>
+      </w:r>
+    </w:p>
+    <w:p>
+      <w:r>
+        <w:t>A fictional craft sheet calculates ribbon left after making bookmarks.</w:t>
+      </w:r>
+    </w:p>
+    <w:p>
+      <w:pPr>
+        <w:pStyle w:val="Heading3"/>
+      </w:pPr>
+      <w:r>
+        <w:t>Practice 1: explain the deciding evidence</w:t>
+      </w:r>
+    </w:p>
+    <w:p>
+      <w:r>
+        <w:t>Which labelled step matches this detail? “200 m remains and everyone wins” fails unit and evidence checks.</w:t>
+      </w:r>
+    </w:p>
+    <w:p>
+      <w:r>
+        <w:t>1. Audit draft</w:t>
+      </w:r>
+    </w:p>
+    <w:p>
+      <w:r>
+        <w:t>2. Remainder</w:t>
+      </w:r>
+    </w:p>
+    <w:p>
+      <w:r>
+        <w:t>3. Ribbon used</w:t>
+      </w:r>
+    </w:p>
+    <w:p>
+      <w:r>
+        <w:t>4. Available ribbon</w:t>
+      </w:r>
+    </w:p>
+    <w:p>
+      <w:pPr>
+        <w:pStyle w:val="Heading3"/>
+      </w:pPr>
+      <w:r>
+        <w:t>My selected conclusion, deciding fact and explanation</w:t>
+      </w:r>
+    </w:p>
+    <w:p>
+      <w:r>
+        <w:t>________________________________________________________________</w:t>
+      </w:r>
+    </w:p>
+    <w:p>
+      <w:r>
+        <w:t>________________________________________________________________</w:t>
+      </w:r>
+    </w:p>
+    <w:p>
+      <w:r>
+        <w:t>________________________________________________________________</w:t>
+      </w:r>
+    </w:p>
+    <w:p>
+      <w:r>
+        <w:t>________________________________________________________________</w:t>
+      </w:r>
+    </w:p>
+    <w:p>
+      <w:r>
+        <w:t>________________________________________________________________</w:t>
+      </w:r>
+    </w:p>
+    <w:p>
+      <w:r>
+        <w:t>Hint if needed: Read the steps in the pictorial case. Match the supplied detail to the stage that performs or records it.</w:t>
+      </w:r>
+    </w:p>
+    <w:p>
+      <w:r>
+        <w:t>After your attempt, compare with the supported explanation: Audit draft “200 m remains and everyone wins” fails unit and evidence checks. All arithmetic first uses centimetres. Converting only after subtraction avoids mixing units. The record supports available, used and remaining lengths under its no-loss assumption. It does not support a promise about winning. A numerically correct total elsewhere in a draft cannot rescue a wrong unit or an invented claim.</w:t>
+      </w:r>
+    </w:p>
+    <w:p>
+      <w:pPr>
+        <w:pStyle w:val="Heading3"/>
+      </w:pPr>
+      <w:r>
+        <w:t>Practice 2: explain the deciding evidence</w:t>
+      </w:r>
+    </w:p>
+    <w:p>
+      <w:r>
+        <w:t>Changed-case practice: Make ten bookmarks instead of eight. Which conclusion is supported by the supplied facts?</w:t>
+      </w:r>
+    </w:p>
+    <w:p>
+      <w:r>
+        <w:t>1. We can decide the result without examining the changed input or the procedure.</w:t>
+      </w:r>
+    </w:p>
+    <w:p>
+      <w:r>
+        <w:t>2. This one example guarantees correct results for every future input.</w:t>
+      </w:r>
+    </w:p>
+    <w:p>
+      <w:r>
+        <w:t>3. 100 cm, or 1 m, remains.</w:t>
+      </w:r>
+    </w:p>
+    <w:p>
+      <w:pPr>
+        <w:pStyle w:val="Heading3"/>
+      </w:pPr>
+      <w:r>
+        <w:t>My selected conclusion, deciding fact and explanation</w:t>
+      </w:r>
+    </w:p>
+    <w:p>
+      <w:r>
+        <w:t>________________________________________________________________</w:t>
+      </w:r>
+    </w:p>
+    <w:p>
+      <w:r>
+        <w:t>________________________________________________________________</w:t>
+      </w:r>
+    </w:p>
+    <w:p>
+      <w:r>
+        <w:t>________________________________________________________________</w:t>
+      </w:r>
+    </w:p>
+    <w:p>
+      <w:r>
+        <w:t>________________________________________________________________</w:t>
+      </w:r>
+    </w:p>
+    <w:p>
+      <w:r>
+        <w:t>________________________________________________________________</w:t>
+      </w:r>
+    </w:p>
+    <w:p>
+      <w:r>
+        <w:t>Hint if needed: Use the changed condition and the deciding step in the pictorial trace. The answer must say what follows from those facts.</w:t>
+      </w:r>
+    </w:p>
+    <w:p>
+      <w:r>
+        <w:t>After your attempt, compare with the supported explanation: 100 cm, or 1 m, remains. 600−10×50=100 cm.</w:t>
+      </w:r>
+    </w:p>
+    <w:p>
+      <w:pPr>
+        <w:pStyle w:val="Heading3"/>
+      </w:pPr>
+      <w:r>
+        <w:t>Repair a missing building block</w:t>
+      </w:r>
+    </w:p>
+    <w:p>
+      <w:r>
+        <w:t>Review Prompts Are Design Instructions (ai-1/26). Goal: Write a prompt with a clear task, supplied evidence and checkable output requirements. Short practice: What must happen if B instead conflicts with another equally authoritative duration record?. Return to this week and explain what you changed.</w:t>
+      </w:r>
+    </w:p>
+    <w:p>
+      <w:r>
+        <w:t>Review Privacy by Choosing Less (ai-1/24). Goal: Justify which information a stated task needs and remove unnecessary fields. Short practice: For the original task, does adding an anonymous-looking pupil code improve the repair count?. Return to this week and explain what you changed.</w:t>
+      </w:r>
+    </w:p>
+    <w:p>
+      <w:r>
+        <w:t>Review Good Data, Bad Data (ai-1/21). Goal: Check records against a stated format, unit and meaning before using them. Short practice: Which repairs are evidence-backed in the original case, and which row must remain unknown?. Return to this week and explain what you changed.</w:t>
+      </w:r>
+    </w:p>
+    <w:p>
+      <w:pPr>
+        <w:pStyle w:val="Heading3"/>
+      </w:pPr>
+      <w:r>
+        <w:t>Keep your completed work</w:t>
+      </w:r>
+    </w:p>
+    <w:p>
+      <w:r>
+        <w:t>Use Download completed work in the hosted lesson to export your answers, reflections, practice feedback and code-run evidence. Open the HTML copy to read or print it. Drafts stay in this browser when storage is available; clear drafts on a shared device.</w:t>
       </w:r>
     </w:p>
     <w:sectPr>

--- a/downloads/student/ai-1-week-27.docx
+++ b/downloads/student/ai-1-week-27.docx
@@ -42,6 +42,11 @@
       </w:r>
     </w:p>
     <w:p>
+      <w:r>
+        <w:t>Start with the target: Separate an answer into claims and connect each claim to relevant evidence. Try the recall before opening notes.</w:t>
+      </w:r>
+    </w:p>
+    <w:p>
       <w:pPr>
         <w:pStyle w:val="Heading3"/>
       </w:pPr>
@@ -50,18 +55,108 @@
       </w:r>
     </w:p>
     <w:p>
-      <w:r>
-        <w:t>I can separate an answer into claims and connect each claim to relevant evidence.</w:t>
-      </w:r>
-    </w:p>
-    <w:p>
-      <w:r>
-        <w:t>I can recalculate quantities with consistent units and a reasonableness check.</w:t>
-      </w:r>
-    </w:p>
-    <w:p>
-      <w:r>
-        <w:t>I can report supported, contradicted and unresolved claims without inventing missing evidence.</w:t>
+      <w:pPr>
+        <w:spacing w:line="336" w:lineRule="auto" w:after="180"/>
+      </w:pPr>
+      <w:r>
+        <w:rPr>
+          <w:b w:val="0"/>
+        </w:rPr>
+        <w:t xml:space="preserve">I can separate an answer into </w:t>
+      </w:r>
+      <w:r>
+        <w:rPr>
+          <w:b/>
+        </w:rPr>
+        <w:t>claim</w:t>
+      </w:r>
+      <w:r>
+        <w:rPr>
+          <w:b w:val="0"/>
+        </w:rPr>
+        <w:t xml:space="preserve">s and connect each </w:t>
+      </w:r>
+      <w:r>
+        <w:rPr>
+          <w:b/>
+        </w:rPr>
+        <w:t>claim</w:t>
+      </w:r>
+      <w:r>
+        <w:rPr>
+          <w:b w:val="0"/>
+        </w:rPr>
+        <w:t xml:space="preserve"> to relevant </w:t>
+      </w:r>
+      <w:r>
+        <w:rPr>
+          <w:b/>
+        </w:rPr>
+        <w:t>evidence</w:t>
+      </w:r>
+      <w:r>
+        <w:rPr>
+          <w:b w:val="0"/>
+        </w:rPr>
+        <w:t>.</w:t>
+      </w:r>
+    </w:p>
+    <w:p>
+      <w:pPr>
+        <w:spacing w:line="336" w:lineRule="auto" w:after="180"/>
+      </w:pPr>
+      <w:r>
+        <w:rPr>
+          <w:b w:val="0"/>
+        </w:rPr>
+        <w:t xml:space="preserve">I can recalculate quantities with consistent </w:t>
+      </w:r>
+      <w:r>
+        <w:rPr>
+          <w:b/>
+        </w:rPr>
+        <w:t>unit</w:t>
+      </w:r>
+      <w:r>
+        <w:rPr>
+          <w:b w:val="0"/>
+        </w:rPr>
+        <w:t>s and a reasonableness check.</w:t>
+      </w:r>
+    </w:p>
+    <w:p>
+      <w:pPr>
+        <w:spacing w:line="336" w:lineRule="auto" w:after="180"/>
+      </w:pPr>
+      <w:r>
+        <w:rPr>
+          <w:b w:val="0"/>
+        </w:rPr>
+        <w:t xml:space="preserve">I can report supported, contradicted and unresolved </w:t>
+      </w:r>
+      <w:r>
+        <w:rPr>
+          <w:b/>
+        </w:rPr>
+        <w:t>claim</w:t>
+      </w:r>
+      <w:r>
+        <w:rPr>
+          <w:b w:val="0"/>
+        </w:rPr>
+        <w:t xml:space="preserve">s without inventing missing </w:t>
+      </w:r>
+      <w:r>
+        <w:rPr>
+          <w:b/>
+        </w:rPr>
+        <w:t>evidence</w:t>
+      </w:r>
+      <w:r>
+        <w:rPr>
+          <w:b w:val="0"/>
+        </w:rPr>
+        <w:t>.</w:t>
       </w:r>
     </w:p>
     <w:p>
@@ -73,33 +168,129 @@
       </w:r>
     </w:p>
     <w:p>
-      <w:r>
+      <w:pPr>
+        <w:spacing w:line="336" w:lineRule="auto" w:after="180"/>
+      </w:pPr>
+      <w:r>
+        <w:rPr>
+          <w:b w:val="0"/>
+        </w:rPr>
         <w:t>Close your notes first. A rough first answer helps us choose the right starting point; it is not a score for your ability.</w:t>
       </w:r>
     </w:p>
     <w:p>
-      <w:r>
+      <w:pPr>
+        <w:spacing w:line="336" w:lineRule="auto" w:after="180"/>
+      </w:pPr>
+      <w:r>
+        <w:rPr>
+          <w:b w:val="0"/>
+        </w:rPr>
         <w:t>Without opening the old lesson, explain one key idea from Prompts Are Design Instructions. Give an example and a mistake that the idea helps you avoid.</w:t>
       </w:r>
     </w:p>
     <w:p>
-      <w:r>
+      <w:pPr>
+        <w:spacing w:line="336" w:lineRule="auto" w:after="180"/>
+      </w:pPr>
+      <w:r>
+        <w:rPr>
+          <w:b w:val="0"/>
+        </w:rPr>
         <w:t>Without opening the old lesson, explain one key idea from Privacy by Choosing Less. Give an example and a mistake that the idea helps you avoid.</w:t>
       </w:r>
     </w:p>
     <w:p>
-      <w:r>
+      <w:pPr>
+        <w:spacing w:line="336" w:lineRule="auto" w:after="180"/>
+      </w:pPr>
+      <w:r>
+        <w:rPr>
+          <w:b w:val="0"/>
+        </w:rPr>
         <w:t>Without opening the old lesson, explain one key idea from Good Data, Bad Data. Give an example and a mistake that the idea helps you avoid.</w:t>
       </w:r>
     </w:p>
     <w:p>
-      <w:r>
-        <w:t>After trying, check the relevant lesson or ask your teacher. Change the part of your explanation that the evidence shows was wrong.</w:t>
-      </w:r>
-    </w:p>
-    <w:p>
-      <w:r>
-        <w:t>Fluent AI output is not evidence; important claims need independent support.</w:t>
+      <w:pPr>
+        <w:spacing w:line="336" w:lineRule="auto" w:after="180"/>
+      </w:pPr>
+      <w:r>
+        <w:rPr>
+          <w:b w:val="0"/>
+        </w:rPr>
+        <w:t xml:space="preserve">After trying, check the relevant lesson or ask your teacher. Change the part of your explanation that the </w:t>
+      </w:r>
+      <w:r>
+        <w:rPr>
+          <w:b/>
+        </w:rPr>
+        <w:t>evidence</w:t>
+      </w:r>
+      <w:r>
+        <w:rPr>
+          <w:b w:val="0"/>
+        </w:rPr>
+        <w:t xml:space="preserve"> shows was wrong.</w:t>
+      </w:r>
+    </w:p>
+    <w:p>
+      <w:pPr>
+        <w:spacing w:line="336" w:lineRule="auto" w:after="180"/>
+      </w:pPr>
+      <w:r>
+        <w:rPr>
+          <w:b w:val="0"/>
+        </w:rPr>
+        <w:t xml:space="preserve">Fluent AI </w:t>
+      </w:r>
+      <w:r>
+        <w:rPr>
+          <w:b/>
+        </w:rPr>
+        <w:t>output</w:t>
+      </w:r>
+      <w:r>
+        <w:rPr>
+          <w:b w:val="0"/>
+        </w:rPr>
+        <w:t xml:space="preserve"> is not </w:t>
+      </w:r>
+      <w:r>
+        <w:rPr>
+          <w:b/>
+        </w:rPr>
+        <w:t>evidence</w:t>
+      </w:r>
+      <w:r>
+        <w:rPr>
+          <w:b w:val="0"/>
+        </w:rPr>
+        <w:t xml:space="preserve">; important </w:t>
+      </w:r>
+      <w:r>
+        <w:rPr>
+          <w:b/>
+        </w:rPr>
+        <w:t>claim</w:t>
+      </w:r>
+      <w:r>
+        <w:rPr>
+          <w:b w:val="0"/>
+        </w:rPr>
+        <w:t xml:space="preserve">s need </w:t>
+      </w:r>
+      <w:r>
+        <w:rPr>
+          <w:b/>
+        </w:rPr>
+        <w:t>independent</w:t>
+      </w:r>
+      <w:r>
+        <w:rPr>
+          <w:b w:val="0"/>
+        </w:rPr>
+        <w:t xml:space="preserve"> support.</w:t>
       </w:r>
     </w:p>
     <w:p>
@@ -139,12 +330,57 @@
       </w:r>
     </w:p>
     <w:p>
-      <w:r>
-        <w:t>LEARNING TARGET  A generated report says 18 of 24 tests passed, so success was 80%. Verify the claim in two ways and write a corrected sentence.</w:t>
-      </w:r>
-    </w:p>
-    <w:p>
-      <w:r>
+      <w:pPr>
+        <w:pStyle w:val="Heading3"/>
+      </w:pPr>
+      <w:r>
+        <w:t>Your target</w:t>
+      </w:r>
+    </w:p>
+    <w:p>
+      <w:pPr>
+        <w:spacing w:line="336" w:lineRule="auto" w:after="180"/>
+        <w:shd w:fill="EDF7F3"/>
+      </w:pPr>
+      <w:r>
+        <w:rPr>
+          <w:b w:val="0"/>
+        </w:rPr>
+        <w:t xml:space="preserve">LEARNING TARGET  A generated report says 18 of 24 tests passed, so success was </w:t>
+      </w:r>
+      <w:r>
+        <w:rPr>
+          <w:b/>
+        </w:rPr>
+        <w:t>80%</w:t>
+      </w:r>
+      <w:r>
+        <w:rPr>
+          <w:b w:val="0"/>
+        </w:rPr>
+        <w:t xml:space="preserve">. Verify the </w:t>
+      </w:r>
+      <w:r>
+        <w:rPr>
+          <w:b/>
+        </w:rPr>
+        <w:t>claim</w:t>
+      </w:r>
+      <w:r>
+        <w:rPr>
+          <w:b w:val="0"/>
+        </w:rPr>
+        <w:t xml:space="preserve"> in two ways and write a corrected sentence.</w:t>
+      </w:r>
+    </w:p>
+    <w:p>
+      <w:pPr>
+        <w:spacing w:line="336" w:lineRule="auto" w:after="180"/>
+      </w:pPr>
+      <w:r>
+        <w:rPr>
+          <w:b w:val="0"/>
+        </w:rPr>
         <w:t>Learner name:</w:t>
       </w:r>
     </w:p>
@@ -157,7 +393,13 @@
       </w:r>
     </w:p>
     <w:p>
-      <w:r>
+      <w:pPr>
+        <w:spacing w:line="336" w:lineRule="auto" w:after="180"/>
+      </w:pPr>
+      <w:r>
+        <w:rPr>
+          <w:b w:val="0"/>
+        </w:rPr>
         <w:t>A response follows the requested four-line format but invents a missing start time. Has it passed the task? Explain.</w:t>
       </w:r>
     </w:p>
@@ -170,8 +412,38 @@
       </w:r>
     </w:p>
     <w:p>
-      <w:r>
-        <w:t>By the end, I can verify quantities with consistent units and separate arithmetic from unsupported claims.</w:t>
+      <w:pPr>
+        <w:spacing w:line="336" w:lineRule="auto" w:after="180"/>
+      </w:pPr>
+      <w:r>
+        <w:rPr>
+          <w:b w:val="0"/>
+        </w:rPr>
+        <w:t xml:space="preserve">By the end, I can verify quantities with consistent </w:t>
+      </w:r>
+      <w:r>
+        <w:rPr>
+          <w:b/>
+        </w:rPr>
+        <w:t>unit</w:t>
+      </w:r>
+      <w:r>
+        <w:rPr>
+          <w:b w:val="0"/>
+        </w:rPr>
+        <w:t xml:space="preserve">s and separate arithmetic from unsupported </w:t>
+      </w:r>
+      <w:r>
+        <w:rPr>
+          <w:b/>
+        </w:rPr>
+        <w:t>claim</w:t>
+      </w:r>
+      <w:r>
+        <w:rPr>
+          <w:b w:val="0"/>
+        </w:rPr>
+        <w:t>s.</w:t>
       </w:r>
     </w:p>
     <w:p>
@@ -184,6 +456,17 @@
     </w:p>
     <w:p>
       <w:r>
+        <w:t>Investigate the supplied Verify Important Outputs case. Separate observations, given facts and assumptions before choosing an explanation.</w:t>
+      </w:r>
+    </w:p>
+    <w:p>
+      <w:pPr>
+        <w:spacing w:line="336" w:lineRule="auto" w:after="180"/>
+      </w:pPr>
+      <w:r>
+        <w:rPr>
+          <w:b/>
+        </w:rPr>
         <w:t>PICTURE STORY</w:t>
       </w:r>
     </w:p>
@@ -196,8 +479,26 @@
       </w:r>
     </w:p>
     <w:p>
-      <w:r>
-        <w:t>Pictures give clues; evidence tells us what the clues mean.</w:t>
+      <w:pPr>
+        <w:spacing w:line="336" w:lineRule="auto" w:after="180"/>
+      </w:pPr>
+      <w:r>
+        <w:rPr>
+          <w:b w:val="0"/>
+        </w:rPr>
+        <w:t xml:space="preserve">Pictures give clues; </w:t>
+      </w:r>
+      <w:r>
+        <w:rPr>
+          <w:b/>
+        </w:rPr>
+        <w:t>evidence</w:t>
+      </w:r>
+      <w:r>
+        <w:rPr>
+          <w:b w:val="0"/>
+        </w:rPr>
+        <w:t xml:space="preserve"> tells us what the clues mean.</w:t>
       </w:r>
     </w:p>
     <w:p>
@@ -237,46 +538,170 @@
       </w:r>
     </w:p>
     <w:p>
-      <w:r>
-        <w:t>MYSTERY  A generated paragraph confidently claims that an animal lives in a region; the wording is not evidence that the claim is true.</w:t>
-      </w:r>
-    </w:p>
-    <w:p>
       <w:pPr>
         <w:pStyle w:val="Heading3"/>
       </w:pPr>
       <w:r>
+        <w:t>Start with this puzzle</w:t>
+      </w:r>
+    </w:p>
+    <w:p>
+      <w:pPr>
+        <w:spacing w:line="336" w:lineRule="auto" w:after="180"/>
+        <w:shd w:fill="F1F6FC"/>
+      </w:pPr>
+      <w:r>
+        <w:rPr>
+          <w:b w:val="0"/>
+        </w:rPr>
+        <w:t xml:space="preserve">MYSTERY  A generated paragraph confidently </w:t>
+      </w:r>
+      <w:r>
+        <w:rPr>
+          <w:b/>
+        </w:rPr>
+        <w:t>claim</w:t>
+      </w:r>
+      <w:r>
+        <w:rPr>
+          <w:b w:val="0"/>
+        </w:rPr>
+        <w:t xml:space="preserve">s that an animal lives in a region; the wording is not </w:t>
+      </w:r>
+      <w:r>
+        <w:rPr>
+          <w:b/>
+        </w:rPr>
+        <w:t>evidence</w:t>
+      </w:r>
+      <w:r>
+        <w:rPr>
+          <w:b w:val="0"/>
+        </w:rPr>
+        <w:t xml:space="preserve"> that the </w:t>
+      </w:r>
+      <w:r>
+        <w:rPr>
+          <w:b/>
+        </w:rPr>
+        <w:t>claim</w:t>
+      </w:r>
+      <w:r>
+        <w:rPr>
+          <w:b w:val="0"/>
+        </w:rPr>
+        <w:t xml:space="preserve"> is true.</w:t>
+      </w:r>
+    </w:p>
+    <w:p>
+      <w:pPr>
+        <w:pStyle w:val="Heading3"/>
+      </w:pPr>
+      <w:r>
         <w:t>What do you notice?</w:t>
       </w:r>
     </w:p>
     <w:p>
-      <w:r>
+      <w:pPr>
+        <w:spacing w:line="336" w:lineRule="auto" w:after="180"/>
+      </w:pPr>
+      <w:r>
+        <w:rPr>
+          <w:b w:val="0"/>
+        </w:rPr>
         <w:t>Name three visible details without explaining them yet.</w:t>
       </w:r>
     </w:p>
     <w:p>
-      <w:r>
+      <w:pPr>
+        <w:spacing w:line="336" w:lineRule="auto" w:after="180"/>
+      </w:pPr>
+      <w:r>
+        <w:rPr>
+          <w:b w:val="0"/>
+        </w:rPr>
         <w:t>Circle the detail most connected to the system's decision.</w:t>
       </w:r>
     </w:p>
     <w:p>
-      <w:r>
+      <w:pPr>
+        <w:spacing w:line="336" w:lineRule="auto" w:after="180"/>
+      </w:pPr>
+      <w:r>
+        <w:rPr>
+          <w:b w:val="0"/>
+        </w:rPr>
         <w:t>Name one detail that may be decoration or distraction.</w:t>
       </w:r>
     </w:p>
     <w:p>
-      <w:r>
-        <w:t>Make a first prediction and state the clue that supports it.</w:t>
-      </w:r>
-    </w:p>
-    <w:p>
-      <w:r>
-        <w:t>My observations, prediction, and evidence:</w:t>
-      </w:r>
-    </w:p>
-    <w:p>
-      <w:r>
-        <w:t>GOOD THINKING  A prediction can change when stronger evidence appears.</w:t>
+      <w:pPr>
+        <w:spacing w:line="336" w:lineRule="auto" w:after="180"/>
+      </w:pPr>
+      <w:r>
+        <w:rPr>
+          <w:b w:val="0"/>
+        </w:rPr>
+        <w:t xml:space="preserve">Make a first </w:t>
+      </w:r>
+      <w:r>
+        <w:rPr>
+          <w:b/>
+        </w:rPr>
+        <w:t>prediction</w:t>
+      </w:r>
+      <w:r>
+        <w:rPr>
+          <w:b w:val="0"/>
+        </w:rPr>
+        <w:t xml:space="preserve"> and state the clue that supports it.</w:t>
+      </w:r>
+    </w:p>
+    <w:p>
+      <w:pPr>
+        <w:spacing w:line="336" w:lineRule="auto" w:after="180"/>
+      </w:pPr>
+      <w:r>
+        <w:rPr>
+          <w:b w:val="0"/>
+        </w:rPr>
+        <w:t xml:space="preserve">My </w:t>
+      </w:r>
+      <w:r>
+        <w:rPr>
+          <w:b/>
+        </w:rPr>
+        <w:t>observation</w:t>
+      </w:r>
+      <w:r>
+        <w:rPr>
+          <w:b w:val="0"/>
+        </w:rPr>
+        <w:t xml:space="preserve">s, </w:t>
+      </w:r>
+      <w:r>
+        <w:rPr>
+          <w:b/>
+        </w:rPr>
+        <w:t>prediction</w:t>
+      </w:r>
+      <w:r>
+        <w:rPr>
+          <w:b w:val="0"/>
+        </w:rPr>
+        <w:t xml:space="preserve">, and </w:t>
+      </w:r>
+      <w:r>
+        <w:rPr>
+          <w:b/>
+        </w:rPr>
+        <w:t>evidence</w:t>
+      </w:r>
+      <w:r>
+        <w:rPr>
+          <w:b w:val="0"/>
+        </w:rPr>
+        <w:t>:</w:t>
       </w:r>
     </w:p>
     <w:p>
@@ -284,22 +709,153 @@
         <w:pStyle w:val="Heading3"/>
       </w:pPr>
       <w:r>
+        <w:t>Thinking habit</w:t>
+      </w:r>
+    </w:p>
+    <w:p>
+      <w:pPr>
+        <w:spacing w:line="336" w:lineRule="auto" w:after="180"/>
+        <w:shd w:fill="EDF7F3"/>
+      </w:pPr>
+      <w:r>
+        <w:rPr>
+          <w:b w:val="0"/>
+        </w:rPr>
+        <w:t xml:space="preserve">GOOD THINKING  A </w:t>
+      </w:r>
+      <w:r>
+        <w:rPr>
+          <w:b/>
+        </w:rPr>
+        <w:t>prediction</w:t>
+      </w:r>
+      <w:r>
+        <w:rPr>
+          <w:b w:val="0"/>
+        </w:rPr>
+        <w:t xml:space="preserve"> can change when stronger </w:t>
+      </w:r>
+      <w:r>
+        <w:rPr>
+          <w:b/>
+        </w:rPr>
+        <w:t>evidence</w:t>
+      </w:r>
+      <w:r>
+        <w:rPr>
+          <w:b w:val="0"/>
+        </w:rPr>
+        <w:t xml:space="preserve"> appears.</w:t>
+      </w:r>
+    </w:p>
+    <w:p>
+      <w:pPr>
+        <w:pStyle w:val="Heading3"/>
+      </w:pPr>
+      <w:r>
         <w:t>A closer explanation</w:t>
       </w:r>
     </w:p>
     <w:p>
-      <w:r>
-        <w:t>An answer can contain a mixture of correct, incorrect and unverified statements. Checking one sentence does not validate every other sentence. First separate the answer into individual claims. Then ask what evidence would support each one: a record, a measurement, a calculation or some combination.</w:t>
-      </w:r>
-    </w:p>
-    <w:p>
-      <w:r>
-        <w:t>Our fictional ribbon activity uses current materials card R. R states: four rolls of ribbon, each exactly 2 metres long; twelve pieces will each use 50 centimetres; no cutting loss is included in this paper model. One metre equals 100 centimetres. An old card Q describes a different activity with three rolls. These are provided classroom records, not instructions to cut real materials.</w:t>
-      </w:r>
-    </w:p>
-    <w:p>
-      <w:r>
-        <w:t>A draft says “R gives four rolls. The starting length is 8 metres. The pieces use 600 metres. Two metres remain. Every participant will enjoy the activity.” Do not approve or reject the whole paragraph at once. Inspect the roll count, starting length, used length, remaining length and enjoyment claim separately.</w:t>
+      <w:pPr>
+        <w:spacing w:line="336" w:lineRule="auto" w:after="180"/>
+      </w:pPr>
+      <w:r>
+        <w:rPr>
+          <w:b w:val="0"/>
+        </w:rPr>
+        <w:t xml:space="preserve">An answer can contain a mixture of correct, incorrect and unverified statements. Checking one sentence does not validate every other sentence. First separate the answer into individual </w:t>
+      </w:r>
+      <w:r>
+        <w:rPr>
+          <w:b/>
+        </w:rPr>
+        <w:t>claim</w:t>
+      </w:r>
+      <w:r>
+        <w:rPr>
+          <w:b w:val="0"/>
+        </w:rPr>
+        <w:t>s.</w:t>
+      </w:r>
+    </w:p>
+    <w:p>
+      <w:pPr>
+        <w:spacing w:line="336" w:lineRule="auto" w:after="180"/>
+      </w:pPr>
+      <w:r>
+        <w:rPr>
+          <w:b w:val="0"/>
+        </w:rPr>
+        <w:t xml:space="preserve">Then ask what </w:t>
+      </w:r>
+      <w:r>
+        <w:rPr>
+          <w:b/>
+        </w:rPr>
+        <w:t>evidence</w:t>
+      </w:r>
+      <w:r>
+        <w:rPr>
+          <w:b w:val="0"/>
+        </w:rPr>
+        <w:t xml:space="preserve"> would support each one: a record, a measurement, a calculation or some combination.</w:t>
+      </w:r>
+    </w:p>
+    <w:p>
+      <w:pPr>
+        <w:spacing w:line="336" w:lineRule="auto" w:after="180"/>
+      </w:pPr>
+      <w:r>
+        <w:rPr>
+          <w:b w:val="0"/>
+        </w:rPr>
+        <w:t>Our fictional ribbon activity uses current materials card R. R states: four rolls of ribbon, each exactly 2 metres long; twelve pieces will each use 50 centimetres; no cutting loss is included in this paper model.</w:t>
+      </w:r>
+    </w:p>
+    <w:p>
+      <w:pPr>
+        <w:spacing w:line="336" w:lineRule="auto" w:after="180"/>
+      </w:pPr>
+      <w:r>
+        <w:rPr>
+          <w:b w:val="0"/>
+        </w:rPr>
+        <w:t>One metre equals 100 centimetres. An old card Q describes a different activity with three rolls. These are provided classroom records, not instructions to cut real materials.</w:t>
+      </w:r>
+    </w:p>
+    <w:p>
+      <w:pPr>
+        <w:spacing w:line="336" w:lineRule="auto" w:after="180"/>
+      </w:pPr>
+      <w:r>
+        <w:rPr>
+          <w:b w:val="0"/>
+        </w:rPr>
+        <w:t>A draft says “R gives four rolls. The starting length is 8 metres. The pieces use 600 metres. Two metres remain. Every participant will enjoy the activity.” Do not approve or reject the whole paragraph at once.</w:t>
+      </w:r>
+    </w:p>
+    <w:p>
+      <w:pPr>
+        <w:spacing w:line="336" w:lineRule="auto" w:after="180"/>
+      </w:pPr>
+      <w:r>
+        <w:rPr>
+          <w:b w:val="0"/>
+        </w:rPr>
+        <w:t xml:space="preserve">Inspect the roll count, starting length, used length, remaining length and enjoyment </w:t>
+      </w:r>
+      <w:r>
+        <w:rPr>
+          <w:b/>
+        </w:rPr>
+        <w:t>claim</w:t>
+      </w:r>
+      <w:r>
+        <w:rPr>
+          <w:b w:val="0"/>
+        </w:rPr>
+        <w:t xml:space="preserve"> separately.</w:t>
       </w:r>
     </w:p>
     <w:p>
@@ -312,7 +868,24 @@
     </w:p>
     <w:p>
       <w:r>
-        <w:t>VISUAL MECHANISM</w:t>
+        <w:t>Follow the mechanism for Verify Important Outputs. Connect each labelled input, deciding step and result.</w:t>
+      </w:r>
+    </w:p>
+    <w:p>
+      <w:pPr>
+        <w:spacing w:line="336" w:lineRule="auto" w:after="180"/>
+      </w:pPr>
+      <w:r>
+        <w:rPr>
+          <w:b/>
+        </w:rPr>
+        <w:t xml:space="preserve">VISUAL </w:t>
+      </w:r>
+      <w:r>
+        <w:rPr>
+          <w:b/>
+        </w:rPr>
+        <w:t>MECHANISM</w:t>
       </w:r>
     </w:p>
     <w:p>
@@ -324,7 +897,13 @@
       </w:r>
     </w:p>
     <w:p>
-      <w:r>
+      <w:pPr>
+        <w:spacing w:line="336" w:lineRule="auto" w:after="180"/>
+      </w:pPr>
+      <w:r>
+        <w:rPr>
+          <w:b w:val="0"/>
+        </w:rPr>
         <w:t>Follow the information instead of imagining magic inside the machine.</w:t>
       </w:r>
     </w:p>
@@ -437,32 +1016,260 @@
       </w:r>
     </w:p>
     <w:p>
-      <w:r>
-        <w:t>INPUT  specific claim extracted from an output</w:t>
-      </w:r>
-    </w:p>
-    <w:p>
-      <w:r>
-        <w:t>PROCESS  check independent suitable sources and reconcile differences</w:t>
-      </w:r>
-    </w:p>
-    <w:p>
-      <w:r>
-        <w:t>OUTPUT  supported, corrected, uncertain, or removed claim</w:t>
-      </w:r>
-    </w:p>
-    <w:p>
-      <w:r>
-        <w:t>CORE IDEA  Fluent AI output is not evidence; important claims need independent support.</w:t>
-      </w:r>
-    </w:p>
-    <w:p>
-      <w:r>
-        <w:t>UNDER THE HOOD  Verification is claim-level evidence work. Source independence, authority, direct support, recency, and agreement matter. Multiple pages repeating the same upstream error are not independent confirmation.</w:t>
-      </w:r>
-    </w:p>
-    <w:p>
-      <w:r>
+      <w:pPr>
+        <w:spacing w:line="336" w:lineRule="auto" w:after="180"/>
+      </w:pPr>
+      <w:r>
+        <w:rPr>
+          <w:b/>
+        </w:rPr>
+        <w:t>INPUT</w:t>
+      </w:r>
+      <w:r>
+        <w:rPr>
+          <w:b w:val="0"/>
+        </w:rPr>
+        <w:t xml:space="preserve">  specific </w:t>
+      </w:r>
+      <w:r>
+        <w:rPr>
+          <w:b/>
+        </w:rPr>
+        <w:t>claim</w:t>
+      </w:r>
+      <w:r>
+        <w:rPr>
+          <w:b w:val="0"/>
+        </w:rPr>
+        <w:t xml:space="preserve"> extracted from an </w:t>
+      </w:r>
+      <w:r>
+        <w:rPr>
+          <w:b/>
+        </w:rPr>
+        <w:t>output</w:t>
+      </w:r>
+    </w:p>
+    <w:p>
+      <w:pPr>
+        <w:spacing w:line="336" w:lineRule="auto" w:after="180"/>
+      </w:pPr>
+      <w:r>
+        <w:rPr>
+          <w:b/>
+        </w:rPr>
+        <w:t>PROCESS</w:t>
+      </w:r>
+      <w:r>
+        <w:rPr>
+          <w:b w:val="0"/>
+        </w:rPr>
+        <w:t xml:space="preserve">  check </w:t>
+      </w:r>
+      <w:r>
+        <w:rPr>
+          <w:b/>
+        </w:rPr>
+        <w:t>independent</w:t>
+      </w:r>
+      <w:r>
+        <w:rPr>
+          <w:b w:val="0"/>
+        </w:rPr>
+        <w:t xml:space="preserve"> suitable </w:t>
+      </w:r>
+      <w:r>
+        <w:rPr>
+          <w:b/>
+        </w:rPr>
+        <w:t>source</w:t>
+      </w:r>
+      <w:r>
+        <w:rPr>
+          <w:b w:val="0"/>
+        </w:rPr>
+        <w:t>s and reconcile differences</w:t>
+      </w:r>
+    </w:p>
+    <w:p>
+      <w:pPr>
+        <w:spacing w:line="336" w:lineRule="auto" w:after="180"/>
+      </w:pPr>
+      <w:r>
+        <w:rPr>
+          <w:b/>
+        </w:rPr>
+        <w:t>OUTPUT</w:t>
+      </w:r>
+      <w:r>
+        <w:rPr>
+          <w:b w:val="0"/>
+        </w:rPr>
+        <w:t xml:space="preserve">  supported, corrected, uncertain, or removed </w:t>
+      </w:r>
+      <w:r>
+        <w:rPr>
+          <w:b/>
+        </w:rPr>
+        <w:t>claim</w:t>
+      </w:r>
+    </w:p>
+    <w:p>
+      <w:pPr>
+        <w:pStyle w:val="Heading3"/>
+      </w:pPr>
+      <w:r>
+        <w:t>Key idea</w:t>
+      </w:r>
+    </w:p>
+    <w:p>
+      <w:pPr>
+        <w:spacing w:line="336" w:lineRule="auto" w:after="180"/>
+        <w:shd w:fill="EDF7F3"/>
+      </w:pPr>
+      <w:r>
+        <w:rPr>
+          <w:b w:val="0"/>
+        </w:rPr>
+        <w:t xml:space="preserve">CORE IDEA  Fluent AI </w:t>
+      </w:r>
+      <w:r>
+        <w:rPr>
+          <w:b/>
+        </w:rPr>
+        <w:t>output</w:t>
+      </w:r>
+      <w:r>
+        <w:rPr>
+          <w:b w:val="0"/>
+        </w:rPr>
+        <w:t xml:space="preserve"> is not </w:t>
+      </w:r>
+      <w:r>
+        <w:rPr>
+          <w:b/>
+        </w:rPr>
+        <w:t>evidence</w:t>
+      </w:r>
+      <w:r>
+        <w:rPr>
+          <w:b w:val="0"/>
+        </w:rPr>
+        <w:t xml:space="preserve">; important </w:t>
+      </w:r>
+      <w:r>
+        <w:rPr>
+          <w:b/>
+        </w:rPr>
+        <w:t>claim</w:t>
+      </w:r>
+      <w:r>
+        <w:rPr>
+          <w:b w:val="0"/>
+        </w:rPr>
+        <w:t xml:space="preserve">s need </w:t>
+      </w:r>
+      <w:r>
+        <w:rPr>
+          <w:b/>
+        </w:rPr>
+        <w:t>independent</w:t>
+      </w:r>
+      <w:r>
+        <w:rPr>
+          <w:b w:val="0"/>
+        </w:rPr>
+        <w:t xml:space="preserve"> support.</w:t>
+      </w:r>
+    </w:p>
+    <w:p>
+      <w:pPr>
+        <w:pStyle w:val="Heading3"/>
+      </w:pPr>
+      <w:r>
+        <w:t>How the mechanism works</w:t>
+      </w:r>
+    </w:p>
+    <w:p>
+      <w:pPr>
+        <w:spacing w:line="336" w:lineRule="auto" w:after="180"/>
+        <w:shd w:fill="F1F6F8"/>
+      </w:pPr>
+      <w:r>
+        <w:rPr>
+          <w:b w:val="0"/>
+        </w:rPr>
+        <w:t xml:space="preserve">UNDER THE HOOD  </w:t>
+      </w:r>
+      <w:r>
+        <w:rPr>
+          <w:b/>
+        </w:rPr>
+        <w:t>Verification</w:t>
+      </w:r>
+      <w:r>
+        <w:rPr>
+          <w:b w:val="0"/>
+        </w:rPr>
+        <w:t xml:space="preserve"> is </w:t>
+      </w:r>
+      <w:r>
+        <w:rPr>
+          <w:b/>
+        </w:rPr>
+        <w:t>claim</w:t>
+      </w:r>
+      <w:r>
+        <w:rPr>
+          <w:b w:val="0"/>
+        </w:rPr>
+        <w:t xml:space="preserve">-level </w:t>
+      </w:r>
+      <w:r>
+        <w:rPr>
+          <w:b/>
+        </w:rPr>
+        <w:t>evidence</w:t>
+      </w:r>
+      <w:r>
+        <w:rPr>
+          <w:b w:val="0"/>
+        </w:rPr>
+        <w:t xml:space="preserve"> work. </w:t>
+      </w:r>
+      <w:r>
+        <w:rPr>
+          <w:b/>
+        </w:rPr>
+        <w:t>Source</w:t>
+      </w:r>
+      <w:r>
+        <w:rPr>
+          <w:b w:val="0"/>
+        </w:rPr>
+        <w:t xml:space="preserve"> independence, authority, direct support, recency, and agreement matter. Multiple pages repeating the same upstream error are not </w:t>
+      </w:r>
+      <w:r>
+        <w:rPr>
+          <w:b/>
+        </w:rPr>
+        <w:t>independent</w:t>
+      </w:r>
+      <w:r>
+        <w:rPr>
+          <w:b w:val="0"/>
+        </w:rPr>
+        <w:t xml:space="preserve"> confirmation.</w:t>
+      </w:r>
+    </w:p>
+    <w:p>
+      <w:pPr>
+        <w:spacing w:line="336" w:lineRule="auto" w:after="180"/>
+      </w:pPr>
+      <w:r>
+        <w:rPr>
+          <w:b w:val="0"/>
+        </w:rPr>
         <w:t>Draw a fresh example with all three stages:</w:t>
       </w:r>
     </w:p>
@@ -663,13 +1470,143 @@
       </w:r>
     </w:p>
     <w:p>
-      <w:r>
-        <w:t>A citation is useful only if you can locate the source and confirm that it supports the specific claim. The title “Materials card R” beside a paragraph does not make the enjoyment claim part of R. If a cited card Z is not supplied or cannot be found, that citation cannot currently verify its claim. Record the gap rather than inventing Z’s contents.</w:t>
-      </w:r>
-    </w:p>
-    <w:p>
-      <w:r>
-        <w:t>Check whether the source covers the right activity, version, population or time. Q’s three rolls may be accurate for its own activity but irrelevant to the current four-roll task. In real work, also inspect who created the record, how they obtained the information and whether there is a correction or better source.</w:t>
+      <w:pPr>
+        <w:spacing w:line="336" w:lineRule="auto" w:after="180"/>
+      </w:pPr>
+      <w:r>
+        <w:rPr>
+          <w:b w:val="0"/>
+        </w:rPr>
+        <w:t xml:space="preserve">A </w:t>
+      </w:r>
+      <w:r>
+        <w:rPr>
+          <w:b/>
+        </w:rPr>
+        <w:t>citation</w:t>
+      </w:r>
+      <w:r>
+        <w:rPr>
+          <w:b w:val="0"/>
+        </w:rPr>
+        <w:t xml:space="preserve"> is useful only if you can locate the </w:t>
+      </w:r>
+      <w:r>
+        <w:rPr>
+          <w:b/>
+        </w:rPr>
+        <w:t>source</w:t>
+      </w:r>
+      <w:r>
+        <w:rPr>
+          <w:b w:val="0"/>
+        </w:rPr>
+        <w:t xml:space="preserve"> and confirm that it supports the specific </w:t>
+      </w:r>
+      <w:r>
+        <w:rPr>
+          <w:b/>
+        </w:rPr>
+        <w:t>claim</w:t>
+      </w:r>
+      <w:r>
+        <w:rPr>
+          <w:b w:val="0"/>
+        </w:rPr>
+        <w:t xml:space="preserve">. The title “Materials card R” beside a paragraph does not make the enjoyment </w:t>
+      </w:r>
+      <w:r>
+        <w:rPr>
+          <w:b/>
+        </w:rPr>
+        <w:t>claim</w:t>
+      </w:r>
+      <w:r>
+        <w:rPr>
+          <w:b w:val="0"/>
+        </w:rPr>
+        <w:t xml:space="preserve"> part of R.</w:t>
+      </w:r>
+    </w:p>
+    <w:p>
+      <w:pPr>
+        <w:spacing w:line="336" w:lineRule="auto" w:after="180"/>
+      </w:pPr>
+      <w:r>
+        <w:rPr>
+          <w:b w:val="0"/>
+        </w:rPr>
+        <w:t xml:space="preserve">If a cited card Z is not supplied or cannot be found, that </w:t>
+      </w:r>
+      <w:r>
+        <w:rPr>
+          <w:b/>
+        </w:rPr>
+        <w:t>citation</w:t>
+      </w:r>
+      <w:r>
+        <w:rPr>
+          <w:b w:val="0"/>
+        </w:rPr>
+        <w:t xml:space="preserve"> cannot currently verify its </w:t>
+      </w:r>
+      <w:r>
+        <w:rPr>
+          <w:b/>
+        </w:rPr>
+        <w:t>claim</w:t>
+      </w:r>
+      <w:r>
+        <w:rPr>
+          <w:b w:val="0"/>
+        </w:rPr>
+        <w:t>. Record the gap rather than inventing Z’s contents.</w:t>
+      </w:r>
+    </w:p>
+    <w:p>
+      <w:pPr>
+        <w:spacing w:line="336" w:lineRule="auto" w:after="180"/>
+      </w:pPr>
+      <w:r>
+        <w:rPr>
+          <w:b w:val="0"/>
+        </w:rPr>
+        <w:t xml:space="preserve">Check whether the </w:t>
+      </w:r>
+      <w:r>
+        <w:rPr>
+          <w:b/>
+        </w:rPr>
+        <w:t>source</w:t>
+      </w:r>
+      <w:r>
+        <w:rPr>
+          <w:b w:val="0"/>
+        </w:rPr>
+        <w:t xml:space="preserve"> covers the right activity, version, population or time. Q’s three rolls may be accurate for its own activity but irrelevant to the current four-roll task.</w:t>
+      </w:r>
+    </w:p>
+    <w:p>
+      <w:pPr>
+        <w:spacing w:line="336" w:lineRule="auto" w:after="180"/>
+      </w:pPr>
+      <w:r>
+        <w:rPr>
+          <w:b w:val="0"/>
+        </w:rPr>
+        <w:t xml:space="preserve">In real work, also inspect who created the record, how they obtained the information and whether there is a correction or better </w:t>
+      </w:r>
+      <w:r>
+        <w:rPr>
+          <w:b/>
+        </w:rPr>
+        <w:t>source</w:t>
+      </w:r>
+      <w:r>
+        <w:rPr>
+          <w:b w:val="0"/>
+        </w:rPr>
+        <w:t>.</w:t>
       </w:r>
     </w:p>
     <w:p>
@@ -681,8 +1618,26 @@
       </w:r>
     </w:p>
     <w:p>
-      <w:r>
-        <w:t>Point to the input, the deciding step and the result in this week’s visual. Explain the same step in ordinary words. A picture helps when you can say what each part represents.</w:t>
+      <w:pPr>
+        <w:spacing w:line="336" w:lineRule="auto" w:after="180"/>
+      </w:pPr>
+      <w:r>
+        <w:rPr>
+          <w:b w:val="0"/>
+        </w:rPr>
+        <w:t xml:space="preserve">Point to the </w:t>
+      </w:r>
+      <w:r>
+        <w:rPr>
+          <w:b/>
+        </w:rPr>
+        <w:t>input</w:t>
+      </w:r>
+      <w:r>
+        <w:rPr>
+          <w:b w:val="0"/>
+        </w:rPr>
+        <w:t>, the deciding step and the result in this week’s visual. Explain the same step in ordinary words. A picture helps when you can say what each part represents.</w:t>
       </w:r>
     </w:p>
     <w:p>
@@ -695,6 +1650,17 @@
     </w:p>
     <w:p>
       <w:r>
+        <w:t>Compare the supplied cases for Verify Important Outputs. Identify the detail that changes the conclusion.</w:t>
+      </w:r>
+    </w:p>
+    <w:p>
+      <w:pPr>
+        <w:spacing w:line="336" w:lineRule="auto" w:after="180"/>
+      </w:pPr>
+      <w:r>
+        <w:rPr>
+          <w:b/>
+        </w:rPr>
         <w:t>PICTURE GALLERY</w:t>
       </w:r>
     </w:p>
@@ -707,8 +1673,26 @@
       </w:r>
     </w:p>
     <w:p>
-      <w:r>
-        <w:t>Use the visual cue, then read the evidence carefully.</w:t>
+      <w:pPr>
+        <w:spacing w:line="336" w:lineRule="auto" w:after="180"/>
+      </w:pPr>
+      <w:r>
+        <w:rPr>
+          <w:b w:val="0"/>
+        </w:rPr>
+        <w:t xml:space="preserve">Use the visual cue, then read the </w:t>
+      </w:r>
+      <w:r>
+        <w:rPr>
+          <w:b/>
+        </w:rPr>
+        <w:t>evidence</w:t>
+      </w:r>
+      <w:r>
+        <w:rPr>
+          <w:b w:val="0"/>
+        </w:rPr>
+        <w:t xml:space="preserve"> carefully.</w:t>
       </w:r>
     </w:p>
     <w:p>
@@ -856,55 +1840,296 @@
       </w:r>
     </w:p>
     <w:p>
-      <w:r>
-        <w:t>CASE 1 — Generated sentence  Clue: fluent output. Meaning: claim, not evidence.</w:t>
-      </w:r>
-    </w:p>
-    <w:p>
-      <w:r>
-        <w:t>CASE 2 — Zoo care page  Clue: direct animal information. Meaning: possible source.</w:t>
-      </w:r>
-    </w:p>
-    <w:p>
-      <w:r>
-        <w:t>CASE 3 — Two copied blogs  Clue: same origin. Meaning: not independent.</w:t>
-      </w:r>
-    </w:p>
-    <w:p>
-      <w:r>
-        <w:t>CASE 4 — Conflicting references  Clue: evidence disagrees. Meaning: report uncertainty.</w:t>
-      </w:r>
-    </w:p>
-    <w:p>
-      <w:r>
-        <w:t>BOUNDARY  Two search results are not two independent sources when both copy the same page.</w:t>
-      </w:r>
-    </w:p>
-    <w:p>
-      <w:r>
-        <w:t>Which two pictures are easiest to confuse? What evidence separates them?</w:t>
-      </w:r>
-    </w:p>
-    <w:p>
       <w:pPr>
         <w:pStyle w:val="Heading3"/>
       </w:pPr>
       <w:r>
+        <w:t>The case to investigate</w:t>
+      </w:r>
+    </w:p>
+    <w:p>
+      <w:pPr>
+        <w:spacing w:line="336" w:lineRule="auto" w:after="180"/>
+        <w:shd w:fill="F1F6FC"/>
+      </w:pPr>
+      <w:r>
+        <w:rPr>
+          <w:b w:val="0"/>
+        </w:rPr>
+        <w:t xml:space="preserve">CASE 1 — Generated sentence  Clue: fluent </w:t>
+      </w:r>
+      <w:r>
+        <w:rPr>
+          <w:b/>
+        </w:rPr>
+        <w:t>output</w:t>
+      </w:r>
+      <w:r>
+        <w:rPr>
+          <w:b w:val="0"/>
+        </w:rPr>
+        <w:t xml:space="preserve">. Meaning: </w:t>
+      </w:r>
+      <w:r>
+        <w:rPr>
+          <w:b/>
+        </w:rPr>
+        <w:t>claim</w:t>
+      </w:r>
+      <w:r>
+        <w:rPr>
+          <w:b w:val="0"/>
+        </w:rPr>
+        <w:t xml:space="preserve">, not </w:t>
+      </w:r>
+      <w:r>
+        <w:rPr>
+          <w:b/>
+        </w:rPr>
+        <w:t>evidence</w:t>
+      </w:r>
+      <w:r>
+        <w:rPr>
+          <w:b w:val="0"/>
+        </w:rPr>
+        <w:t>.</w:t>
+      </w:r>
+    </w:p>
+    <w:p>
+      <w:pPr>
+        <w:pStyle w:val="Heading3"/>
+      </w:pPr>
+      <w:r>
+        <w:t>The case to investigate</w:t>
+      </w:r>
+    </w:p>
+    <w:p>
+      <w:pPr>
+        <w:spacing w:line="336" w:lineRule="auto" w:after="180"/>
+        <w:shd w:fill="F1F6FC"/>
+      </w:pPr>
+      <w:r>
+        <w:rPr>
+          <w:b w:val="0"/>
+        </w:rPr>
+        <w:t xml:space="preserve">CASE 2 — Zoo care page  Clue: direct animal information. Meaning: possible </w:t>
+      </w:r>
+      <w:r>
+        <w:rPr>
+          <w:b/>
+        </w:rPr>
+        <w:t>source</w:t>
+      </w:r>
+      <w:r>
+        <w:rPr>
+          <w:b w:val="0"/>
+        </w:rPr>
+        <w:t>.</w:t>
+      </w:r>
+    </w:p>
+    <w:p>
+      <w:pPr>
+        <w:pStyle w:val="Heading3"/>
+      </w:pPr>
+      <w:r>
+        <w:t>The case to investigate</w:t>
+      </w:r>
+    </w:p>
+    <w:p>
+      <w:pPr>
+        <w:spacing w:line="336" w:lineRule="auto" w:after="180"/>
+        <w:shd w:fill="F1F6FC"/>
+      </w:pPr>
+      <w:r>
+        <w:rPr>
+          <w:b w:val="0"/>
+        </w:rPr>
+        <w:t xml:space="preserve">CASE 3 — Two copied blogs  Clue: same origin. Meaning: not </w:t>
+      </w:r>
+      <w:r>
+        <w:rPr>
+          <w:b/>
+        </w:rPr>
+        <w:t>independent</w:t>
+      </w:r>
+      <w:r>
+        <w:rPr>
+          <w:b w:val="0"/>
+        </w:rPr>
+        <w:t>.</w:t>
+      </w:r>
+    </w:p>
+    <w:p>
+      <w:pPr>
+        <w:pStyle w:val="Heading3"/>
+      </w:pPr>
+      <w:r>
+        <w:t>The case to investigate</w:t>
+      </w:r>
+    </w:p>
+    <w:p>
+      <w:pPr>
+        <w:spacing w:line="336" w:lineRule="auto" w:after="180"/>
+        <w:shd w:fill="F1F6FC"/>
+      </w:pPr>
+      <w:r>
+        <w:rPr>
+          <w:b w:val="0"/>
+        </w:rPr>
+        <w:t xml:space="preserve">CASE 4 — Conflicting references  Clue: </w:t>
+      </w:r>
+      <w:r>
+        <w:rPr>
+          <w:b/>
+        </w:rPr>
+        <w:t>evidence</w:t>
+      </w:r>
+      <w:r>
+        <w:rPr>
+          <w:b w:val="0"/>
+        </w:rPr>
+        <w:t xml:space="preserve"> disagrees. Meaning: report uncertainty.</w:t>
+      </w:r>
+    </w:p>
+    <w:p>
+      <w:pPr>
+        <w:pStyle w:val="Heading3"/>
+      </w:pPr>
+      <w:r>
+        <w:t>Keep this boundary clear</w:t>
+      </w:r>
+    </w:p>
+    <w:p>
+      <w:pPr>
+        <w:spacing w:line="336" w:lineRule="auto" w:after="180"/>
+        <w:shd w:fill="FFF5E6"/>
+      </w:pPr>
+      <w:r>
+        <w:rPr>
+          <w:b w:val="0"/>
+        </w:rPr>
+        <w:t xml:space="preserve">BOUNDARY  Two search results are not two </w:t>
+      </w:r>
+      <w:r>
+        <w:rPr>
+          <w:b/>
+        </w:rPr>
+        <w:t>independent</w:t>
+      </w:r>
+      <w:r>
+        <w:rPr>
+          <w:b w:val="0"/>
+        </w:rPr>
+        <w:t xml:space="preserve"> </w:t>
+      </w:r>
+      <w:r>
+        <w:rPr>
+          <w:b/>
+        </w:rPr>
+        <w:t>source</w:t>
+      </w:r>
+      <w:r>
+        <w:rPr>
+          <w:b w:val="0"/>
+        </w:rPr>
+        <w:t>s when both copy the same page.</w:t>
+      </w:r>
+    </w:p>
+    <w:p>
+      <w:pPr>
+        <w:spacing w:line="336" w:lineRule="auto" w:after="180"/>
+        <w:shd w:fill="F5F1FB"/>
+      </w:pPr>
+      <w:r>
+        <w:rPr>
+          <w:b w:val="0"/>
+        </w:rPr>
+        <w:t xml:space="preserve">Which two pictures are easiest to confuse? What </w:t>
+      </w:r>
+      <w:r>
+        <w:rPr>
+          <w:b/>
+        </w:rPr>
+        <w:t>evidence</w:t>
+      </w:r>
+      <w:r>
+        <w:rPr>
+          <w:b w:val="0"/>
+        </w:rPr>
+        <w:t xml:space="preserve"> separates them?</w:t>
+      </w:r>
+    </w:p>
+    <w:p>
+      <w:pPr>
+        <w:pStyle w:val="Heading3"/>
+      </w:pPr>
+      <w:r>
         <w:t>Change one thing in the pictured case</w:t>
       </w:r>
     </w:p>
     <w:p>
-      <w:r>
+      <w:pPr>
+        <w:pStyle w:val="Heading3"/>
+      </w:pPr>
+      <w:r>
+        <w:t>Change one thing</w:t>
+      </w:r>
+    </w:p>
+    <w:p>
+      <w:pPr>
+        <w:spacing w:line="336" w:lineRule="auto" w:after="180"/>
+        <w:shd w:fill="F5F1FB"/>
+      </w:pPr>
+      <w:r>
+        <w:rPr>
+          <w:b w:val="0"/>
+        </w:rPr>
         <w:t>Change: Make ten bookmarks instead of eight.</w:t>
       </w:r>
     </w:p>
     <w:p>
-      <w:r>
-        <w:t>Prediction: 100 cm, or 1 m, remains.</w:t>
-      </w:r>
-    </w:p>
-    <w:p>
-      <w:r>
+      <w:pPr>
+        <w:pStyle w:val="Heading3"/>
+      </w:pPr>
+      <w:r>
+        <w:t>Predicted result</w:t>
+      </w:r>
+    </w:p>
+    <w:p>
+      <w:pPr>
+        <w:spacing w:line="336" w:lineRule="auto" w:after="180"/>
+        <w:shd w:fill="F1F6FC"/>
+      </w:pPr>
+      <w:r>
+        <w:rPr>
+          <w:b/>
+        </w:rPr>
+        <w:t>Prediction</w:t>
+      </w:r>
+      <w:r>
+        <w:rPr>
+          <w:b w:val="0"/>
+        </w:rPr>
+        <w:t>: 100 cm, or 1 m, remains.</w:t>
+      </w:r>
+    </w:p>
+    <w:p>
+      <w:pPr>
+        <w:pStyle w:val="Heading3"/>
+      </w:pPr>
+      <w:r>
+        <w:t>Why the result follows</w:t>
+      </w:r>
+    </w:p>
+    <w:p>
+      <w:pPr>
+        <w:spacing w:line="336" w:lineRule="auto" w:after="180"/>
+        <w:shd w:fill="F1F6FC"/>
+      </w:pPr>
+      <w:r>
+        <w:rPr>
+          <w:b w:val="0"/>
+        </w:rPr>
         <w:t>Reason: 600−10×50=100 cm.</w:t>
       </w:r>
     </w:p>
@@ -918,6 +2143,17 @@
     </w:p>
     <w:p>
       <w:r>
+        <w:t>Use the vocabulary of Verify Important Outputs to explain a concrete decision, rather than only memorising definitions.</w:t>
+      </w:r>
+    </w:p>
+    <w:p>
+      <w:pPr>
+        <w:spacing w:line="336" w:lineRule="auto" w:after="180"/>
+      </w:pPr>
+      <w:r>
+        <w:rPr>
+          <w:b/>
+        </w:rPr>
         <w:t>VOCABULARY</w:t>
       </w:r>
     </w:p>
@@ -930,7 +2166,13 @@
       </w:r>
     </w:p>
     <w:p>
-      <w:r>
+      <w:pPr>
+        <w:spacing w:line="336" w:lineRule="auto" w:after="180"/>
+      </w:pPr>
+      <w:r>
+        <w:rPr>
+          <w:b w:val="0"/>
+        </w:rPr>
         <w:t>The badge is a memory cue; the definition does the real thinking work.</w:t>
       </w:r>
     </w:p>
@@ -1254,17 +2496,75 @@
       </w:r>
     </w:p>
     <w:p>
-      <w:r>
-        <w:t>CLAIM TO REPAIR  Professional wording is evidence of accuracy.</w:t>
-      </w:r>
-    </w:p>
-    <w:p>
-      <w:r>
-        <w:t>Use one vocabulary word and one piece of evidence to repair it:</w:t>
-      </w:r>
-    </w:p>
-    <w:p>
-      <w:r>
+      <w:pPr>
+        <w:pStyle w:val="Heading3"/>
+      </w:pPr>
+      <w:r>
+        <w:t>Find the unsupported claim</w:t>
+      </w:r>
+    </w:p>
+    <w:p>
+      <w:pPr>
+        <w:spacing w:line="336" w:lineRule="auto" w:after="180"/>
+        <w:shd w:fill="F5F1FB"/>
+      </w:pPr>
+      <w:r>
+        <w:rPr>
+          <w:b/>
+        </w:rPr>
+        <w:t>CLAIM</w:t>
+      </w:r>
+      <w:r>
+        <w:rPr>
+          <w:b w:val="0"/>
+        </w:rPr>
+        <w:t xml:space="preserve"> TO REPAIR  Professional wording is </w:t>
+      </w:r>
+      <w:r>
+        <w:rPr>
+          <w:b/>
+        </w:rPr>
+        <w:t>evidence</w:t>
+      </w:r>
+      <w:r>
+        <w:rPr>
+          <w:b w:val="0"/>
+        </w:rPr>
+        <w:t xml:space="preserve"> of accuracy.</w:t>
+      </w:r>
+    </w:p>
+    <w:p>
+      <w:pPr>
+        <w:spacing w:line="336" w:lineRule="auto" w:after="180"/>
+      </w:pPr>
+      <w:r>
+        <w:rPr>
+          <w:b w:val="0"/>
+        </w:rPr>
+        <w:t xml:space="preserve">Use one vocabulary word and one piece of </w:t>
+      </w:r>
+      <w:r>
+        <w:rPr>
+          <w:b/>
+        </w:rPr>
+        <w:t>evidence</w:t>
+      </w:r>
+      <w:r>
+        <w:rPr>
+          <w:b w:val="0"/>
+        </w:rPr>
+        <w:t xml:space="preserve"> to repair it:</w:t>
+      </w:r>
+    </w:p>
+    <w:p>
+      <w:pPr>
+        <w:spacing w:line="336" w:lineRule="auto" w:after="180"/>
+        <w:shd w:fill="EDF7F3"/>
+      </w:pPr>
+      <w:r>
+        <w:rPr>
+          <w:b w:val="0"/>
+        </w:rPr>
         <w:t>WORD POWER  A strong definition helps you decide something in a new case.</w:t>
       </w:r>
     </w:p>
@@ -1410,6 +2710,17 @@
     </w:p>
     <w:p>
       <w:r>
+        <w:t>Follow the worked trace for Verify Important Outputs, predict a step, then compare with its explanation.</w:t>
+      </w:r>
+    </w:p>
+    <w:p>
+      <w:pPr>
+        <w:spacing w:line="336" w:lineRule="auto" w:after="180"/>
+      </w:pPr>
+      <w:r>
+        <w:rPr>
+          <w:b/>
+        </w:rPr>
         <w:t>WORKED EXAMPLE</w:t>
       </w:r>
     </w:p>
@@ -1422,8 +2733,38 @@
       </w:r>
     </w:p>
     <w:p>
-      <w:r>
-        <w:t>Every step connects a claim to observable evidence.</w:t>
+      <w:pPr>
+        <w:spacing w:line="336" w:lineRule="auto" w:after="180"/>
+      </w:pPr>
+      <w:r>
+        <w:rPr>
+          <w:b w:val="0"/>
+        </w:rPr>
+        <w:t xml:space="preserve">Every step connects a </w:t>
+      </w:r>
+      <w:r>
+        <w:rPr>
+          <w:b/>
+        </w:rPr>
+        <w:t>claim</w:t>
+      </w:r>
+      <w:r>
+        <w:rPr>
+          <w:b w:val="0"/>
+        </w:rPr>
+        <w:t xml:space="preserve"> to observable </w:t>
+      </w:r>
+      <w:r>
+        <w:rPr>
+          <w:b/>
+        </w:rPr>
+        <w:t>evidence</w:t>
+      </w:r>
+      <w:r>
+        <w:rPr>
+          <w:b w:val="0"/>
+        </w:rPr>
+        <w:t>.</w:t>
       </w:r>
     </w:p>
     <w:p>
@@ -1463,38 +2804,351 @@
       </w:r>
     </w:p>
     <w:p>
-      <w:r>
-        <w:t>CASE  A generated paragraph confidently claims that an animal lives in a region; the wording is not evidence that the claim is true.</w:t>
-      </w:r>
-    </w:p>
-    <w:p>
-      <w:r>
-        <w:t>STEP 1 — OBSERVE  specific claim extracted from an output</w:t>
-      </w:r>
-    </w:p>
-    <w:p>
-      <w:r>
-        <w:t>STEP 2 — TRACE  check independent suitable sources and reconcile differences</w:t>
-      </w:r>
-    </w:p>
-    <w:p>
-      <w:r>
-        <w:t>STEP 3 — CONCLUDE  supported, corrected, uncertain, or removed claim</w:t>
-      </w:r>
-    </w:p>
-    <w:p>
-      <w:r>
-        <w:t>MODEL REASONING  Check the exact claim, not the whole paragraph. Use sources with direct relevant evidence, note publication context, and explain whether they independently agree. If evidence is weak or conflicting, revise or remove the claim.</w:t>
-      </w:r>
-    </w:p>
-    <w:p>
-      <w:r>
-        <w:t>DO NOT OVERCLAIM  Two search results are not two independent sources when both copy the same page.</w:t>
-      </w:r>
-    </w:p>
-    <w:p>
-      <w:r>
-        <w:t>What new evidence could change this answer?</w:t>
+      <w:pPr>
+        <w:pStyle w:val="Heading3"/>
+      </w:pPr>
+      <w:r>
+        <w:t>The case to investigate</w:t>
+      </w:r>
+    </w:p>
+    <w:p>
+      <w:pPr>
+        <w:spacing w:line="336" w:lineRule="auto" w:after="180"/>
+        <w:shd w:fill="F1F6FC"/>
+      </w:pPr>
+      <w:r>
+        <w:rPr>
+          <w:b w:val="0"/>
+        </w:rPr>
+        <w:t xml:space="preserve">CASE  A generated paragraph confidently </w:t>
+      </w:r>
+      <w:r>
+        <w:rPr>
+          <w:b/>
+        </w:rPr>
+        <w:t>claim</w:t>
+      </w:r>
+      <w:r>
+        <w:rPr>
+          <w:b w:val="0"/>
+        </w:rPr>
+        <w:t xml:space="preserve">s that an animal lives in a region; the wording is not </w:t>
+      </w:r>
+      <w:r>
+        <w:rPr>
+          <w:b/>
+        </w:rPr>
+        <w:t>evidence</w:t>
+      </w:r>
+      <w:r>
+        <w:rPr>
+          <w:b w:val="0"/>
+        </w:rPr>
+        <w:t xml:space="preserve"> that the </w:t>
+      </w:r>
+      <w:r>
+        <w:rPr>
+          <w:b/>
+        </w:rPr>
+        <w:t>claim</w:t>
+      </w:r>
+      <w:r>
+        <w:rPr>
+          <w:b w:val="0"/>
+        </w:rPr>
+        <w:t xml:space="preserve"> is true.</w:t>
+      </w:r>
+    </w:p>
+    <w:p>
+      <w:pPr>
+        <w:pStyle w:val="Heading3"/>
+      </w:pPr>
+      <w:r>
+        <w:t>Step 1</w:t>
+      </w:r>
+    </w:p>
+    <w:p>
+      <w:pPr>
+        <w:spacing w:line="336" w:lineRule="auto" w:after="180"/>
+        <w:shd w:fill="F4F9FC"/>
+      </w:pPr>
+      <w:r>
+        <w:rPr>
+          <w:b w:val="0"/>
+        </w:rPr>
+        <w:t xml:space="preserve">STEP 1 — OBSERVE  specific </w:t>
+      </w:r>
+      <w:r>
+        <w:rPr>
+          <w:b/>
+        </w:rPr>
+        <w:t>claim</w:t>
+      </w:r>
+      <w:r>
+        <w:rPr>
+          <w:b w:val="0"/>
+        </w:rPr>
+        <w:t xml:space="preserve"> extracted from an </w:t>
+      </w:r>
+      <w:r>
+        <w:rPr>
+          <w:b/>
+        </w:rPr>
+        <w:t>output</w:t>
+      </w:r>
+    </w:p>
+    <w:p>
+      <w:pPr>
+        <w:pStyle w:val="Heading3"/>
+      </w:pPr>
+      <w:r>
+        <w:t>Step 2</w:t>
+      </w:r>
+    </w:p>
+    <w:p>
+      <w:pPr>
+        <w:spacing w:line="336" w:lineRule="auto" w:after="180"/>
+        <w:shd w:fill="F4F9FC"/>
+      </w:pPr>
+      <w:r>
+        <w:rPr>
+          <w:b w:val="0"/>
+        </w:rPr>
+        <w:t xml:space="preserve">STEP 2 — TRACE  check </w:t>
+      </w:r>
+      <w:r>
+        <w:rPr>
+          <w:b/>
+        </w:rPr>
+        <w:t>independent</w:t>
+      </w:r>
+      <w:r>
+        <w:rPr>
+          <w:b w:val="0"/>
+        </w:rPr>
+        <w:t xml:space="preserve"> suitable </w:t>
+      </w:r>
+      <w:r>
+        <w:rPr>
+          <w:b/>
+        </w:rPr>
+        <w:t>source</w:t>
+      </w:r>
+      <w:r>
+        <w:rPr>
+          <w:b w:val="0"/>
+        </w:rPr>
+        <w:t>s and reconcile differences</w:t>
+      </w:r>
+    </w:p>
+    <w:p>
+      <w:pPr>
+        <w:pStyle w:val="Heading3"/>
+      </w:pPr>
+      <w:r>
+        <w:t>Step 3</w:t>
+      </w:r>
+    </w:p>
+    <w:p>
+      <w:pPr>
+        <w:spacing w:line="336" w:lineRule="auto" w:after="180"/>
+        <w:shd w:fill="F4F9FC"/>
+      </w:pPr>
+      <w:r>
+        <w:rPr>
+          <w:b w:val="0"/>
+        </w:rPr>
+        <w:t xml:space="preserve">STEP 3 — CONCLUDE  supported, corrected, uncertain, or removed </w:t>
+      </w:r>
+      <w:r>
+        <w:rPr>
+          <w:b/>
+        </w:rPr>
+        <w:t>claim</w:t>
+      </w:r>
+    </w:p>
+    <w:p>
+      <w:pPr>
+        <w:pStyle w:val="Heading3"/>
+      </w:pPr>
+      <w:r>
+        <w:t>Model answer</w:t>
+      </w:r>
+    </w:p>
+    <w:p>
+      <w:pPr>
+        <w:spacing w:line="336" w:lineRule="auto" w:after="180"/>
+        <w:shd w:fill="F1F6FC"/>
+      </w:pPr>
+      <w:r>
+        <w:rPr>
+          <w:b w:val="0"/>
+        </w:rPr>
+        <w:t xml:space="preserve">MODEL REASONING  Check the exact </w:t>
+      </w:r>
+      <w:r>
+        <w:rPr>
+          <w:b/>
+        </w:rPr>
+        <w:t>claim</w:t>
+      </w:r>
+      <w:r>
+        <w:rPr>
+          <w:b w:val="0"/>
+        </w:rPr>
+        <w:t xml:space="preserve">, not the whole paragraph. Use </w:t>
+      </w:r>
+      <w:r>
+        <w:rPr>
+          <w:b/>
+        </w:rPr>
+        <w:t>source</w:t>
+      </w:r>
+      <w:r>
+        <w:rPr>
+          <w:b w:val="0"/>
+        </w:rPr>
+        <w:t xml:space="preserve">s with direct relevant </w:t>
+      </w:r>
+      <w:r>
+        <w:rPr>
+          <w:b/>
+        </w:rPr>
+        <w:t>evidence</w:t>
+      </w:r>
+      <w:r>
+        <w:rPr>
+          <w:b w:val="0"/>
+        </w:rPr>
+        <w:t xml:space="preserve">, note publication context, and explain whether they </w:t>
+      </w:r>
+      <w:r>
+        <w:rPr>
+          <w:b/>
+        </w:rPr>
+        <w:t>independent</w:t>
+      </w:r>
+      <w:r>
+        <w:rPr>
+          <w:b w:val="0"/>
+        </w:rPr>
+        <w:t>ly agree.</w:t>
+      </w:r>
+    </w:p>
+    <w:p>
+      <w:pPr>
+        <w:spacing w:line="336" w:lineRule="auto" w:after="180"/>
+        <w:shd w:fill="F1F6FC"/>
+      </w:pPr>
+      <w:r>
+        <w:rPr>
+          <w:b w:val="0"/>
+        </w:rPr>
+        <w:t xml:space="preserve">If </w:t>
+      </w:r>
+      <w:r>
+        <w:rPr>
+          <w:b/>
+        </w:rPr>
+        <w:t>evidence</w:t>
+      </w:r>
+      <w:r>
+        <w:rPr>
+          <w:b w:val="0"/>
+        </w:rPr>
+        <w:t xml:space="preserve"> is weak or conflicting, revise or remove the </w:t>
+      </w:r>
+      <w:r>
+        <w:rPr>
+          <w:b/>
+        </w:rPr>
+        <w:t>claim</w:t>
+      </w:r>
+      <w:r>
+        <w:rPr>
+          <w:b w:val="0"/>
+        </w:rPr>
+        <w:t>.</w:t>
+      </w:r>
+    </w:p>
+    <w:p>
+      <w:pPr>
+        <w:pStyle w:val="Heading3"/>
+      </w:pPr>
+      <w:r>
+        <w:t>A claim to avoid</w:t>
+      </w:r>
+    </w:p>
+    <w:p>
+      <w:pPr>
+        <w:spacing w:line="336" w:lineRule="auto" w:after="180"/>
+        <w:shd w:fill="FFF5E6"/>
+      </w:pPr>
+      <w:r>
+        <w:rPr>
+          <w:b w:val="0"/>
+        </w:rPr>
+        <w:t>DO NOT OVER</w:t>
+      </w:r>
+      <w:r>
+        <w:rPr>
+          <w:b/>
+        </w:rPr>
+        <w:t>CLAIM</w:t>
+      </w:r>
+      <w:r>
+        <w:rPr>
+          <w:b w:val="0"/>
+        </w:rPr>
+        <w:t xml:space="preserve">  Two search results are not two </w:t>
+      </w:r>
+      <w:r>
+        <w:rPr>
+          <w:b/>
+        </w:rPr>
+        <w:t>independent</w:t>
+      </w:r>
+      <w:r>
+        <w:rPr>
+          <w:b w:val="0"/>
+        </w:rPr>
+        <w:t xml:space="preserve"> </w:t>
+      </w:r>
+      <w:r>
+        <w:rPr>
+          <w:b/>
+        </w:rPr>
+        <w:t>source</w:t>
+      </w:r>
+      <w:r>
+        <w:rPr>
+          <w:b w:val="0"/>
+        </w:rPr>
+        <w:t>s when both copy the same page.</w:t>
+      </w:r>
+    </w:p>
+    <w:p>
+      <w:pPr>
+        <w:spacing w:line="336" w:lineRule="auto" w:after="180"/>
+        <w:shd w:fill="F5F1FB"/>
+      </w:pPr>
+      <w:r>
+        <w:rPr>
+          <w:b w:val="0"/>
+        </w:rPr>
+        <w:t xml:space="preserve">What new </w:t>
+      </w:r>
+      <w:r>
+        <w:rPr>
+          <w:b/>
+        </w:rPr>
+        <w:t>evidence</w:t>
+      </w:r>
+      <w:r>
+        <w:rPr>
+          <w:b w:val="0"/>
+        </w:rPr>
+        <w:t xml:space="preserve"> could change this answer?</w:t>
       </w:r>
     </w:p>
     <w:p>
@@ -1649,25 +3303,121 @@
       </w:tr>
     </w:tbl>
     <w:p>
-      <w:r>
-        <w:t>Convert to one length unit before subtracting. Two metres is 200 centimetres, so four rolls give 800 centimetres. The twelve pieces use 600 centimetres, leaving 200 centimetres, or 2 metres. Subtracting the bare numbers 8 − 600 would mix metres with centimetres and would not describe the remaining length correctly.</w:t>
-      </w:r>
-    </w:p>
-    <w:p>
-      <w:r>
-        <w:t>Use a second route as a check: 50 centimetres is half a metre, so twelve pieces use six metres. Eight minus six leaves two metres. A reasonableness check also asks whether the used length is at most the starting length and whether starting length equals used plus remaining. These checks can reveal mistakes; they do not replace checking the original inputs and assumptions.</w:t>
-      </w:r>
-    </w:p>
-    <w:p>
       <w:pPr>
         <w:pStyle w:val="Heading3"/>
       </w:pPr>
       <w:r>
+        <w:t>Worked explanation · Verify Important Outputs</w:t>
+      </w:r>
+    </w:p>
+    <w:p>
+      <w:pPr>
+        <w:spacing w:line="336" w:lineRule="auto" w:after="180"/>
+        <w:shd w:fill="F1F6FC"/>
+      </w:pPr>
+      <w:r>
+        <w:rPr>
+          <w:b w:val="0"/>
+        </w:rPr>
+        <w:t xml:space="preserve">Convert to one length </w:t>
+      </w:r>
+      <w:r>
+        <w:rPr>
+          <w:b/>
+        </w:rPr>
+        <w:t>unit</w:t>
+      </w:r>
+      <w:r>
+        <w:rPr>
+          <w:b w:val="0"/>
+        </w:rPr>
+        <w:t xml:space="preserve"> before subtracting. Two metres is 200 centimetres, so four rolls give 800 centimetres. The twelve pieces use 600 centimetres, leaving 200 centimetres, or 2 metres.</w:t>
+      </w:r>
+    </w:p>
+    <w:p>
+      <w:pPr>
+        <w:spacing w:line="336" w:lineRule="auto" w:after="180"/>
+        <w:shd w:fill="F1F6FC"/>
+      </w:pPr>
+      <w:r>
+        <w:rPr>
+          <w:b w:val="0"/>
+        </w:rPr>
+        <w:t>Subtracting the bare numbers 8 − 600 would mix metres with centimetres and would not describe the remaining length correctly.</w:t>
+      </w:r>
+    </w:p>
+    <w:p>
+      <w:pPr>
+        <w:pStyle w:val="Heading3"/>
+      </w:pPr>
+      <w:r>
+        <w:t>Worked explanation · Verify Important Outputs</w:t>
+      </w:r>
+    </w:p>
+    <w:p>
+      <w:pPr>
+        <w:spacing w:line="336" w:lineRule="auto" w:after="180"/>
+        <w:shd w:fill="F1F6FC"/>
+      </w:pPr>
+      <w:r>
+        <w:rPr>
+          <w:b w:val="0"/>
+        </w:rPr>
+        <w:t>Use a second route as a check: 50 centimetres is half a metre, so twelve pieces use six metres. Eight minus six leaves two metres.</w:t>
+      </w:r>
+    </w:p>
+    <w:p>
+      <w:pPr>
+        <w:spacing w:line="336" w:lineRule="auto" w:after="180"/>
+        <w:shd w:fill="F1F6FC"/>
+      </w:pPr>
+      <w:r>
+        <w:rPr>
+          <w:b w:val="0"/>
+        </w:rPr>
+        <w:t>A reasonableness check also asks whether the used length is at most the starting length and whether starting length equals used plus remaining.</w:t>
+      </w:r>
+    </w:p>
+    <w:p>
+      <w:pPr>
+        <w:spacing w:line="336" w:lineRule="auto" w:after="180"/>
+        <w:shd w:fill="F1F6FC"/>
+      </w:pPr>
+      <w:r>
+        <w:rPr>
+          <w:b w:val="0"/>
+        </w:rPr>
+        <w:t xml:space="preserve">These checks can reveal mistakes; they do not replace checking the original </w:t>
+      </w:r>
+      <w:r>
+        <w:rPr>
+          <w:b/>
+        </w:rPr>
+        <w:t>input</w:t>
+      </w:r>
+      <w:r>
+        <w:rPr>
+          <w:b w:val="0"/>
+        </w:rPr>
+        <w:t>s and assumptions.</w:t>
+      </w:r>
+    </w:p>
+    <w:p>
+      <w:pPr>
+        <w:pStyle w:val="Heading3"/>
+      </w:pPr>
+      <w:r>
         <w:t>Learn from the worked case</w:t>
       </w:r>
     </w:p>
     <w:p>
-      <w:r>
+      <w:pPr>
+        <w:spacing w:line="336" w:lineRule="auto" w:after="180"/>
+      </w:pPr>
+      <w:r>
+        <w:rPr>
+          <w:b w:val="0"/>
+        </w:rPr>
         <w:t>Cover the result before checking it. Say what is given, choose the procedure, and follow one step at a time. Then uncover the result and explain your first mismatch. Ask why a step is allowed, not only what number it produces.</w:t>
       </w:r>
     </w:p>
@@ -1680,7 +3430,13 @@
       </w:r>
     </w:p>
     <w:p>
-      <w:r>
+      <w:pPr>
+        <w:spacing w:line="336" w:lineRule="auto" w:after="180"/>
+      </w:pPr>
+      <w:r>
+        <w:rPr>
+          <w:b w:val="0"/>
+        </w:rPr>
         <w:t>A fictional craft sheet calculates ribbon left after making bookmarks.</w:t>
       </w:r>
     </w:p>
@@ -1693,12 +3449,42 @@
       </w:r>
     </w:p>
     <w:p>
-      <w:r>
+      <w:pPr>
+        <w:pStyle w:val="Heading3"/>
+      </w:pPr>
+      <w:r>
+        <w:t>Supplied facts</w:t>
+      </w:r>
+    </w:p>
+    <w:p>
+      <w:pPr>
+        <w:spacing w:line="336" w:lineRule="auto" w:after="180"/>
+        <w:shd w:fill="F1F6FC"/>
+      </w:pPr>
+      <w:r>
+        <w:rPr>
+          <w:b w:val="0"/>
+        </w:rPr>
         <w:t>Four rolls each contain exactly 150 cm. Eight bookmarks use exactly 50 cm each.</w:t>
       </w:r>
     </w:p>
     <w:p>
-      <w:r>
+      <w:pPr>
+        <w:pStyle w:val="Heading3"/>
+      </w:pPr>
+      <w:r>
+        <w:t>Supplied facts</w:t>
+      </w:r>
+    </w:p>
+    <w:p>
+      <w:pPr>
+        <w:spacing w:line="336" w:lineRule="auto" w:after="180"/>
+        <w:shd w:fill="F1F6FC"/>
+      </w:pPr>
+      <w:r>
+        <w:rPr>
+          <w:b w:val="0"/>
+        </w:rPr>
         <w:t>No other ribbon loss is assumed; no competition result is recorded.</w:t>
       </w:r>
     </w:p>
@@ -1920,30 +3706,150 @@
       </w:r>
     </w:p>
     <w:p>
-      <w:r>
-        <w:t>All arithmetic first uses centimetres. Converting only after subtraction avoids mixing units. The record supports available, used and remaining lengths under its no-loss assumption. It does not support a promise about winning. A numerically correct total elsewhere in a draft cannot rescue a wrong unit or an invented claim.</w:t>
-      </w:r>
-    </w:p>
-    <w:p>
       <w:pPr>
         <w:pStyle w:val="Heading3"/>
       </w:pPr>
       <w:r>
+        <w:t>Why the result follows</w:t>
+      </w:r>
+    </w:p>
+    <w:p>
+      <w:pPr>
+        <w:spacing w:line="336" w:lineRule="auto" w:after="180"/>
+        <w:shd w:fill="F1F6FC"/>
+      </w:pPr>
+      <w:r>
+        <w:rPr>
+          <w:b w:val="0"/>
+        </w:rPr>
+        <w:t xml:space="preserve">All arithmetic first uses centimetres. Converting only after subtraction avoids mixing </w:t>
+      </w:r>
+      <w:r>
+        <w:rPr>
+          <w:b/>
+        </w:rPr>
+        <w:t>unit</w:t>
+      </w:r>
+      <w:r>
+        <w:rPr>
+          <w:b w:val="0"/>
+        </w:rPr>
+        <w:t>s. The record supports available, used and remaining lengths under its no-loss assumption. It does not support a promise about winning.</w:t>
+      </w:r>
+    </w:p>
+    <w:p>
+      <w:pPr>
+        <w:spacing w:line="336" w:lineRule="auto" w:after="180"/>
+        <w:shd w:fill="F1F6FC"/>
+      </w:pPr>
+      <w:r>
+        <w:rPr>
+          <w:b w:val="0"/>
+        </w:rPr>
+        <w:t xml:space="preserve">A numerically correct total elsewhere in a draft cannot rescue a wrong </w:t>
+      </w:r>
+      <w:r>
+        <w:rPr>
+          <w:b/>
+        </w:rPr>
+        <w:t>unit</w:t>
+      </w:r>
+      <w:r>
+        <w:rPr>
+          <w:b w:val="0"/>
+        </w:rPr>
+        <w:t xml:space="preserve"> or an invented </w:t>
+      </w:r>
+      <w:r>
+        <w:rPr>
+          <w:b/>
+        </w:rPr>
+        <w:t>claim</w:t>
+      </w:r>
+      <w:r>
+        <w:rPr>
+          <w:b w:val="0"/>
+        </w:rPr>
+        <w:t>.</w:t>
+      </w:r>
+    </w:p>
+    <w:p>
+      <w:pPr>
+        <w:pStyle w:val="Heading3"/>
+      </w:pPr>
+      <w:r>
         <w:t>What this example does not establish</w:t>
       </w:r>
     </w:p>
     <w:p>
-      <w:r>
+      <w:pPr>
+        <w:pStyle w:val="Heading3"/>
+      </w:pPr>
+      <w:r>
+        <w:t>Keep the stated limit</w:t>
+      </w:r>
+    </w:p>
+    <w:p>
+      <w:pPr>
+        <w:spacing w:line="336" w:lineRule="auto" w:after="180"/>
+        <w:shd w:fill="FFF5E6"/>
+      </w:pPr>
+      <w:r>
+        <w:rPr>
+          <w:b w:val="0"/>
+        </w:rPr>
         <w:t>Real cutting losses or inaccurate roll lengths would change this toy calculation; the assumption must be declared.</w:t>
       </w:r>
     </w:p>
     <w:p>
-      <w:r>
-        <w:t>Read the labelled picture: Correct the draft and identify which part needs another source rather than a calculation.</w:t>
-      </w:r>
-    </w:p>
-    <w:p>
-      <w:r>
+      <w:pPr>
+        <w:pStyle w:val="Heading3"/>
+      </w:pPr>
+      <w:r>
+        <w:t>Keep the stated limit</w:t>
+      </w:r>
+    </w:p>
+    <w:p>
+      <w:pPr>
+        <w:spacing w:line="336" w:lineRule="auto" w:after="180"/>
+        <w:shd w:fill="FFF5E6"/>
+      </w:pPr>
+      <w:r>
+        <w:rPr>
+          <w:b w:val="0"/>
+        </w:rPr>
+        <w:t xml:space="preserve">Read the labelled picture: Correct the draft and identify which part needs another </w:t>
+      </w:r>
+      <w:r>
+        <w:rPr>
+          <w:b/>
+        </w:rPr>
+        <w:t>source</w:t>
+      </w:r>
+      <w:r>
+        <w:rPr>
+          <w:b w:val="0"/>
+        </w:rPr>
+        <w:t xml:space="preserve"> rather than a calculation.</w:t>
+      </w:r>
+    </w:p>
+    <w:p>
+      <w:pPr>
+        <w:pStyle w:val="Heading3"/>
+      </w:pPr>
+      <w:r>
+        <w:t>Keep the stated limit</w:t>
+      </w:r>
+    </w:p>
+    <w:p>
+      <w:pPr>
+        <w:spacing w:line="336" w:lineRule="auto" w:after="180"/>
+        <w:shd w:fill="FFF5E6"/>
+      </w:pPr>
+      <w:r>
+        <w:rPr>
+          <w:b w:val="0"/>
+        </w:rPr>
         <w:t>Change one thing: Make ten bookmarks instead of eight. Predict the result before checking the explanation. What remains the same?</w:t>
       </w:r>
     </w:p>
@@ -1957,6 +3863,17 @@
     </w:p>
     <w:p>
       <w:r>
+        <w:t>Find the unsupported step in the Verify Important Outputs claim and explain a repair using the supplied evidence.</w:t>
+      </w:r>
+    </w:p>
+    <w:p>
+      <w:pPr>
+        <w:spacing w:line="336" w:lineRule="auto" w:after="180"/>
+      </w:pPr>
+      <w:r>
+        <w:rPr>
+          <w:b/>
+        </w:rPr>
         <w:t>COMPARE</w:t>
       </w:r>
     </w:p>
@@ -1969,7 +3886,13 @@
       </w:r>
     </w:p>
     <w:p>
-      <w:r>
+      <w:pPr>
+        <w:spacing w:line="336" w:lineRule="auto" w:after="180"/>
+      </w:pPr>
+      <w:r>
+        <w:rPr>
+          <w:b w:val="0"/>
+        </w:rPr>
         <w:t>A comparison helps reveal the true concept boundary.</w:t>
       </w:r>
     </w:p>
@@ -2157,53 +4080,308 @@
       </w:r>
     </w:p>
     <w:p>
-      <w:r>
-        <w:t>CLAIM A  Professional wording is evidence of accuracy.</w:t>
-      </w:r>
-    </w:p>
-    <w:p>
-      <w:r>
+      <w:pPr>
+        <w:pStyle w:val="Heading3"/>
+      </w:pPr>
+      <w:r>
+        <w:t>Challenge claim A</w:t>
+      </w:r>
+    </w:p>
+    <w:p>
+      <w:pPr>
+        <w:spacing w:line="336" w:lineRule="auto" w:after="180"/>
+        <w:shd w:fill="F5F1FB"/>
+      </w:pPr>
+      <w:r>
+        <w:rPr>
+          <w:b/>
+        </w:rPr>
+        <w:t>CLAIM</w:t>
+      </w:r>
+      <w:r>
+        <w:rPr>
+          <w:b w:val="0"/>
+        </w:rPr>
+        <w:t xml:space="preserve"> A  Professional wording is </w:t>
+      </w:r>
+      <w:r>
+        <w:rPr>
+          <w:b/>
+        </w:rPr>
+        <w:t>evidence</w:t>
+      </w:r>
+      <w:r>
+        <w:rPr>
+          <w:b w:val="0"/>
+        </w:rPr>
+        <w:t xml:space="preserve"> of accuracy.</w:t>
+      </w:r>
+    </w:p>
+    <w:p>
+      <w:pPr>
+        <w:spacing w:line="336" w:lineRule="auto" w:after="180"/>
+      </w:pPr>
+      <w:r>
+        <w:rPr>
+          <w:b w:val="0"/>
+        </w:rPr>
         <w:t>Repair:</w:t>
       </w:r>
     </w:p>
     <w:p>
-      <w:r>
-        <w:t>CLAIM B  The first two agreeing links settle every claim.</w:t>
-      </w:r>
-    </w:p>
-    <w:p>
-      <w:r>
+      <w:pPr>
+        <w:pStyle w:val="Heading3"/>
+      </w:pPr>
+      <w:r>
+        <w:t>Challenge claim B</w:t>
+      </w:r>
+    </w:p>
+    <w:p>
+      <w:pPr>
+        <w:spacing w:line="336" w:lineRule="auto" w:after="180"/>
+        <w:shd w:fill="F5F1FB"/>
+      </w:pPr>
+      <w:r>
+        <w:rPr>
+          <w:b/>
+        </w:rPr>
+        <w:t>CLAIM</w:t>
+      </w:r>
+      <w:r>
+        <w:rPr>
+          <w:b w:val="0"/>
+        </w:rPr>
+        <w:t xml:space="preserve"> B  The first two agreeing links settle every </w:t>
+      </w:r>
+      <w:r>
+        <w:rPr>
+          <w:b/>
+        </w:rPr>
+        <w:t>claim</w:t>
+      </w:r>
+      <w:r>
+        <w:rPr>
+          <w:b w:val="0"/>
+        </w:rPr>
+        <w:t>.</w:t>
+      </w:r>
+    </w:p>
+    <w:p>
+      <w:pPr>
+        <w:spacing w:line="336" w:lineRule="auto" w:after="180"/>
+      </w:pPr>
+      <w:r>
+        <w:rPr>
+          <w:b w:val="0"/>
+        </w:rPr>
         <w:t>Repair:</w:t>
       </w:r>
     </w:p>
     <w:p>
-      <w:r>
-        <w:t>STRONG ANSWER FRAME  I claim ______ because the evidence shows ______. The process is ______. One limit is ______.</w:t>
-      </w:r>
-    </w:p>
-    <w:p>
       <w:pPr>
         <w:pStyle w:val="Heading3"/>
       </w:pPr>
       <w:r>
+        <w:t>A frame for explaining</w:t>
+      </w:r>
+    </w:p>
+    <w:p>
+      <w:pPr>
+        <w:spacing w:line="336" w:lineRule="auto" w:after="180"/>
+        <w:shd w:fill="F1F6FC"/>
+      </w:pPr>
+      <w:r>
+        <w:rPr>
+          <w:b w:val="0"/>
+        </w:rPr>
+        <w:t xml:space="preserve">STRONG ANSWER FRAME  I </w:t>
+      </w:r>
+      <w:r>
+        <w:rPr>
+          <w:b/>
+        </w:rPr>
+        <w:t>claim</w:t>
+      </w:r>
+      <w:r>
+        <w:rPr>
+          <w:b w:val="0"/>
+        </w:rPr>
+        <w:t xml:space="preserve"> ______ because the </w:t>
+      </w:r>
+      <w:r>
+        <w:rPr>
+          <w:b/>
+        </w:rPr>
+        <w:t>evidence</w:t>
+      </w:r>
+      <w:r>
+        <w:rPr>
+          <w:b w:val="0"/>
+        </w:rPr>
+        <w:t xml:space="preserve"> shows ______. The </w:t>
+      </w:r>
+      <w:r>
+        <w:rPr>
+          <w:b/>
+        </w:rPr>
+        <w:t>process</w:t>
+      </w:r>
+      <w:r>
+        <w:rPr>
+          <w:b w:val="0"/>
+        </w:rPr>
+        <w:t xml:space="preserve"> is ______. One limit is ______.</w:t>
+      </w:r>
+    </w:p>
+    <w:p>
+      <w:pPr>
+        <w:pStyle w:val="Heading3"/>
+      </w:pPr>
+      <w:r>
         <w:t>A closer explanation</w:t>
       </w:r>
     </w:p>
     <w:p>
-      <w:r>
-        <w:t>A useful correction names the original claim, relevant source, calculation with units and revised conclusion. For example: R lists four 2-metre rolls and twelve 50-centimetre pieces. The pieces use 600 centimetres, or 6 metres; the paper model leaves 2 metres when no cutting loss is included. This preserves the condition on which the result depends.</w:t>
-      </w:r>
-    </w:p>
-    <w:p>
-      <w:r>
-        <w:t>If the real activity loses ribbon at each cut, the no-loss result cannot simply be reused. Obtain that missing information or label the answer as a model with an explicit assumption. Similarly, if you cannot access a source, mark the claim unresolved and identify what evidence would settle it. Repeating a confident answer is not a new measurement.</w:t>
-      </w:r>
-    </w:p>
-    <w:p>
       <w:pPr>
         <w:pStyle w:val="Heading3"/>
       </w:pPr>
       <w:r>
+        <w:t>Check the claim against the facts</w:t>
+      </w:r>
+    </w:p>
+    <w:p>
+      <w:pPr>
+        <w:spacing w:line="336" w:lineRule="auto" w:after="180"/>
+        <w:shd w:fill="FFF5E6"/>
+      </w:pPr>
+      <w:r>
+        <w:rPr>
+          <w:b w:val="0"/>
+        </w:rPr>
+        <w:t xml:space="preserve">A useful correction names the original </w:t>
+      </w:r>
+      <w:r>
+        <w:rPr>
+          <w:b/>
+        </w:rPr>
+        <w:t>claim</w:t>
+      </w:r>
+      <w:r>
+        <w:rPr>
+          <w:b w:val="0"/>
+        </w:rPr>
+        <w:t xml:space="preserve">, relevant </w:t>
+      </w:r>
+      <w:r>
+        <w:rPr>
+          <w:b/>
+        </w:rPr>
+        <w:t>source</w:t>
+      </w:r>
+      <w:r>
+        <w:rPr>
+          <w:b w:val="0"/>
+        </w:rPr>
+        <w:t xml:space="preserve">, calculation with </w:t>
+      </w:r>
+      <w:r>
+        <w:rPr>
+          <w:b/>
+        </w:rPr>
+        <w:t>unit</w:t>
+      </w:r>
+      <w:r>
+        <w:rPr>
+          <w:b w:val="0"/>
+        </w:rPr>
+        <w:t>s and revised conclusion. For example: R lists four 2-metre rolls and twelve 50-centimetre pieces.</w:t>
+      </w:r>
+    </w:p>
+    <w:p>
+      <w:pPr>
+        <w:spacing w:line="336" w:lineRule="auto" w:after="180"/>
+        <w:shd w:fill="FFF5E6"/>
+      </w:pPr>
+      <w:r>
+        <w:rPr>
+          <w:b w:val="0"/>
+        </w:rPr>
+        <w:t>The pieces use 600 centimetres, or 6 metres; the paper model leaves 2 metres when no cutting loss is included. This preserves the condition on which the result depends.</w:t>
+      </w:r>
+    </w:p>
+    <w:p>
+      <w:pPr>
+        <w:pStyle w:val="Heading3"/>
+      </w:pPr>
+      <w:r>
+        <w:t>Check the claim against the facts</w:t>
+      </w:r>
+    </w:p>
+    <w:p>
+      <w:pPr>
+        <w:spacing w:line="336" w:lineRule="auto" w:after="180"/>
+        <w:shd w:fill="FFF5E6"/>
+      </w:pPr>
+      <w:r>
+        <w:rPr>
+          <w:b w:val="0"/>
+        </w:rPr>
+        <w:t>If the real activity loses ribbon at each cut, the no-loss result cannot simply be reused. Obtain that missing information or label the answer as a model with an explicit assumption.</w:t>
+      </w:r>
+    </w:p>
+    <w:p>
+      <w:pPr>
+        <w:spacing w:line="336" w:lineRule="auto" w:after="180"/>
+        <w:shd w:fill="FFF5E6"/>
+      </w:pPr>
+      <w:r>
+        <w:rPr>
+          <w:b w:val="0"/>
+        </w:rPr>
+        <w:t xml:space="preserve">Similarly, if you cannot access a </w:t>
+      </w:r>
+      <w:r>
+        <w:rPr>
+          <w:b/>
+        </w:rPr>
+        <w:t>source</w:t>
+      </w:r>
+      <w:r>
+        <w:rPr>
+          <w:b w:val="0"/>
+        </w:rPr>
+        <w:t xml:space="preserve">, mark the </w:t>
+      </w:r>
+      <w:r>
+        <w:rPr>
+          <w:b/>
+        </w:rPr>
+        <w:t>claim</w:t>
+      </w:r>
+      <w:r>
+        <w:rPr>
+          <w:b w:val="0"/>
+        </w:rPr>
+        <w:t xml:space="preserve"> unresolved and identify what </w:t>
+      </w:r>
+      <w:r>
+        <w:rPr>
+          <w:b/>
+        </w:rPr>
+        <w:t>evidence</w:t>
+      </w:r>
+      <w:r>
+        <w:rPr>
+          <w:b w:val="0"/>
+        </w:rPr>
+        <w:t xml:space="preserve"> would settle it. Repeating a confident answer is not a new measurement.</w:t>
+      </w:r>
+    </w:p>
+    <w:p>
+      <w:pPr>
+        <w:pStyle w:val="Heading3"/>
+      </w:pPr>
+      <w:r>
         <w:t>In a changed paper model, each of the twelve pieces uses 50 cm and an extra 2 cm is lost for each piece. Calculate the total loss and the remaining ribbon from the same four rolls. State which assumption changed</w:t>
       </w:r>
     </w:p>
@@ -2237,6 +4415,17 @@
     </w:p>
     <w:p>
       <w:r>
+        <w:t>Practise Verify Important Outputs with support, then explain the deciding step in your own words.</w:t>
+      </w:r>
+    </w:p>
+    <w:p>
+      <w:pPr>
+        <w:spacing w:line="336" w:lineRule="auto" w:after="180"/>
+      </w:pPr>
+      <w:r>
+        <w:rPr>
+          <w:b/>
+        </w:rPr>
         <w:t>GUIDED PRACTICE</w:t>
       </w:r>
     </w:p>
@@ -2249,8 +4438,26 @@
       </w:r>
     </w:p>
     <w:p>
-      <w:r>
-        <w:t>Use support now so you can succeed independently later.</w:t>
+      <w:pPr>
+        <w:spacing w:line="336" w:lineRule="auto" w:after="180"/>
+      </w:pPr>
+      <w:r>
+        <w:rPr>
+          <w:b w:val="0"/>
+        </w:rPr>
+        <w:t xml:space="preserve">Use support now so you can succeed </w:t>
+      </w:r>
+      <w:r>
+        <w:rPr>
+          <w:b/>
+        </w:rPr>
+        <w:t>independent</w:t>
+      </w:r>
+      <w:r>
+        <w:rPr>
+          <w:b w:val="0"/>
+        </w:rPr>
+        <w:t>ly later.</w:t>
       </w:r>
     </w:p>
     <w:p>
@@ -2290,46 +4497,300 @@
       </w:r>
     </w:p>
     <w:p>
-      <w:r>
-        <w:t>Explain how the picture story demonstrates this idea: Fluent AI output is not evidence; important claims need independent support.</w:t>
-      </w:r>
-    </w:p>
-    <w:p>
-      <w:r>
-        <w:t>Use a fresh example to explain claim.</w:t>
-      </w:r>
-    </w:p>
-    <w:p>
-      <w:r>
-        <w:t>Trace a new input → process → output example.</w:t>
-      </w:r>
-    </w:p>
-    <w:p>
-      <w:r>
-        <w:t>Find and repair the error in: The first two agreeing links settle every claim.</w:t>
-      </w:r>
-    </w:p>
-    <w:p>
-      <w:r>
+      <w:pPr>
+        <w:spacing w:line="336" w:lineRule="auto" w:after="180"/>
+      </w:pPr>
+      <w:r>
+        <w:rPr>
+          <w:b w:val="0"/>
+        </w:rPr>
+        <w:t xml:space="preserve">Explain how the picture story demonstrates this idea: Fluent AI </w:t>
+      </w:r>
+      <w:r>
+        <w:rPr>
+          <w:b/>
+        </w:rPr>
+        <w:t>output</w:t>
+      </w:r>
+      <w:r>
+        <w:rPr>
+          <w:b w:val="0"/>
+        </w:rPr>
+        <w:t xml:space="preserve"> is not </w:t>
+      </w:r>
+      <w:r>
+        <w:rPr>
+          <w:b/>
+        </w:rPr>
+        <w:t>evidence</w:t>
+      </w:r>
+      <w:r>
+        <w:rPr>
+          <w:b w:val="0"/>
+        </w:rPr>
+        <w:t xml:space="preserve">; important </w:t>
+      </w:r>
+      <w:r>
+        <w:rPr>
+          <w:b/>
+        </w:rPr>
+        <w:t>claim</w:t>
+      </w:r>
+      <w:r>
+        <w:rPr>
+          <w:b w:val="0"/>
+        </w:rPr>
+        <w:t xml:space="preserve">s need </w:t>
+      </w:r>
+      <w:r>
+        <w:rPr>
+          <w:b/>
+        </w:rPr>
+        <w:t>independent</w:t>
+      </w:r>
+      <w:r>
+        <w:rPr>
+          <w:b w:val="0"/>
+        </w:rPr>
+        <w:t xml:space="preserve"> support.</w:t>
+      </w:r>
+    </w:p>
+    <w:p>
+      <w:pPr>
+        <w:spacing w:line="336" w:lineRule="auto" w:after="180"/>
+      </w:pPr>
+      <w:r>
+        <w:rPr>
+          <w:b w:val="0"/>
+        </w:rPr>
+        <w:t xml:space="preserve">Use a fresh example to explain </w:t>
+      </w:r>
+      <w:r>
+        <w:rPr>
+          <w:b/>
+        </w:rPr>
+        <w:t>claim</w:t>
+      </w:r>
+      <w:r>
+        <w:rPr>
+          <w:b w:val="0"/>
+        </w:rPr>
+        <w:t>.</w:t>
+      </w:r>
+    </w:p>
+    <w:p>
+      <w:pPr>
+        <w:spacing w:line="336" w:lineRule="auto" w:after="180"/>
+      </w:pPr>
+      <w:r>
+        <w:rPr>
+          <w:b w:val="0"/>
+        </w:rPr>
+        <w:t xml:space="preserve">Trace a new </w:t>
+      </w:r>
+      <w:r>
+        <w:rPr>
+          <w:b/>
+        </w:rPr>
+        <w:t>input</w:t>
+      </w:r>
+      <w:r>
+        <w:rPr>
+          <w:b w:val="0"/>
+        </w:rPr>
+        <w:t xml:space="preserve"> → </w:t>
+      </w:r>
+      <w:r>
+        <w:rPr>
+          <w:b/>
+        </w:rPr>
+        <w:t>process</w:t>
+      </w:r>
+      <w:r>
+        <w:rPr>
+          <w:b w:val="0"/>
+        </w:rPr>
+        <w:t xml:space="preserve"> → </w:t>
+      </w:r>
+      <w:r>
+        <w:rPr>
+          <w:b/>
+        </w:rPr>
+        <w:t>output</w:t>
+      </w:r>
+      <w:r>
+        <w:rPr>
+          <w:b w:val="0"/>
+        </w:rPr>
+        <w:t xml:space="preserve"> example.</w:t>
+      </w:r>
+    </w:p>
+    <w:p>
+      <w:pPr>
+        <w:spacing w:line="336" w:lineRule="auto" w:after="180"/>
+      </w:pPr>
+      <w:r>
+        <w:rPr>
+          <w:b w:val="0"/>
+        </w:rPr>
+        <w:t xml:space="preserve">Find and repair the error in: The first two agreeing links settle every </w:t>
+      </w:r>
+      <w:r>
+        <w:rPr>
+          <w:b/>
+        </w:rPr>
+        <w:t>claim</w:t>
+      </w:r>
+      <w:r>
+        <w:rPr>
+          <w:b w:val="0"/>
+        </w:rPr>
+        <w:t>.</w:t>
+      </w:r>
+    </w:p>
+    <w:p>
+      <w:pPr>
+        <w:spacing w:line="336" w:lineRule="auto" w:after="180"/>
+      </w:pPr>
+      <w:r>
+        <w:rPr>
+          <w:b w:val="0"/>
+        </w:rPr>
         <w:t>Invent one edge case and name the safe response.</w:t>
       </w:r>
     </w:p>
     <w:p>
-      <w:r>
-        <w:t>PARTNER CHECK  Point to the evidence. Do not accept an answer that only repeats the vocabulary word.</w:t>
-      </w:r>
-    </w:p>
-    <w:p>
       <w:pPr>
         <w:pStyle w:val="Heading3"/>
       </w:pPr>
       <w:r>
+        <w:t>Check with a partner</w:t>
+      </w:r>
+    </w:p>
+    <w:p>
+      <w:pPr>
+        <w:spacing w:line="336" w:lineRule="auto" w:after="180"/>
+        <w:shd w:fill="F5F1FB"/>
+      </w:pPr>
+      <w:r>
+        <w:rPr>
+          <w:b w:val="0"/>
+        </w:rPr>
+        <w:t xml:space="preserve">PARTNER CHECK  Point to the </w:t>
+      </w:r>
+      <w:r>
+        <w:rPr>
+          <w:b/>
+        </w:rPr>
+        <w:t>evidence</w:t>
+      </w:r>
+      <w:r>
+        <w:rPr>
+          <w:b w:val="0"/>
+        </w:rPr>
+        <w:t>. Do not accept an answer that only repeats the vocabulary word.</w:t>
+      </w:r>
+    </w:p>
+    <w:p>
+      <w:pPr>
+        <w:pStyle w:val="Heading3"/>
+      </w:pPr>
+      <w:r>
         <w:t>A closer explanation</w:t>
       </w:r>
     </w:p>
     <w:p>
-      <w:r>
-        <w:t>The claim “600 metres used” conflicts with the stated inputs and calculation. The claim “everyone will enjoy it” is not supported by R or by any supplied enjoyment evidence. That does not establish that nobody will enjoy it. State “not verified from these records” rather than changing an unsupported positive claim into an unsupported negative claim.</w:t>
+      <w:pPr>
+        <w:spacing w:line="336" w:lineRule="auto" w:after="180"/>
+      </w:pPr>
+      <w:r>
+        <w:rPr>
+          <w:b w:val="0"/>
+        </w:rPr>
+        <w:t xml:space="preserve">The </w:t>
+      </w:r>
+      <w:r>
+        <w:rPr>
+          <w:b/>
+        </w:rPr>
+        <w:t>claim</w:t>
+      </w:r>
+      <w:r>
+        <w:rPr>
+          <w:b w:val="0"/>
+        </w:rPr>
+        <w:t xml:space="preserve"> “600 metres used” conflicts with the stated </w:t>
+      </w:r>
+      <w:r>
+        <w:rPr>
+          <w:b/>
+        </w:rPr>
+        <w:t>input</w:t>
+      </w:r>
+      <w:r>
+        <w:rPr>
+          <w:b w:val="0"/>
+        </w:rPr>
+        <w:t xml:space="preserve">s and calculation. The </w:t>
+      </w:r>
+      <w:r>
+        <w:rPr>
+          <w:b/>
+        </w:rPr>
+        <w:t>claim</w:t>
+      </w:r>
+      <w:r>
+        <w:rPr>
+          <w:b w:val="0"/>
+        </w:rPr>
+        <w:t xml:space="preserve"> “everyone will enjoy it” is not supported by R or by any supplied enjoyment </w:t>
+      </w:r>
+      <w:r>
+        <w:rPr>
+          <w:b/>
+        </w:rPr>
+        <w:t>evidence</w:t>
+      </w:r>
+      <w:r>
+        <w:rPr>
+          <w:b w:val="0"/>
+        </w:rPr>
+        <w:t>. That does not establish that nobody will enjoy it.</w:t>
+      </w:r>
+    </w:p>
+    <w:p>
+      <w:pPr>
+        <w:spacing w:line="336" w:lineRule="auto" w:after="180"/>
+      </w:pPr>
+      <w:r>
+        <w:rPr>
+          <w:b w:val="0"/>
+        </w:rPr>
+        <w:t xml:space="preserve">State “not verified from these records” rather than changing an unsupported positive </w:t>
+      </w:r>
+      <w:r>
+        <w:rPr>
+          <w:b/>
+        </w:rPr>
+        <w:t>claim</w:t>
+      </w:r>
+      <w:r>
+        <w:rPr>
+          <w:b w:val="0"/>
+        </w:rPr>
+        <w:t xml:space="preserve"> into an unsupported negative </w:t>
+      </w:r>
+      <w:r>
+        <w:rPr>
+          <w:b/>
+        </w:rPr>
+        <w:t>claim</w:t>
+      </w:r>
+      <w:r>
+        <w:rPr>
+          <w:b w:val="0"/>
+        </w:rPr>
+        <w:t>.</w:t>
       </w:r>
     </w:p>
     <w:p>
@@ -2376,8 +4837,61 @@
       </w:r>
     </w:p>
     <w:p>
-      <w:r>
-        <w:t>Suppose three posters repeat the same number and each copied it from one unverified draft. That is three copies of one claim, not three independent measurements. Follow references back to their origin. A separate check of R and the arithmetic provides more useful evidence than counting copies that repeat the same mistake.</w:t>
+      <w:pPr>
+        <w:spacing w:line="336" w:lineRule="auto" w:after="180"/>
+      </w:pPr>
+      <w:r>
+        <w:rPr>
+          <w:b w:val="0"/>
+        </w:rPr>
+        <w:t xml:space="preserve">Suppose three posters repeat the same number and each copied it from one unverified draft. That is three copies of one </w:t>
+      </w:r>
+      <w:r>
+        <w:rPr>
+          <w:b/>
+        </w:rPr>
+        <w:t>claim</w:t>
+      </w:r>
+      <w:r>
+        <w:rPr>
+          <w:b w:val="0"/>
+        </w:rPr>
+        <w:t xml:space="preserve">, not three </w:t>
+      </w:r>
+      <w:r>
+        <w:rPr>
+          <w:b/>
+        </w:rPr>
+        <w:t>independent</w:t>
+      </w:r>
+      <w:r>
+        <w:rPr>
+          <w:b w:val="0"/>
+        </w:rPr>
+        <w:t xml:space="preserve"> measurements. Follow references back to their origin.</w:t>
+      </w:r>
+    </w:p>
+    <w:p>
+      <w:pPr>
+        <w:spacing w:line="336" w:lineRule="auto" w:after="180"/>
+      </w:pPr>
+      <w:r>
+        <w:rPr>
+          <w:b w:val="0"/>
+        </w:rPr>
+        <w:t xml:space="preserve">A separate check of R and the arithmetic provides more useful </w:t>
+      </w:r>
+      <w:r>
+        <w:rPr>
+          <w:b/>
+        </w:rPr>
+        <w:t>evidence</w:t>
+      </w:r>
+      <w:r>
+        <w:rPr>
+          <w:b w:val="0"/>
+        </w:rPr>
+        <w:t xml:space="preserve"> than counting copies that repeat the same mistake.</w:t>
       </w:r>
     </w:p>
     <w:p>
@@ -2389,8 +4903,38 @@
       </w:r>
     </w:p>
     <w:p>
-      <w:r>
-        <w:t>Use workbook W2 for the connected example “Verifying claims and quantities”. First fill the input and rule boxes. Try the middle steps before asking for a hint. After a hint, try the next step yourself.</w:t>
+      <w:pPr>
+        <w:spacing w:line="336" w:lineRule="auto" w:after="180"/>
+      </w:pPr>
+      <w:r>
+        <w:rPr>
+          <w:b w:val="0"/>
+        </w:rPr>
+        <w:t xml:space="preserve">Use workbook W2 for the connected example “Verifying </w:t>
+      </w:r>
+      <w:r>
+        <w:rPr>
+          <w:b/>
+        </w:rPr>
+        <w:t>claim</w:t>
+      </w:r>
+      <w:r>
+        <w:rPr>
+          <w:b w:val="0"/>
+        </w:rPr>
+        <w:t xml:space="preserve">s and quantities”. First fill the </w:t>
+      </w:r>
+      <w:r>
+        <w:rPr>
+          <w:b/>
+        </w:rPr>
+        <w:t>input</w:t>
+      </w:r>
+      <w:r>
+        <w:rPr>
+          <w:b w:val="0"/>
+        </w:rPr>
+        <w:t xml:space="preserve"> and rule boxes. Try the middle steps before asking for a hint. After a hint, try the next step yourself.</w:t>
       </w:r>
     </w:p>
     <w:tbl>
@@ -2473,7 +5017,13 @@
       </w:tr>
     </w:tbl>
     <w:p>
-      <w:r>
+      <w:pPr>
+        <w:spacing w:line="336" w:lineRule="auto" w:after="180"/>
+      </w:pPr>
+      <w:r>
+        <w:rPr>
+          <w:b w:val="0"/>
+        </w:rPr>
         <w:t>Explain your trace to a partner. Your partner points to one step to check. Swap roles on the next case. Each person writes their own explanation.</w:t>
       </w:r>
     </w:p>
@@ -2486,12 +5036,71 @@
       </w:r>
     </w:p>
     <w:p>
-      <w:r>
-        <w:t>Use the worked case for Verifying claims and quantities. Proposed explanation: “A citation proves every nearby claim”. Decide whether this explanation is supported. Point to the step or supplied fact that decides; explain your repair if needed.</w:t>
-      </w:r>
-    </w:p>
-    <w:p>
-      <w:r>
+      <w:pPr>
+        <w:spacing w:line="336" w:lineRule="auto" w:after="180"/>
+      </w:pPr>
+      <w:r>
+        <w:rPr>
+          <w:b w:val="0"/>
+        </w:rPr>
+        <w:t xml:space="preserve">Use the worked case for Verifying </w:t>
+      </w:r>
+      <w:r>
+        <w:rPr>
+          <w:b/>
+        </w:rPr>
+        <w:t>claim</w:t>
+      </w:r>
+      <w:r>
+        <w:rPr>
+          <w:b w:val="0"/>
+        </w:rPr>
+        <w:t xml:space="preserve">s and quantities. Proposed explanation: “A </w:t>
+      </w:r>
+      <w:r>
+        <w:rPr>
+          <w:b/>
+        </w:rPr>
+        <w:t>citation</w:t>
+      </w:r>
+      <w:r>
+        <w:rPr>
+          <w:b w:val="0"/>
+        </w:rPr>
+        <w:t xml:space="preserve"> proves every nearby </w:t>
+      </w:r>
+      <w:r>
+        <w:rPr>
+          <w:b/>
+        </w:rPr>
+        <w:t>claim</w:t>
+      </w:r>
+      <w:r>
+        <w:rPr>
+          <w:b w:val="0"/>
+        </w:rPr>
+        <w:t>”. Decide whether this explanation is supported.</w:t>
+      </w:r>
+    </w:p>
+    <w:p>
+      <w:pPr>
+        <w:spacing w:line="336" w:lineRule="auto" w:after="180"/>
+      </w:pPr>
+      <w:r>
+        <w:rPr>
+          <w:b w:val="0"/>
+        </w:rPr>
+        <w:t>Point to the step or supplied fact that decides; explain your repair if needed.</w:t>
+      </w:r>
+    </w:p>
+    <w:p>
+      <w:pPr>
+        <w:spacing w:line="336" w:lineRule="auto" w:after="180"/>
+      </w:pPr>
+      <w:r>
+        <w:rPr>
+          <w:b w:val="0"/>
+        </w:rPr>
         <w:t>Answer on your own before discussion. If you are unsure, say which step you need help with.</w:t>
       </w:r>
     </w:p>
@@ -2504,8 +5113,26 @@
       </w:r>
     </w:p>
     <w:p>
-      <w:r>
-        <w:t>Correct the draft and identify which part needs another source rather than a calculation.</w:t>
+      <w:pPr>
+        <w:spacing w:line="336" w:lineRule="auto" w:after="180"/>
+      </w:pPr>
+      <w:r>
+        <w:rPr>
+          <w:b w:val="0"/>
+        </w:rPr>
+        <w:t xml:space="preserve">Correct the draft and identify which part needs another </w:t>
+      </w:r>
+      <w:r>
+        <w:rPr>
+          <w:b/>
+        </w:rPr>
+        <w:t>source</w:t>
+      </w:r>
+      <w:r>
+        <w:rPr>
+          <w:b w:val="0"/>
+        </w:rPr>
+        <w:t xml:space="preserve"> rather than a calculation.</w:t>
       </w:r>
     </w:p>
     <w:p>
@@ -2537,8 +5164,26 @@
       </w:r>
     </w:p>
     <w:p>
-      <w:r>
-        <w:t>This is supported practice. Keep the separately named independent case for an attempt before feedback.</w:t>
+      <w:pPr>
+        <w:spacing w:line="336" w:lineRule="auto" w:after="180"/>
+      </w:pPr>
+      <w:r>
+        <w:rPr>
+          <w:b w:val="0"/>
+        </w:rPr>
+        <w:t xml:space="preserve">This is supported practice. Keep the separately named </w:t>
+      </w:r>
+      <w:r>
+        <w:rPr>
+          <w:b/>
+        </w:rPr>
+        <w:t>independent</w:t>
+      </w:r>
+      <w:r>
+        <w:rPr>
+          <w:b w:val="0"/>
+        </w:rPr>
+        <w:t xml:space="preserve"> case for an attempt before feedback.</w:t>
       </w:r>
     </w:p>
     <w:p>
@@ -2551,6 +5196,17 @@
     </w:p>
     <w:p>
       <w:r>
+        <w:t>Investigate Verify Important Outputs. Record the prediction, actual observation or labelled paper trace, explanation and next test separately.</w:t>
+      </w:r>
+    </w:p>
+    <w:p>
+      <w:pPr>
+        <w:spacing w:line="336" w:lineRule="auto" w:after="180"/>
+      </w:pPr>
+      <w:r>
+        <w:rPr>
+          <w:b/>
+        </w:rPr>
         <w:t>EXPLORER LAB</w:t>
       </w:r>
     </w:p>
@@ -2563,8 +5219,26 @@
       </w:r>
     </w:p>
     <w:p>
-      <w:r>
-        <w:t>Predict first, test honestly, and explain what the evidence means.</w:t>
+      <w:pPr>
+        <w:spacing w:line="336" w:lineRule="auto" w:after="180"/>
+      </w:pPr>
+      <w:r>
+        <w:rPr>
+          <w:b w:val="0"/>
+        </w:rPr>
+        <w:t xml:space="preserve">Predict first, test honestly, and explain what the </w:t>
+      </w:r>
+      <w:r>
+        <w:rPr>
+          <w:b/>
+        </w:rPr>
+        <w:t>evidence</w:t>
+      </w:r>
+      <w:r>
+        <w:rPr>
+          <w:b w:val="0"/>
+        </w:rPr>
+        <w:t xml:space="preserve"> means.</w:t>
       </w:r>
     </w:p>
     <w:p>
@@ -2604,27 +5278,138 @@
       </w:r>
     </w:p>
     <w:p>
-      <w:r>
-        <w:t>State your prediction before the result is known.</w:t>
-      </w:r>
-    </w:p>
-    <w:p>
-      <w:r>
-        <w:t>Complete the task: Use a two-source checklist on a generated animal fact.</w:t>
-      </w:r>
-    </w:p>
-    <w:p>
-      <w:r>
+      <w:pPr>
+        <w:pStyle w:val="Heading3"/>
+      </w:pPr>
+      <w:r>
+        <w:t>1. Predict</w:t>
+      </w:r>
+    </w:p>
+    <w:p>
+      <w:pPr>
+        <w:spacing w:line="336" w:lineRule="auto" w:after="180"/>
+        <w:shd w:fill="F4F9FC"/>
+      </w:pPr>
+      <w:r>
+        <w:rPr>
+          <w:b w:val="0"/>
+        </w:rPr>
+        <w:t xml:space="preserve">State your </w:t>
+      </w:r>
+      <w:r>
+        <w:rPr>
+          <w:b/>
+        </w:rPr>
+        <w:t>prediction</w:t>
+      </w:r>
+      <w:r>
+        <w:rPr>
+          <w:b w:val="0"/>
+        </w:rPr>
+        <w:t xml:space="preserve"> before the result is known.</w:t>
+      </w:r>
+    </w:p>
+    <w:p>
+      <w:pPr>
+        <w:pStyle w:val="Heading3"/>
+      </w:pPr>
+      <w:r>
+        <w:t>2. Investigate</w:t>
+      </w:r>
+    </w:p>
+    <w:p>
+      <w:pPr>
+        <w:spacing w:line="336" w:lineRule="auto" w:after="180"/>
+        <w:shd w:fill="F4F9FC"/>
+      </w:pPr>
+      <w:r>
+        <w:rPr>
+          <w:b w:val="0"/>
+        </w:rPr>
+        <w:t>Complete the task: Use a two-</w:t>
+      </w:r>
+      <w:r>
+        <w:rPr>
+          <w:b/>
+        </w:rPr>
+        <w:t>source</w:t>
+      </w:r>
+      <w:r>
+        <w:rPr>
+          <w:b w:val="0"/>
+        </w:rPr>
+        <w:t xml:space="preserve"> checklist on a generated animal fact.</w:t>
+      </w:r>
+    </w:p>
+    <w:p>
+      <w:pPr>
+        <w:pStyle w:val="Heading3"/>
+      </w:pPr>
+      <w:r>
+        <w:t>3. Compare cases</w:t>
+      </w:r>
+    </w:p>
+    <w:p>
+      <w:pPr>
+        <w:spacing w:line="336" w:lineRule="auto" w:after="180"/>
+        <w:shd w:fill="F4F9FC"/>
+      </w:pPr>
+      <w:r>
+        <w:rPr>
+          <w:b w:val="0"/>
+        </w:rPr>
         <w:t>Keep a normal case and an edge case clearly separated.</w:t>
       </w:r>
     </w:p>
     <w:p>
-      <w:r>
-        <w:t>Record what happened—even when it does not match your prediction.</w:t>
-      </w:r>
-    </w:p>
-    <w:p>
-      <w:r>
+      <w:pPr>
+        <w:pStyle w:val="Heading3"/>
+      </w:pPr>
+      <w:r>
+        <w:t>4. Record honestly</w:t>
+      </w:r>
+    </w:p>
+    <w:p>
+      <w:pPr>
+        <w:spacing w:line="336" w:lineRule="auto" w:after="180"/>
+        <w:shd w:fill="F4F9FC"/>
+      </w:pPr>
+      <w:r>
+        <w:rPr>
+          <w:b w:val="0"/>
+        </w:rPr>
+        <w:t xml:space="preserve">Record what happened—even when it does not match your </w:t>
+      </w:r>
+      <w:r>
+        <w:rPr>
+          <w:b/>
+        </w:rPr>
+        <w:t>prediction</w:t>
+      </w:r>
+      <w:r>
+        <w:rPr>
+          <w:b w:val="0"/>
+        </w:rPr>
+        <w:t>.</w:t>
+      </w:r>
+    </w:p>
+    <w:p>
+      <w:pPr>
+        <w:pStyle w:val="Heading3"/>
+      </w:pPr>
+      <w:r>
+        <w:t>5. Explain and plan the next test</w:t>
+      </w:r>
+    </w:p>
+    <w:p>
+      <w:pPr>
+        <w:spacing w:line="336" w:lineRule="auto" w:after="180"/>
+        <w:shd w:fill="F4F9FC"/>
+      </w:pPr>
+      <w:r>
+        <w:rPr>
+          <w:b w:val="0"/>
+        </w:rPr>
         <w:t>Explain the result, one limitation, and the next useful test.</w:t>
       </w:r>
     </w:p>
@@ -2759,7 +5544,22 @@
       </w:tr>
     </w:tbl>
     <w:p>
-      <w:r>
+      <w:pPr>
+        <w:pStyle w:val="Heading3"/>
+      </w:pPr>
+      <w:r>
+        <w:t>Use a fresh case after support</w:t>
+      </w:r>
+    </w:p>
+    <w:p>
+      <w:pPr>
+        <w:spacing w:line="336" w:lineRule="auto" w:after="180"/>
+        <w:shd w:fill="FFF5E6"/>
+      </w:pPr>
+      <w:r>
+        <w:rPr>
+          <w:b w:val="0"/>
+        </w:rPr>
         <w:t>INDEPENDENCE  After support is removed, repeat the proof with a fresh case.</w:t>
       </w:r>
     </w:p>
@@ -2772,7 +5572,13 @@
       </w:r>
     </w:p>
     <w:p>
-      <w:r>
+      <w:pPr>
+        <w:spacing w:line="336" w:lineRule="auto" w:after="180"/>
+      </w:pPr>
+      <w:r>
+        <w:rPr>
+          <w:b w:val="0"/>
+        </w:rPr>
         <w:t>Before trying: what do I expect, and why? While trying: which step could first go wrong? Afterwards: what did I actually observe, and what should change? Keep “not run” if you only traced the procedure.</w:t>
       </w:r>
     </w:p>
@@ -2786,6 +5592,17 @@
     </w:p>
     <w:p>
       <w:r>
+        <w:t>Move from recall to tracing, diagnosis and transfer in Verify Important Outputs. Explain why each step is justified.</w:t>
+      </w:r>
+    </w:p>
+    <w:p>
+      <w:pPr>
+        <w:spacing w:line="336" w:lineRule="auto" w:after="180"/>
+      </w:pPr>
+      <w:r>
+        <w:rPr>
+          <w:b/>
+        </w:rPr>
         <w:t>PRACTICE LADDER</w:t>
       </w:r>
     </w:p>
@@ -2798,7 +5615,13 @@
       </w:r>
     </w:p>
     <w:p>
-      <w:r>
+      <w:pPr>
+        <w:spacing w:line="336" w:lineRule="auto" w:after="180"/>
+      </w:pPr>
+      <w:r>
+        <w:rPr>
+          <w:b w:val="0"/>
+        </w:rPr>
         <w:t>Each step asks for a stronger kind of understanding.</w:t>
       </w:r>
     </w:p>
@@ -2839,43 +5662,263 @@
       </w:r>
     </w:p>
     <w:p>
-      <w:r>
-        <w:t>RECALL  Define claim.</w:t>
-      </w:r>
-    </w:p>
-    <w:p>
-      <w:r>
-        <w:t>EXPLAIN  Fluent AI output is not evidence; important claims need independent support.</w:t>
-      </w:r>
-    </w:p>
-    <w:p>
-      <w:r>
-        <w:t>TRACE  Show the input, process, and output.</w:t>
-      </w:r>
-    </w:p>
-    <w:p>
-      <w:r>
-        <w:t>DIAGNOSE  Repair: Professional wording is evidence of accuracy.</w:t>
-      </w:r>
-    </w:p>
-    <w:p>
-      <w:r>
+      <w:pPr>
+        <w:spacing w:line="336" w:lineRule="auto" w:after="180"/>
+        <w:shd w:fill="F4F9FC"/>
+      </w:pPr>
+      <w:r>
+        <w:rPr>
+          <w:b w:val="0"/>
+        </w:rPr>
+        <w:t xml:space="preserve">RECALL  Define </w:t>
+      </w:r>
+      <w:r>
+        <w:rPr>
+          <w:b/>
+        </w:rPr>
+        <w:t>claim</w:t>
+      </w:r>
+      <w:r>
+        <w:rPr>
+          <w:b w:val="0"/>
+        </w:rPr>
+        <w:t>.</w:t>
+      </w:r>
+    </w:p>
+    <w:p>
+      <w:pPr>
+        <w:spacing w:line="336" w:lineRule="auto" w:after="180"/>
+        <w:shd w:fill="F4F9FC"/>
+      </w:pPr>
+      <w:r>
+        <w:rPr>
+          <w:b w:val="0"/>
+        </w:rPr>
+        <w:t xml:space="preserve">EXPLAIN  Fluent AI </w:t>
+      </w:r>
+      <w:r>
+        <w:rPr>
+          <w:b/>
+        </w:rPr>
+        <w:t>output</w:t>
+      </w:r>
+      <w:r>
+        <w:rPr>
+          <w:b w:val="0"/>
+        </w:rPr>
+        <w:t xml:space="preserve"> is not </w:t>
+      </w:r>
+      <w:r>
+        <w:rPr>
+          <w:b/>
+        </w:rPr>
+        <w:t>evidence</w:t>
+      </w:r>
+      <w:r>
+        <w:rPr>
+          <w:b w:val="0"/>
+        </w:rPr>
+        <w:t xml:space="preserve">; important </w:t>
+      </w:r>
+      <w:r>
+        <w:rPr>
+          <w:b/>
+        </w:rPr>
+        <w:t>claim</w:t>
+      </w:r>
+      <w:r>
+        <w:rPr>
+          <w:b w:val="0"/>
+        </w:rPr>
+        <w:t xml:space="preserve">s need </w:t>
+      </w:r>
+      <w:r>
+        <w:rPr>
+          <w:b/>
+        </w:rPr>
+        <w:t>independent</w:t>
+      </w:r>
+      <w:r>
+        <w:rPr>
+          <w:b w:val="0"/>
+        </w:rPr>
+        <w:t xml:space="preserve"> support.</w:t>
+      </w:r>
+    </w:p>
+    <w:p>
+      <w:pPr>
+        <w:spacing w:line="336" w:lineRule="auto" w:after="180"/>
+        <w:shd w:fill="F4F9FC"/>
+      </w:pPr>
+      <w:r>
+        <w:rPr>
+          <w:b w:val="0"/>
+        </w:rPr>
+        <w:t xml:space="preserve">TRACE  Show the </w:t>
+      </w:r>
+      <w:r>
+        <w:rPr>
+          <w:b/>
+        </w:rPr>
+        <w:t>input</w:t>
+      </w:r>
+      <w:r>
+        <w:rPr>
+          <w:b w:val="0"/>
+        </w:rPr>
+        <w:t xml:space="preserve">, </w:t>
+      </w:r>
+      <w:r>
+        <w:rPr>
+          <w:b/>
+        </w:rPr>
+        <w:t>process</w:t>
+      </w:r>
+      <w:r>
+        <w:rPr>
+          <w:b w:val="0"/>
+        </w:rPr>
+        <w:t xml:space="preserve">, and </w:t>
+      </w:r>
+      <w:r>
+        <w:rPr>
+          <w:b/>
+        </w:rPr>
+        <w:t>output</w:t>
+      </w:r>
+      <w:r>
+        <w:rPr>
+          <w:b w:val="0"/>
+        </w:rPr>
+        <w:t>.</w:t>
+      </w:r>
+    </w:p>
+    <w:p>
+      <w:pPr>
+        <w:spacing w:line="336" w:lineRule="auto" w:after="180"/>
+        <w:shd w:fill="F4F9FC"/>
+      </w:pPr>
+      <w:r>
+        <w:rPr>
+          <w:b w:val="0"/>
+        </w:rPr>
+        <w:t xml:space="preserve">DIAGNOSE  Repair: Professional wording is </w:t>
+      </w:r>
+      <w:r>
+        <w:rPr>
+          <w:b/>
+        </w:rPr>
+        <w:t>evidence</w:t>
+      </w:r>
+      <w:r>
+        <w:rPr>
+          <w:b w:val="0"/>
+        </w:rPr>
+        <w:t xml:space="preserve"> of accuracy.</w:t>
+      </w:r>
+    </w:p>
+    <w:p>
+      <w:pPr>
+        <w:spacing w:line="336" w:lineRule="auto" w:after="180"/>
+        <w:shd w:fill="F4F9FC"/>
+      </w:pPr>
+      <w:r>
+        <w:rPr>
+          <w:b w:val="0"/>
+        </w:rPr>
         <w:t>TRANSFER  Apply the idea to a new home or classroom case.</w:t>
       </w:r>
     </w:p>
     <w:p>
-      <w:r>
+      <w:pPr>
+        <w:spacing w:line="336" w:lineRule="auto" w:after="180"/>
+        <w:shd w:fill="F4F9FC"/>
+      </w:pPr>
+      <w:r>
+        <w:rPr>
+          <w:b w:val="0"/>
+        </w:rPr>
         <w:t>CREATE  Design one revealing test.</w:t>
       </w:r>
     </w:p>
     <w:p>
-      <w:r>
-        <w:t>DEFEND  Give a claim, evidence, mechanism, limit, and safe action.</w:t>
-      </w:r>
-    </w:p>
-    <w:p>
-      <w:r>
-        <w:t>RETRY RULE  A coached answer becomes mastery only after you solve a different case independently.</w:t>
+      <w:pPr>
+        <w:spacing w:line="336" w:lineRule="auto" w:after="180"/>
+        <w:shd w:fill="F4F9FC"/>
+      </w:pPr>
+      <w:r>
+        <w:rPr>
+          <w:b w:val="0"/>
+        </w:rPr>
+        <w:t xml:space="preserve">DEFEND  Give a </w:t>
+      </w:r>
+      <w:r>
+        <w:rPr>
+          <w:b/>
+        </w:rPr>
+        <w:t>claim</w:t>
+      </w:r>
+      <w:r>
+        <w:rPr>
+          <w:b w:val="0"/>
+        </w:rPr>
+        <w:t xml:space="preserve">, </w:t>
+      </w:r>
+      <w:r>
+        <w:rPr>
+          <w:b/>
+        </w:rPr>
+        <w:t>evidence</w:t>
+      </w:r>
+      <w:r>
+        <w:rPr>
+          <w:b w:val="0"/>
+        </w:rPr>
+        <w:t xml:space="preserve">, </w:t>
+      </w:r>
+      <w:r>
+        <w:rPr>
+          <w:b/>
+        </w:rPr>
+        <w:t>mechanism</w:t>
+      </w:r>
+      <w:r>
+        <w:rPr>
+          <w:b w:val="0"/>
+        </w:rPr>
+        <w:t>, limit, and safe action.</w:t>
+      </w:r>
+    </w:p>
+    <w:p>
+      <w:pPr>
+        <w:pStyle w:val="Heading3"/>
+      </w:pPr>
+      <w:r>
+        <w:t>When to retry</w:t>
+      </w:r>
+    </w:p>
+    <w:p>
+      <w:pPr>
+        <w:spacing w:line="336" w:lineRule="auto" w:after="180"/>
+        <w:shd w:fill="F1F6F8"/>
+      </w:pPr>
+      <w:r>
+        <w:rPr>
+          <w:b w:val="0"/>
+        </w:rPr>
+        <w:t xml:space="preserve">RETRY RULE  A coached answer becomes mastery only after you solve a different case </w:t>
+      </w:r>
+      <w:r>
+        <w:rPr>
+          <w:b/>
+        </w:rPr>
+        <w:t>independent</w:t>
+      </w:r>
+      <w:r>
+        <w:rPr>
+          <w:b w:val="0"/>
+        </w:rPr>
+        <w:t>ly.</w:t>
       </w:r>
     </w:p>
     <w:p>
@@ -2888,6 +5931,17 @@
     </w:p>
     <w:p>
       <w:r>
+        <w:t>Apply this week’s idea to Helpful Classroom Sorter. Keep an annotated decision and the evidence supporting it.</w:t>
+      </w:r>
+    </w:p>
+    <w:p>
+      <w:pPr>
+        <w:spacing w:line="336" w:lineRule="auto" w:after="180"/>
+      </w:pPr>
+      <w:r>
+        <w:rPr>
+          <w:b/>
+        </w:rPr>
         <w:t>PROJECT</w:t>
       </w:r>
     </w:p>
@@ -2900,8 +5954,26 @@
       </w:r>
     </w:p>
     <w:p>
-      <w:r>
-        <w:t>Build one coherent system across the year, one evidence-based decision at a time.</w:t>
+      <w:pPr>
+        <w:spacing w:line="336" w:lineRule="auto" w:after="180"/>
+      </w:pPr>
+      <w:r>
+        <w:rPr>
+          <w:b w:val="0"/>
+        </w:rPr>
+        <w:t xml:space="preserve">Build one coherent system across the year, one </w:t>
+      </w:r>
+      <w:r>
+        <w:rPr>
+          <w:b/>
+        </w:rPr>
+        <w:t>evidence</w:t>
+      </w:r>
+      <w:r>
+        <w:rPr>
+          <w:b w:val="0"/>
+        </w:rPr>
+        <w:t>-based decision at a time.</w:t>
       </w:r>
     </w:p>
     <w:p>
@@ -2941,32 +6013,110 @@
       </w:r>
     </w:p>
     <w:p>
-      <w:r>
-        <w:t>THIS WEEK'S CHECKPOINT  Require human confirmation for important sorter outputs and attach the evidence record used to approve each rule or label.</w:t>
-      </w:r>
-    </w:p>
-    <w:p>
-      <w:r>
+      <w:pPr>
+        <w:spacing w:line="336" w:lineRule="auto" w:after="180"/>
+        <w:shd w:fill="EDF7F3"/>
+      </w:pPr>
+      <w:r>
+        <w:rPr>
+          <w:b w:val="0"/>
+        </w:rPr>
+        <w:t xml:space="preserve">THIS WEEK'S CHECKPOINT  Require human confirmation for important sorter </w:t>
+      </w:r>
+      <w:r>
+        <w:rPr>
+          <w:b/>
+        </w:rPr>
+        <w:t>output</w:t>
+      </w:r>
+      <w:r>
+        <w:rPr>
+          <w:b w:val="0"/>
+        </w:rPr>
+        <w:t xml:space="preserve">s and attach the </w:t>
+      </w:r>
+      <w:r>
+        <w:rPr>
+          <w:b/>
+        </w:rPr>
+        <w:t>evidence</w:t>
+      </w:r>
+      <w:r>
+        <w:rPr>
+          <w:b w:val="0"/>
+        </w:rPr>
+        <w:t xml:space="preserve"> record used to approve each rule or label.</w:t>
+      </w:r>
+    </w:p>
+    <w:p>
+      <w:pPr>
+        <w:spacing w:line="336" w:lineRule="auto" w:after="180"/>
+        <w:shd w:fill="F5F1FB"/>
+      </w:pPr>
+      <w:r>
+        <w:rPr>
+          <w:b w:val="0"/>
+        </w:rPr>
         <w:t>What real classroom need does this serve?</w:t>
       </w:r>
     </w:p>
     <w:p>
-      <w:r>
+      <w:pPr>
+        <w:spacing w:line="336" w:lineRule="auto" w:after="180"/>
+        <w:shd w:fill="F5F1FB"/>
+      </w:pPr>
+      <w:r>
+        <w:rPr>
+          <w:b w:val="0"/>
+        </w:rPr>
         <w:t>What information is necessary—and what should stay private?</w:t>
       </w:r>
     </w:p>
     <w:p>
-      <w:r>
-        <w:t>What happens inside the process?</w:t>
-      </w:r>
-    </w:p>
-    <w:p>
-      <w:r>
+      <w:pPr>
+        <w:spacing w:line="336" w:lineRule="auto" w:after="180"/>
+        <w:shd w:fill="F5F1FB"/>
+      </w:pPr>
+      <w:r>
+        <w:rPr>
+          <w:b w:val="0"/>
+        </w:rPr>
+        <w:t xml:space="preserve">What happens inside the </w:t>
+      </w:r>
+      <w:r>
+        <w:rPr>
+          <w:b/>
+        </w:rPr>
+        <w:t>process</w:t>
+      </w:r>
+      <w:r>
+        <w:rPr>
+          <w:b w:val="0"/>
+        </w:rPr>
+        <w:t>?</w:t>
+      </w:r>
+    </w:p>
+    <w:p>
+      <w:pPr>
+        <w:spacing w:line="336" w:lineRule="auto" w:after="180"/>
+        <w:shd w:fill="F5F1FB"/>
+      </w:pPr>
+      <w:r>
+        <w:rPr>
+          <w:b w:val="0"/>
+        </w:rPr>
         <w:t>What normal and edge cases will you test?</w:t>
       </w:r>
     </w:p>
     <w:p>
-      <w:r>
+      <w:pPr>
+        <w:spacing w:line="336" w:lineRule="auto" w:after="180"/>
+        <w:shd w:fill="F5F1FB"/>
+      </w:pPr>
+      <w:r>
+        <w:rPr>
+          <w:b w:val="0"/>
+        </w:rPr>
         <w:t>When should it say not sure or ask a person?</w:t>
       </w:r>
     </w:p>
@@ -3007,12 +6157,57 @@
       </w:r>
     </w:p>
     <w:p>
-      <w:r>
-        <w:t>RESPONSIBLE DESIGN  Two search results are not two independent sources when both copy the same page.</w:t>
-      </w:r>
-    </w:p>
-    <w:p>
-      <w:r>
+      <w:pPr>
+        <w:pStyle w:val="Heading3"/>
+      </w:pPr>
+      <w:r>
+        <w:t>Responsible design</w:t>
+      </w:r>
+    </w:p>
+    <w:p>
+      <w:pPr>
+        <w:spacing w:line="336" w:lineRule="auto" w:after="180"/>
+        <w:shd w:fill="FFF5E6"/>
+      </w:pPr>
+      <w:r>
+        <w:rPr>
+          <w:b w:val="0"/>
+        </w:rPr>
+        <w:t xml:space="preserve">RESPONSIBLE DESIGN  Two search results are not two </w:t>
+      </w:r>
+      <w:r>
+        <w:rPr>
+          <w:b/>
+        </w:rPr>
+        <w:t>independent</w:t>
+      </w:r>
+      <w:r>
+        <w:rPr>
+          <w:b w:val="0"/>
+        </w:rPr>
+        <w:t xml:space="preserve"> </w:t>
+      </w:r>
+      <w:r>
+        <w:rPr>
+          <w:b/>
+        </w:rPr>
+        <w:t>source</w:t>
+      </w:r>
+      <w:r>
+        <w:rPr>
+          <w:b w:val="0"/>
+        </w:rPr>
+        <w:t>s when both copy the same page.</w:t>
+      </w:r>
+    </w:p>
+    <w:p>
+      <w:pPr>
+        <w:spacing w:line="336" w:lineRule="auto" w:after="180"/>
+      </w:pPr>
+      <w:r>
+        <w:rPr>
+          <w:b w:val="0"/>
+        </w:rPr>
         <w:t>My project decision:</w:t>
       </w:r>
     </w:p>
@@ -3025,8 +6220,50 @@
       </w:r>
     </w:p>
     <w:p>
-      <w:r>
-        <w:t>Check sorter calculations with explicit units and verify explanation claims against their actual catalogue evidence.</w:t>
+      <w:pPr>
+        <w:spacing w:line="336" w:lineRule="auto" w:after="180"/>
+      </w:pPr>
+      <w:r>
+        <w:rPr>
+          <w:b w:val="0"/>
+        </w:rPr>
+        <w:t xml:space="preserve">Check sorter calculations with explicit </w:t>
+      </w:r>
+      <w:r>
+        <w:rPr>
+          <w:b/>
+        </w:rPr>
+        <w:t>unit</w:t>
+      </w:r>
+      <w:r>
+        <w:rPr>
+          <w:b w:val="0"/>
+        </w:rPr>
+        <w:t xml:space="preserve">s and verify explanation </w:t>
+      </w:r>
+      <w:r>
+        <w:rPr>
+          <w:b/>
+        </w:rPr>
+        <w:t>claim</w:t>
+      </w:r>
+      <w:r>
+        <w:rPr>
+          <w:b w:val="0"/>
+        </w:rPr>
+        <w:t xml:space="preserve">s against their actual catalogue </w:t>
+      </w:r>
+      <w:r>
+        <w:rPr>
+          <w:b/>
+        </w:rPr>
+        <w:t>evidence</w:t>
+      </w:r>
+      <w:r>
+        <w:rPr>
+          <w:b w:val="0"/>
+        </w:rPr>
+        <w:t>.</w:t>
       </w:r>
     </w:p>
     <w:p>
@@ -3039,6 +6276,17 @@
     </w:p>
     <w:p>
       <w:r>
+        <w:t>Use a genuinely new case for independent evidence. Previously discussed examples remain practice; use the separately named independent case before feedback.</w:t>
+      </w:r>
+    </w:p>
+    <w:p>
+      <w:pPr>
+        <w:spacing w:line="336" w:lineRule="auto" w:after="180"/>
+      </w:pPr>
+      <w:r>
+        <w:rPr>
+          <w:b/>
+        </w:rPr>
         <w:t>MASTERY</w:t>
       </w:r>
     </w:p>
@@ -3051,7 +6299,13 @@
       </w:r>
     </w:p>
     <w:p>
-      <w:r>
+      <w:pPr>
+        <w:spacing w:line="336" w:lineRule="auto" w:after="180"/>
+      </w:pPr>
+      <w:r>
+        <w:rPr>
+          <w:b w:val="0"/>
+        </w:rPr>
         <w:t>Complete this after teaching and guided practice have ended.</w:t>
       </w:r>
     </w:p>
@@ -3092,53 +6346,350 @@
       </w:r>
     </w:p>
     <w:p>
-      <w:r>
-        <w:t>REQUIRED PROOF  Extract a generated animal claim, verify it with two independent sources, and record support, correction, or uncertainty.</w:t>
-      </w:r>
-    </w:p>
-    <w:p>
-      <w:r>
+      <w:pPr>
+        <w:pStyle w:val="Heading3"/>
+      </w:pPr>
+      <w:r>
+        <w:t>What success looks like</w:t>
+      </w:r>
+    </w:p>
+    <w:p>
+      <w:pPr>
+        <w:spacing w:line="336" w:lineRule="auto" w:after="180"/>
+        <w:shd w:fill="EDF7F3"/>
+      </w:pPr>
+      <w:r>
+        <w:rPr>
+          <w:b w:val="0"/>
+        </w:rPr>
+        <w:t xml:space="preserve">REQUIRED PROOF  Extract a generated animal </w:t>
+      </w:r>
+      <w:r>
+        <w:rPr>
+          <w:b/>
+        </w:rPr>
+        <w:t>claim</w:t>
+      </w:r>
+      <w:r>
+        <w:rPr>
+          <w:b w:val="0"/>
+        </w:rPr>
+        <w:t xml:space="preserve">, verify it with two </w:t>
+      </w:r>
+      <w:r>
+        <w:rPr>
+          <w:b/>
+        </w:rPr>
+        <w:t>independent</w:t>
+      </w:r>
+      <w:r>
+        <w:rPr>
+          <w:b w:val="0"/>
+        </w:rPr>
+        <w:t xml:space="preserve"> </w:t>
+      </w:r>
+      <w:r>
+        <w:rPr>
+          <w:b/>
+        </w:rPr>
+        <w:t>source</w:t>
+      </w:r>
+      <w:r>
+        <w:rPr>
+          <w:b w:val="0"/>
+        </w:rPr>
+        <w:t>s, and record support, correction, or uncertainty.</w:t>
+      </w:r>
+    </w:p>
+    <w:p>
+      <w:pPr>
+        <w:spacing w:line="336" w:lineRule="auto" w:after="180"/>
+      </w:pPr>
+      <w:r>
+        <w:rPr>
+          <w:b w:val="0"/>
+        </w:rPr>
         <w:t>□ Name or draw the fresh case.</w:t>
       </w:r>
     </w:p>
     <w:p>
-      <w:r>
-        <w:t>□ Trace input, process, and output.</w:t>
-      </w:r>
-    </w:p>
-    <w:p>
-      <w:r>
-        <w:t>□ State the conclusion and strongest evidence.</w:t>
-      </w:r>
-    </w:p>
-    <w:p>
-      <w:r>
+      <w:pPr>
+        <w:spacing w:line="336" w:lineRule="auto" w:after="180"/>
+      </w:pPr>
+      <w:r>
+        <w:rPr>
+          <w:b w:val="0"/>
+        </w:rPr>
+        <w:t xml:space="preserve">□ Trace </w:t>
+      </w:r>
+      <w:r>
+        <w:rPr>
+          <w:b/>
+        </w:rPr>
+        <w:t>input</w:t>
+      </w:r>
+      <w:r>
+        <w:rPr>
+          <w:b w:val="0"/>
+        </w:rPr>
+        <w:t xml:space="preserve">, </w:t>
+      </w:r>
+      <w:r>
+        <w:rPr>
+          <w:b/>
+        </w:rPr>
+        <w:t>process</w:t>
+      </w:r>
+      <w:r>
+        <w:rPr>
+          <w:b w:val="0"/>
+        </w:rPr>
+        <w:t xml:space="preserve">, and </w:t>
+      </w:r>
+      <w:r>
+        <w:rPr>
+          <w:b/>
+        </w:rPr>
+        <w:t>output</w:t>
+      </w:r>
+      <w:r>
+        <w:rPr>
+          <w:b w:val="0"/>
+        </w:rPr>
+        <w:t>.</w:t>
+      </w:r>
+    </w:p>
+    <w:p>
+      <w:pPr>
+        <w:spacing w:line="336" w:lineRule="auto" w:after="180"/>
+      </w:pPr>
+      <w:r>
+        <w:rPr>
+          <w:b w:val="0"/>
+        </w:rPr>
+        <w:t xml:space="preserve">□ State the conclusion and strongest </w:t>
+      </w:r>
+      <w:r>
+        <w:rPr>
+          <w:b/>
+        </w:rPr>
+        <w:t>evidence</w:t>
+      </w:r>
+      <w:r>
+        <w:rPr>
+          <w:b w:val="0"/>
+        </w:rPr>
+        <w:t>.</w:t>
+      </w:r>
+    </w:p>
+    <w:p>
+      <w:pPr>
+        <w:spacing w:line="336" w:lineRule="auto" w:after="180"/>
+      </w:pPr>
+      <w:r>
+        <w:rPr>
+          <w:b w:val="0"/>
+        </w:rPr>
         <w:t>□ Name one limit, failure, missing clue, or fairness/privacy concern.</w:t>
       </w:r>
     </w:p>
     <w:p>
-      <w:r>
+      <w:pPr>
+        <w:spacing w:line="336" w:lineRule="auto" w:after="180"/>
+      </w:pPr>
+      <w:r>
+        <w:rPr>
+          <w:b w:val="0"/>
+        </w:rPr>
         <w:t>□ Explain one safe next action or improvement.</w:t>
       </w:r>
     </w:p>
     <w:p>
-      <w:r>
-        <w:t>Independent evidence:</w:t>
-      </w:r>
-    </w:p>
-    <w:p>
-      <w:r>
-        <w:t>SELF-CHECK  Check the exact claim, not the whole paragraph. Use sources with direct relevant evidence, note publication context, and explain whether they independently agree. If evidence is weak or conflicting, revise or remove the claim.</w:t>
-      </w:r>
-    </w:p>
-    <w:p>
-      <w:r>
-        <w:t>My level:  □ Not yet  □ With one hint  □ Independently  □ I can teach it</w:t>
-      </w:r>
-    </w:p>
-    <w:p>
-      <w:r>
-        <w:t>NEXT BRIDGE  Carry today's evidence habit into: Humans Set Boundaries.</w:t>
+      <w:pPr>
+        <w:spacing w:line="336" w:lineRule="auto" w:after="180"/>
+      </w:pPr>
+      <w:r>
+        <w:rPr>
+          <w:b/>
+        </w:rPr>
+        <w:t>Independent</w:t>
+      </w:r>
+      <w:r>
+        <w:rPr>
+          <w:b w:val="0"/>
+        </w:rPr>
+        <w:t xml:space="preserve"> </w:t>
+      </w:r>
+      <w:r>
+        <w:rPr>
+          <w:b/>
+        </w:rPr>
+        <w:t>evidence</w:t>
+      </w:r>
+      <w:r>
+        <w:rPr>
+          <w:b w:val="0"/>
+        </w:rPr>
+        <w:t>:</w:t>
+      </w:r>
+    </w:p>
+    <w:p>
+      <w:pPr>
+        <w:pStyle w:val="Heading3"/>
+      </w:pPr>
+      <w:r>
+        <w:t>Check your explanation</w:t>
+      </w:r>
+    </w:p>
+    <w:p>
+      <w:pPr>
+        <w:spacing w:line="336" w:lineRule="auto" w:after="180"/>
+        <w:shd w:fill="F5F1FB"/>
+      </w:pPr>
+      <w:r>
+        <w:rPr>
+          <w:b w:val="0"/>
+        </w:rPr>
+        <w:t xml:space="preserve">SELF-CHECK  Check the exact </w:t>
+      </w:r>
+      <w:r>
+        <w:rPr>
+          <w:b/>
+        </w:rPr>
+        <w:t>claim</w:t>
+      </w:r>
+      <w:r>
+        <w:rPr>
+          <w:b w:val="0"/>
+        </w:rPr>
+        <w:t xml:space="preserve">, not the whole paragraph. Use </w:t>
+      </w:r>
+      <w:r>
+        <w:rPr>
+          <w:b/>
+        </w:rPr>
+        <w:t>source</w:t>
+      </w:r>
+      <w:r>
+        <w:rPr>
+          <w:b w:val="0"/>
+        </w:rPr>
+        <w:t xml:space="preserve">s with direct relevant </w:t>
+      </w:r>
+      <w:r>
+        <w:rPr>
+          <w:b/>
+        </w:rPr>
+        <w:t>evidence</w:t>
+      </w:r>
+      <w:r>
+        <w:rPr>
+          <w:b w:val="0"/>
+        </w:rPr>
+        <w:t xml:space="preserve">, note publication context, and explain whether they </w:t>
+      </w:r>
+      <w:r>
+        <w:rPr>
+          <w:b/>
+        </w:rPr>
+        <w:t>independent</w:t>
+      </w:r>
+      <w:r>
+        <w:rPr>
+          <w:b w:val="0"/>
+        </w:rPr>
+        <w:t>ly agree.</w:t>
+      </w:r>
+    </w:p>
+    <w:p>
+      <w:pPr>
+        <w:spacing w:line="336" w:lineRule="auto" w:after="180"/>
+        <w:shd w:fill="F5F1FB"/>
+      </w:pPr>
+      <w:r>
+        <w:rPr>
+          <w:b w:val="0"/>
+        </w:rPr>
+        <w:t xml:space="preserve">If </w:t>
+      </w:r>
+      <w:r>
+        <w:rPr>
+          <w:b/>
+        </w:rPr>
+        <w:t>evidence</w:t>
+      </w:r>
+      <w:r>
+        <w:rPr>
+          <w:b w:val="0"/>
+        </w:rPr>
+        <w:t xml:space="preserve"> is weak or conflicting, revise or remove the </w:t>
+      </w:r>
+      <w:r>
+        <w:rPr>
+          <w:b/>
+        </w:rPr>
+        <w:t>claim</w:t>
+      </w:r>
+      <w:r>
+        <w:rPr>
+          <w:b w:val="0"/>
+        </w:rPr>
+        <w:t>.</w:t>
+      </w:r>
+    </w:p>
+    <w:p>
+      <w:pPr>
+        <w:spacing w:line="336" w:lineRule="auto" w:after="180"/>
+      </w:pPr>
+      <w:r>
+        <w:rPr>
+          <w:b w:val="0"/>
+        </w:rPr>
+        <w:t xml:space="preserve">My level:  □ Not yet  □ With one hint  □ </w:t>
+      </w:r>
+      <w:r>
+        <w:rPr>
+          <w:b/>
+        </w:rPr>
+        <w:t>Independent</w:t>
+      </w:r>
+      <w:r>
+        <w:rPr>
+          <w:b w:val="0"/>
+        </w:rPr>
+        <w:t>ly  □ I can teach it</w:t>
+      </w:r>
+    </w:p>
+    <w:p>
+      <w:pPr>
+        <w:pStyle w:val="Heading3"/>
+      </w:pPr>
+      <w:r>
+        <w:t>Connect to the next lesson</w:t>
+      </w:r>
+    </w:p>
+    <w:p>
+      <w:pPr>
+        <w:spacing w:line="336" w:lineRule="auto" w:after="180"/>
+        <w:shd w:fill="F1F6F8"/>
+      </w:pPr>
+      <w:r>
+        <w:rPr>
+          <w:b w:val="0"/>
+        </w:rPr>
+        <w:t xml:space="preserve">NEXT BRIDGE  Carry today's </w:t>
+      </w:r>
+      <w:r>
+        <w:rPr>
+          <w:b/>
+        </w:rPr>
+        <w:t>evidence</w:t>
+      </w:r>
+      <w:r>
+        <w:rPr>
+          <w:b w:val="0"/>
+        </w:rPr>
+        <w:t xml:space="preserve"> habit into: Humans Set Boundaries.</w:t>
       </w:r>
     </w:p>
     <w:p>
@@ -3150,6 +6701,11 @@
       </w:r>
     </w:p>
     <w:p>
+      <w:r>
+        <w:t>Revisit the complete Verify Important Outputs case for supported practice. Repeated examples do not become fresh assessments.</w:t>
+      </w:r>
+    </w:p>
+    <w:p>
       <w:pPr>
         <w:pStyle w:val="Heading3"/>
       </w:pPr>
@@ -3158,8 +6714,26 @@
       </w:r>
     </w:p>
     <w:p>
-      <w:r>
-        <w:t>Use the supplied details to practise the weekly concept before attempting the independent question. This case extends the illustrated lesson.</w:t>
+      <w:pPr>
+        <w:spacing w:line="336" w:lineRule="auto" w:after="180"/>
+      </w:pPr>
+      <w:r>
+        <w:rPr>
+          <w:b w:val="0"/>
+        </w:rPr>
+        <w:t xml:space="preserve">Use the supplied details to practise the weekly concept before attempting the </w:t>
+      </w:r>
+      <w:r>
+        <w:rPr>
+          <w:b/>
+        </w:rPr>
+        <w:t>independent</w:t>
+      </w:r>
+      <w:r>
+        <w:rPr>
+          <w:b w:val="0"/>
+        </w:rPr>
+        <w:t xml:space="preserve"> question. This case extends the illustrated lesson.</w:t>
       </w:r>
     </w:p>
     <w:p>
@@ -3171,7 +6745,13 @@
       </w:r>
     </w:p>
     <w:p>
-      <w:r>
+      <w:pPr>
+        <w:spacing w:line="336" w:lineRule="auto" w:after="180"/>
+      </w:pPr>
+      <w:r>
+        <w:rPr>
+          <w:b w:val="0"/>
+        </w:rPr>
         <w:t>An answer says six groups of four make 28.</w:t>
       </w:r>
     </w:p>
@@ -3184,8 +6764,26 @@
       </w:r>
     </w:p>
     <w:p>
-      <w:r>
-        <w:t>Verify independently.</w:t>
+      <w:pPr>
+        <w:spacing w:line="336" w:lineRule="auto" w:after="180"/>
+      </w:pPr>
+      <w:r>
+        <w:rPr>
+          <w:b w:val="0"/>
+        </w:rPr>
+        <w:t xml:space="preserve">Verify </w:t>
+      </w:r>
+      <w:r>
+        <w:rPr>
+          <w:b/>
+        </w:rPr>
+        <w:t>independent</w:t>
+      </w:r>
+      <w:r>
+        <w:rPr>
+          <w:b w:val="0"/>
+        </w:rPr>
+        <w:t>ly.</w:t>
       </w:r>
     </w:p>
     <w:p>
@@ -3197,7 +6795,13 @@
       </w:r>
     </w:p>
     <w:p>
-      <w:r>
+      <w:pPr>
+        <w:spacing w:line="336" w:lineRule="auto" w:after="180"/>
+      </w:pPr>
+      <w:r>
+        <w:rPr>
+          <w:b w:val="0"/>
+        </w:rPr>
         <w:t>Six times four is 24. Draw six groups or add four six times. Confident wording does not change arithmetic.</w:t>
       </w:r>
     </w:p>
@@ -3210,7 +6814,14 @@
       </w:r>
     </w:p>
     <w:p>
-      <w:r>
+      <w:pPr>
+        <w:spacing w:line="336" w:lineRule="auto" w:after="180"/>
+        <w:shd w:fill="F5F1FB"/>
+      </w:pPr>
+      <w:r>
+        <w:rPr>
+          <w:b w:val="0"/>
+        </w:rPr>
         <w:t>Which detail supports the answer, and why does it matter?</w:t>
       </w:r>
     </w:p>
@@ -3432,17 +7043,47 @@
       </w:tr>
     </w:tbl>
     <w:p>
-      <w:r>
+      <w:pPr>
+        <w:spacing w:line="336" w:lineRule="auto" w:after="180"/>
+      </w:pPr>
+      <w:r>
+        <w:rPr>
+          <w:b w:val="0"/>
+        </w:rPr>
         <w:t>An answer says six groups of four make 28.</w:t>
       </w:r>
     </w:p>
     <w:p>
-      <w:r>
-        <w:t>Verify independently.</w:t>
-      </w:r>
-    </w:p>
-    <w:p>
-      <w:r>
+      <w:pPr>
+        <w:spacing w:line="336" w:lineRule="auto" w:after="180"/>
+      </w:pPr>
+      <w:r>
+        <w:rPr>
+          <w:b w:val="0"/>
+        </w:rPr>
+        <w:t xml:space="preserve">Verify </w:t>
+      </w:r>
+      <w:r>
+        <w:rPr>
+          <w:b/>
+        </w:rPr>
+        <w:t>independent</w:t>
+      </w:r>
+      <w:r>
+        <w:rPr>
+          <w:b w:val="0"/>
+        </w:rPr>
+        <w:t>ly.</w:t>
+      </w:r>
+    </w:p>
+    <w:p>
+      <w:pPr>
+        <w:spacing w:line="336" w:lineRule="auto" w:after="180"/>
+      </w:pPr>
+      <w:r>
+        <w:rPr>
+          <w:b w:val="0"/>
+        </w:rPr>
         <w:t>Six times four is 24. Draw six groups or add four six times. Confident wording does not change arithmetic.</w:t>
       </w:r>
     </w:p>
@@ -3455,6 +7096,11 @@
       </w:r>
     </w:p>
     <w:p>
+      <w:r>
+        <w:t>Attempt the reserved new case before feedback. Record support; the earlier examples below remain additional practice.</w:t>
+      </w:r>
+    </w:p>
+    <w:p>
       <w:pPr>
         <w:pStyle w:val="Heading3"/>
       </w:pPr>
@@ -3463,8 +7109,49 @@
       </w:r>
     </w:p>
     <w:p>
-      <w:r>
-        <w:t>Fictional craft card M states five sealed bags of modelling material at exactly 250 g per bag. Three models each use 300 g, with no other loss. A draft says “M supplies 1250 g; the models use 900 g; 350 kg remains; every model will win a prize.” Check all four claims, show the remaining mass in grams, and explain the status of the prize claim. Use 1 kg = 1000 g.</w:t>
+      <w:pPr>
+        <w:spacing w:line="336" w:lineRule="auto" w:after="180"/>
+      </w:pPr>
+      <w:r>
+        <w:rPr>
+          <w:b w:val="0"/>
+        </w:rPr>
+        <w:t>Fictional craft card M states five sealed bags of modelling material at exactly 250 g per bag. Three models each use 300 g, with no other loss.</w:t>
+      </w:r>
+    </w:p>
+    <w:p>
+      <w:pPr>
+        <w:spacing w:line="336" w:lineRule="auto" w:after="180"/>
+      </w:pPr>
+      <w:r>
+        <w:rPr>
+          <w:b w:val="0"/>
+        </w:rPr>
+        <w:t xml:space="preserve">A draft says “M supplies 1250 g; the models use 900 g; 350 kg remains; every model will win a prize.” Check all four </w:t>
+      </w:r>
+      <w:r>
+        <w:rPr>
+          <w:b/>
+        </w:rPr>
+        <w:t>claim</w:t>
+      </w:r>
+      <w:r>
+        <w:rPr>
+          <w:b w:val="0"/>
+        </w:rPr>
+        <w:t xml:space="preserve">s, show the remaining mass in grams, and explain the status of the prize </w:t>
+      </w:r>
+      <w:r>
+        <w:rPr>
+          <w:b/>
+        </w:rPr>
+        <w:t>claim</w:t>
+      </w:r>
+      <w:r>
+        <w:rPr>
+          <w:b w:val="0"/>
+        </w:rPr>
+        <w:t>. Use 1 kg = 1000 g.</w:t>
       </w:r>
     </w:p>
     <w:p>
@@ -3511,7 +7198,13 @@
       </w:r>
     </w:p>
     <w:p>
-      <w:r>
+      <w:pPr>
+        <w:spacing w:line="336" w:lineRule="auto" w:after="180"/>
+      </w:pPr>
+      <w:r>
+        <w:rPr>
+          <w:b w:val="0"/>
+        </w:rPr>
         <w:t>Attempt this case before feedback. Record any help. Earlier examples below are further practice; a case already practised with feedback cannot establish fresh transfer.</w:t>
       </w:r>
     </w:p>
@@ -3524,18 +7217,54 @@
       </w:r>
     </w:p>
     <w:p>
-      <w:r>
+      <w:pPr>
+        <w:spacing w:line="336" w:lineRule="auto" w:after="180"/>
+      </w:pPr>
+      <w:r>
+        <w:rPr>
+          <w:b w:val="0"/>
+        </w:rPr>
         <w:t>Close the worked explanation. Apply the idea to this different question without copying.</w:t>
       </w:r>
     </w:p>
     <w:p>
-      <w:r>
-        <w:t>An assistant says the school library opens at 8, but today's official notice says 9. Which source should guide today's visit? Explain the check.</w:t>
-      </w:r>
-    </w:p>
-    <w:p>
-      <w:r>
-        <w:t>My answer, with a trace, calculation or supporting evidence</w:t>
+      <w:pPr>
+        <w:spacing w:line="336" w:lineRule="auto" w:after="180"/>
+      </w:pPr>
+      <w:r>
+        <w:rPr>
+          <w:b w:val="0"/>
+        </w:rPr>
+        <w:t xml:space="preserve">An assistant says the school library opens at 8, but today's official notice says 9. Which </w:t>
+      </w:r>
+      <w:r>
+        <w:rPr>
+          <w:b/>
+        </w:rPr>
+        <w:t>source</w:t>
+      </w:r>
+      <w:r>
+        <w:rPr>
+          <w:b w:val="0"/>
+        </w:rPr>
+        <w:t xml:space="preserve"> should guide today's visit? Explain the check.</w:t>
+      </w:r>
+    </w:p>
+    <w:p>
+      <w:pPr>
+        <w:spacing w:line="336" w:lineRule="auto" w:after="180"/>
+      </w:pPr>
+      <w:r>
+        <w:rPr>
+          <w:b w:val="0"/>
+        </w:rPr>
+        <w:t xml:space="preserve">My answer, with a trace, calculation or supporting </w:t>
+      </w:r>
+      <w:r>
+        <w:rPr>
+          <w:b/>
+        </w:rPr>
+        <w:t>evidence</w:t>
       </w:r>
     </w:p>
     <w:p>
@@ -3580,13 +7309,37 @@
       </w:r>
     </w:p>
     <w:p>
-      <w:r>
+      <w:pPr>
+        <w:spacing w:line="336" w:lineRule="auto" w:after="180"/>
+      </w:pPr>
+      <w:r>
+        <w:rPr>
+          <w:b w:val="0"/>
+        </w:rPr>
         <w:t>Change one relevant detail. Predict the result before testing. Include a boundary or missing-information case when it helps reveal a limit.</w:t>
       </w:r>
     </w:p>
     <w:p>
-      <w:r>
-        <w:t>My changed input and expected result</w:t>
+      <w:pPr>
+        <w:spacing w:line="336" w:lineRule="auto" w:after="180"/>
+      </w:pPr>
+      <w:r>
+        <w:rPr>
+          <w:b w:val="0"/>
+        </w:rPr>
+        <w:t xml:space="preserve">My changed </w:t>
+      </w:r>
+      <w:r>
+        <w:rPr>
+          <w:b/>
+        </w:rPr>
+        <w:t>input</w:t>
+      </w:r>
+      <w:r>
+        <w:rPr>
+          <w:b w:val="0"/>
+        </w:rPr>
+        <w:t xml:space="preserve"> and expected result</w:t>
       </w:r>
     </w:p>
     <w:p>
@@ -3631,13 +7384,61 @@
       </w:r>
     </w:p>
     <w:p>
-      <w:r>
-        <w:t>Require human confirmation for important sorter outputs and attach the evidence record used to approve each rule or label.</w:t>
-      </w:r>
-    </w:p>
-    <w:p>
-      <w:r>
-        <w:t>The evidence I will keep</w:t>
+      <w:pPr>
+        <w:spacing w:line="336" w:lineRule="auto" w:after="180"/>
+      </w:pPr>
+      <w:r>
+        <w:rPr>
+          <w:b w:val="0"/>
+        </w:rPr>
+        <w:t xml:space="preserve">Require human confirmation for important sorter </w:t>
+      </w:r>
+      <w:r>
+        <w:rPr>
+          <w:b/>
+        </w:rPr>
+        <w:t>output</w:t>
+      </w:r>
+      <w:r>
+        <w:rPr>
+          <w:b w:val="0"/>
+        </w:rPr>
+        <w:t xml:space="preserve">s and attach the </w:t>
+      </w:r>
+      <w:r>
+        <w:rPr>
+          <w:b/>
+        </w:rPr>
+        <w:t>evidence</w:t>
+      </w:r>
+      <w:r>
+        <w:rPr>
+          <w:b w:val="0"/>
+        </w:rPr>
+        <w:t xml:space="preserve"> record used to approve each rule or label.</w:t>
+      </w:r>
+    </w:p>
+    <w:p>
+      <w:pPr>
+        <w:spacing w:line="336" w:lineRule="auto" w:after="180"/>
+      </w:pPr>
+      <w:r>
+        <w:rPr>
+          <w:b w:val="0"/>
+        </w:rPr>
+        <w:t xml:space="preserve">The </w:t>
+      </w:r>
+      <w:r>
+        <w:rPr>
+          <w:b/>
+        </w:rPr>
+        <w:t>evidence</w:t>
+      </w:r>
+      <w:r>
+        <w:rPr>
+          <w:b w:val="0"/>
+        </w:rPr>
+        <w:t xml:space="preserve"> I will keep</w:t>
       </w:r>
     </w:p>
     <w:p>
@@ -3674,8 +7475,38 @@
       </w:r>
     </w:p>
     <w:p>
-      <w:r>
-        <w:t>Your teacher has the independent answer and scoring criteria. Complete the matching workbook week to keep your practice evidence together.</w:t>
+      <w:pPr>
+        <w:spacing w:line="336" w:lineRule="auto" w:after="180"/>
+      </w:pPr>
+      <w:r>
+        <w:rPr>
+          <w:b w:val="0"/>
+        </w:rPr>
+        <w:t xml:space="preserve">Your teacher has the </w:t>
+      </w:r>
+      <w:r>
+        <w:rPr>
+          <w:b/>
+        </w:rPr>
+        <w:t>independent</w:t>
+      </w:r>
+      <w:r>
+        <w:rPr>
+          <w:b w:val="0"/>
+        </w:rPr>
+        <w:t xml:space="preserve"> answer and scoring criteria. Complete the matching workbook week to keep your practice </w:t>
+      </w:r>
+      <w:r>
+        <w:rPr>
+          <w:b/>
+        </w:rPr>
+        <w:t>evidence</w:t>
+      </w:r>
+      <w:r>
+        <w:rPr>
+          <w:b w:val="0"/>
+        </w:rPr>
+        <w:t xml:space="preserve"> together.</w:t>
       </w:r>
     </w:p>
     <w:p>
@@ -3687,8 +7518,38 @@
       </w:r>
     </w:p>
     <w:p>
-      <w:r>
-        <w:t>A generated report says 18 of 24 tests passed, so success was 80%. Verify the claim in two ways and write a corrected sentence.</w:t>
+      <w:pPr>
+        <w:spacing w:line="336" w:lineRule="auto" w:after="180"/>
+      </w:pPr>
+      <w:r>
+        <w:rPr>
+          <w:b w:val="0"/>
+        </w:rPr>
+        <w:t xml:space="preserve">A generated report says 18 of 24 tests passed, so success was </w:t>
+      </w:r>
+      <w:r>
+        <w:rPr>
+          <w:b/>
+        </w:rPr>
+        <w:t>80%</w:t>
+      </w:r>
+      <w:r>
+        <w:rPr>
+          <w:b w:val="0"/>
+        </w:rPr>
+        <w:t xml:space="preserve">. Verify the </w:t>
+      </w:r>
+      <w:r>
+        <w:rPr>
+          <w:b/>
+        </w:rPr>
+        <w:t>claim</w:t>
+      </w:r>
+      <w:r>
+        <w:rPr>
+          <w:b w:val="0"/>
+        </w:rPr>
+        <w:t xml:space="preserve"> in two ways and write a corrected sentence.</w:t>
       </w:r>
     </w:p>
     <w:p>
@@ -3743,8 +7604,37 @@
       </w:r>
     </w:p>
     <w:p>
-      <w:r>
-        <w:t>Attempt the independent case before hints. Record whether you worked alone, used a hint or followed a model. After feedback, fix the first unsupported step and explain why it changed. A later check uses a changed case, not a copied answer.</w:t>
+      <w:pPr>
+        <w:spacing w:line="336" w:lineRule="auto" w:after="180"/>
+      </w:pPr>
+      <w:r>
+        <w:rPr>
+          <w:b w:val="0"/>
+        </w:rPr>
+        <w:t xml:space="preserve">Attempt the </w:t>
+      </w:r>
+      <w:r>
+        <w:rPr>
+          <w:b/>
+        </w:rPr>
+        <w:t>independent</w:t>
+      </w:r>
+      <w:r>
+        <w:rPr>
+          <w:b w:val="0"/>
+        </w:rPr>
+        <w:t xml:space="preserve"> case before hints. Record whether you worked alone, used a hint or followed a model. After feedback, fix the first unsupported step and explain why it changed.</w:t>
+      </w:r>
+    </w:p>
+    <w:p>
+      <w:pPr>
+        <w:spacing w:line="336" w:lineRule="auto" w:after="180"/>
+      </w:pPr>
+      <w:r>
+        <w:rPr>
+          <w:b w:val="0"/>
+        </w:rPr>
+        <w:t>A later check uses a changed case, not a copied answer.</w:t>
       </w:r>
     </w:p>
     <w:p>
@@ -3757,6 +7647,17 @@
     </w:p>
     <w:p>
       <w:r>
+        <w:t>Use this map to navigate Verify Important Outputs, connect the goals to tasks and keep one evidence record for each attempt.</w:t>
+      </w:r>
+    </w:p>
+    <w:p>
+      <w:pPr>
+        <w:spacing w:line="336" w:lineRule="auto" w:after="180"/>
+      </w:pPr>
+      <w:r>
+        <w:rPr>
+          <w:b w:val="0"/>
+        </w:rPr>
         <w:t>Start with this question: A fictional craft sheet calculates ribbon left after making bookmarks.</w:t>
       </w:r>
     </w:p>
@@ -3863,13 +7764,73 @@
       </w:tr>
     </w:tbl>
     <w:p>
-      <w:r>
-        <w:t>Remember → watch and explain → try with help → investigate → try independently → keep project evidence. Your teacher may spread this lesson across several classes.</w:t>
-      </w:r>
-    </w:p>
-    <w:p>
-      <w:r>
-        <w:t>Keep your first prediction. Compare it with what the evidence shows and explain any change.</w:t>
+      <w:pPr>
+        <w:spacing w:line="336" w:lineRule="auto" w:after="180"/>
+      </w:pPr>
+      <w:r>
+        <w:rPr>
+          <w:b w:val="0"/>
+        </w:rPr>
+        <w:t xml:space="preserve">Remember → watch and explain → try with help → investigate → try </w:t>
+      </w:r>
+      <w:r>
+        <w:rPr>
+          <w:b/>
+        </w:rPr>
+        <w:t>independent</w:t>
+      </w:r>
+      <w:r>
+        <w:rPr>
+          <w:b w:val="0"/>
+        </w:rPr>
+        <w:t xml:space="preserve">ly → keep project </w:t>
+      </w:r>
+      <w:r>
+        <w:rPr>
+          <w:b/>
+        </w:rPr>
+        <w:t>evidence</w:t>
+      </w:r>
+      <w:r>
+        <w:rPr>
+          <w:b w:val="0"/>
+        </w:rPr>
+        <w:t>. Your teacher may spread this lesson across several classes.</w:t>
+      </w:r>
+    </w:p>
+    <w:p>
+      <w:pPr>
+        <w:spacing w:line="336" w:lineRule="auto" w:after="180"/>
+      </w:pPr>
+      <w:r>
+        <w:rPr>
+          <w:b w:val="0"/>
+        </w:rPr>
+        <w:t xml:space="preserve">Keep your first </w:t>
+      </w:r>
+      <w:r>
+        <w:rPr>
+          <w:b/>
+        </w:rPr>
+        <w:t>prediction</w:t>
+      </w:r>
+      <w:r>
+        <w:rPr>
+          <w:b w:val="0"/>
+        </w:rPr>
+        <w:t xml:space="preserve">. Compare it with what the </w:t>
+      </w:r>
+      <w:r>
+        <w:rPr>
+          <w:b/>
+        </w:rPr>
+        <w:t>evidence</w:t>
+      </w:r>
+      <w:r>
+        <w:rPr>
+          <w:b w:val="0"/>
+        </w:rPr>
+        <w:t xml:space="preserve"> shows and explain any change.</w:t>
       </w:r>
     </w:p>
     <w:p>
@@ -3882,7 +7843,48 @@
     </w:p>
     <w:p>
       <w:r>
-        <w:t>Close your notes. Explain this goal in your own words: Separate an answer into claims and connect each claim to relevant evidence</w:t>
+        <w:t>Explain Verify Important Outputs without notes, identify a remaining question and plan a later check with a changed case.</w:t>
+      </w:r>
+    </w:p>
+    <w:p>
+      <w:pPr>
+        <w:spacing w:line="336" w:lineRule="auto" w:after="180"/>
+      </w:pPr>
+      <w:r>
+        <w:rPr>
+          <w:b w:val="0"/>
+        </w:rPr>
+        <w:t xml:space="preserve">Close your notes. Explain this goal in your own words: Separate an answer into </w:t>
+      </w:r>
+      <w:r>
+        <w:rPr>
+          <w:b/>
+        </w:rPr>
+        <w:t>claim</w:t>
+      </w:r>
+      <w:r>
+        <w:rPr>
+          <w:b w:val="0"/>
+        </w:rPr>
+        <w:t xml:space="preserve">s and connect each </w:t>
+      </w:r>
+      <w:r>
+        <w:rPr>
+          <w:b/>
+        </w:rPr>
+        <w:t>claim</w:t>
+      </w:r>
+      <w:r>
+        <w:rPr>
+          <w:b w:val="0"/>
+        </w:rPr>
+        <w:t xml:space="preserve"> to relevant </w:t>
+      </w:r>
+      <w:r>
+        <w:rPr>
+          <w:b/>
+        </w:rPr>
+        <w:t>evidence</w:t>
       </w:r>
     </w:p>
     <w:p>
@@ -3919,13 +7921,61 @@
       </w:r>
     </w:p>
     <w:p>
-      <w:r>
-        <w:t>If you are unsure, return to the worked picture and explain one arrow. If you are ready, change an input or assumption and justify your prediction.</w:t>
-      </w:r>
-    </w:p>
-    <w:p>
-      <w:r>
-        <w:t>Save your workbook evidence. At the next review, try a different case before opening your old answer.</w:t>
+      <w:pPr>
+        <w:spacing w:line="336" w:lineRule="auto" w:after="180"/>
+      </w:pPr>
+      <w:r>
+        <w:rPr>
+          <w:b w:val="0"/>
+        </w:rPr>
+        <w:t xml:space="preserve">If you are unsure, return to the worked picture and explain one arrow. If you are ready, change an </w:t>
+      </w:r>
+      <w:r>
+        <w:rPr>
+          <w:b/>
+        </w:rPr>
+        <w:t>input</w:t>
+      </w:r>
+      <w:r>
+        <w:rPr>
+          <w:b w:val="0"/>
+        </w:rPr>
+        <w:t xml:space="preserve"> or assumption and justify your </w:t>
+      </w:r>
+      <w:r>
+        <w:rPr>
+          <w:b/>
+        </w:rPr>
+        <w:t>prediction</w:t>
+      </w:r>
+      <w:r>
+        <w:rPr>
+          <w:b w:val="0"/>
+        </w:rPr>
+        <w:t>.</w:t>
+      </w:r>
+    </w:p>
+    <w:p>
+      <w:pPr>
+        <w:spacing w:line="336" w:lineRule="auto" w:after="180"/>
+      </w:pPr>
+      <w:r>
+        <w:rPr>
+          <w:b w:val="0"/>
+        </w:rPr>
+        <w:t xml:space="preserve">Save your workbook </w:t>
+      </w:r>
+      <w:r>
+        <w:rPr>
+          <w:b/>
+        </w:rPr>
+        <w:t>evidence</w:t>
+      </w:r>
+      <w:r>
+        <w:rPr>
+          <w:b w:val="0"/>
+        </w:rPr>
+        <w:t>. At the next review, try a different case before opening your old answer.</w:t>
       </w:r>
     </w:p>
     <w:p>
@@ -3938,11 +7988,40 @@
     </w:p>
     <w:p>
       <w:r>
-        <w:t>Use this supported practice once, in the browser or on paper. Keep the reserved independent assessment for a separate first attempt before teacher feedback.</w:t>
-      </w:r>
-    </w:p>
-    <w:p>
-      <w:r>
+        <w:t>Attempt supported questions before using hints or feedback. Review a missing building block, then keep the completed work.</w:t>
+      </w:r>
+    </w:p>
+    <w:p>
+      <w:pPr>
+        <w:spacing w:line="336" w:lineRule="auto" w:after="180"/>
+      </w:pPr>
+      <w:r>
+        <w:rPr>
+          <w:b w:val="0"/>
+        </w:rPr>
+        <w:t xml:space="preserve">Use this supported practice once, in the browser or on paper. Keep the reserved </w:t>
+      </w:r>
+      <w:r>
+        <w:rPr>
+          <w:b/>
+        </w:rPr>
+        <w:t>independent</w:t>
+      </w:r>
+      <w:r>
+        <w:rPr>
+          <w:b w:val="0"/>
+        </w:rPr>
+        <w:t xml:space="preserve"> assessment for a separate first attempt before teacher feedback.</w:t>
+      </w:r>
+    </w:p>
+    <w:p>
+      <w:pPr>
+        <w:spacing w:line="336" w:lineRule="auto" w:after="180"/>
+      </w:pPr>
+      <w:r>
+        <w:rPr>
+          <w:b w:val="0"/>
+        </w:rPr>
         <w:t>A fictional craft sheet calculates ribbon left after making bookmarks.</w:t>
       </w:r>
     </w:p>
@@ -3955,27 +8034,85 @@
       </w:r>
     </w:p>
     <w:p>
-      <w:r>
-        <w:t>Which labelled step matches this detail? “200 m remains and everyone wins” fails unit and evidence checks.</w:t>
-      </w:r>
-    </w:p>
-    <w:p>
-      <w:r>
+      <w:pPr>
+        <w:spacing w:line="336" w:lineRule="auto" w:after="180"/>
+      </w:pPr>
+      <w:r>
+        <w:rPr>
+          <w:b w:val="0"/>
+        </w:rPr>
+        <w:t xml:space="preserve">Which labelled step matches this detail? “200 m remains and everyone wins” fails </w:t>
+      </w:r>
+      <w:r>
+        <w:rPr>
+          <w:b/>
+        </w:rPr>
+        <w:t>unit</w:t>
+      </w:r>
+      <w:r>
+        <w:rPr>
+          <w:b w:val="0"/>
+        </w:rPr>
+        <w:t xml:space="preserve"> and </w:t>
+      </w:r>
+      <w:r>
+        <w:rPr>
+          <w:b/>
+        </w:rPr>
+        <w:t>evidence</w:t>
+      </w:r>
+      <w:r>
+        <w:rPr>
+          <w:b w:val="0"/>
+        </w:rPr>
+        <w:t xml:space="preserve"> checks.</w:t>
+      </w:r>
+    </w:p>
+    <w:p>
+      <w:pPr>
+        <w:spacing w:line="336" w:lineRule="auto" w:after="180"/>
+        <w:shd w:fill="F4F9FC"/>
+      </w:pPr>
+      <w:r>
+        <w:rPr>
+          <w:b w:val="0"/>
+        </w:rPr>
         <w:t>1. Audit draft</w:t>
       </w:r>
     </w:p>
     <w:p>
-      <w:r>
+      <w:pPr>
+        <w:spacing w:line="336" w:lineRule="auto" w:after="180"/>
+        <w:shd w:fill="F4F9FC"/>
+      </w:pPr>
+      <w:r>
+        <w:rPr>
+          <w:b w:val="0"/>
+        </w:rPr>
         <w:t>2. Remainder</w:t>
       </w:r>
     </w:p>
     <w:p>
-      <w:r>
+      <w:pPr>
+        <w:spacing w:line="336" w:lineRule="auto" w:after="180"/>
+        <w:shd w:fill="F4F9FC"/>
+      </w:pPr>
+      <w:r>
+        <w:rPr>
+          <w:b w:val="0"/>
+        </w:rPr>
         <w:t>3. Ribbon used</w:t>
       </w:r>
     </w:p>
     <w:p>
-      <w:r>
+      <w:pPr>
+        <w:spacing w:line="336" w:lineRule="auto" w:after="180"/>
+        <w:shd w:fill="F4F9FC"/>
+      </w:pPr>
+      <w:r>
+        <w:rPr>
+          <w:b w:val="0"/>
+        </w:rPr>
         <w:t>4. Available ribbon</w:t>
       </w:r>
     </w:p>
@@ -4013,40 +8150,214 @@
       </w:r>
     </w:p>
     <w:p>
-      <w:r>
+      <w:pPr>
+        <w:pStyle w:val="Heading3"/>
+      </w:pPr>
+      <w:r>
+        <w:t>Hint · try first</w:t>
+      </w:r>
+    </w:p>
+    <w:p>
+      <w:pPr>
+        <w:spacing w:line="336" w:lineRule="auto" w:after="180"/>
+        <w:shd w:fill="F1F6F8"/>
+      </w:pPr>
+      <w:r>
+        <w:rPr>
+          <w:b w:val="0"/>
+        </w:rPr>
         <w:t>Hint if needed: Read the steps in the pictorial case. Match the supplied detail to the stage that performs or records it.</w:t>
       </w:r>
     </w:p>
     <w:p>
-      <w:r>
-        <w:t>After your attempt, compare with the supported explanation: Audit draft “200 m remains and everyone wins” fails unit and evidence checks. All arithmetic first uses centimetres. Converting only after subtraction avoids mixing units. The record supports available, used and remaining lengths under its no-loss assumption. It does not support a promise about winning. A numerically correct total elsewhere in a draft cannot rescue a wrong unit or an invented claim.</w:t>
-      </w:r>
-    </w:p>
-    <w:p>
       <w:pPr>
         <w:pStyle w:val="Heading3"/>
       </w:pPr>
       <w:r>
+        <w:t>Feedback · compare after trying</w:t>
+      </w:r>
+    </w:p>
+    <w:p>
+      <w:pPr>
+        <w:spacing w:line="336" w:lineRule="auto" w:after="180"/>
+        <w:shd w:fill="F1F6FC"/>
+      </w:pPr>
+      <w:r>
+        <w:rPr>
+          <w:b w:val="0"/>
+        </w:rPr>
+        <w:t xml:space="preserve">After your attempt, compare with the supported explanation: Audit draft “200 m remains and everyone wins” fails </w:t>
+      </w:r>
+      <w:r>
+        <w:rPr>
+          <w:b/>
+        </w:rPr>
+        <w:t>unit</w:t>
+      </w:r>
+      <w:r>
+        <w:rPr>
+          <w:b w:val="0"/>
+        </w:rPr>
+        <w:t xml:space="preserve"> and </w:t>
+      </w:r>
+      <w:r>
+        <w:rPr>
+          <w:b/>
+        </w:rPr>
+        <w:t>evidence</w:t>
+      </w:r>
+      <w:r>
+        <w:rPr>
+          <w:b w:val="0"/>
+        </w:rPr>
+        <w:t xml:space="preserve"> checks. All arithmetic first uses centimetres.</w:t>
+      </w:r>
+    </w:p>
+    <w:p>
+      <w:pPr>
+        <w:spacing w:line="336" w:lineRule="auto" w:after="180"/>
+        <w:shd w:fill="F1F6FC"/>
+      </w:pPr>
+      <w:r>
+        <w:rPr>
+          <w:b w:val="0"/>
+        </w:rPr>
+        <w:t xml:space="preserve">Converting only after subtraction avoids mixing </w:t>
+      </w:r>
+      <w:r>
+        <w:rPr>
+          <w:b/>
+        </w:rPr>
+        <w:t>unit</w:t>
+      </w:r>
+      <w:r>
+        <w:rPr>
+          <w:b w:val="0"/>
+        </w:rPr>
+        <w:t>s. The record supports available, used and remaining lengths under its no-loss assumption. It does not support a promise about winning.</w:t>
+      </w:r>
+    </w:p>
+    <w:p>
+      <w:pPr>
+        <w:spacing w:line="336" w:lineRule="auto" w:after="180"/>
+        <w:shd w:fill="F1F6FC"/>
+      </w:pPr>
+      <w:r>
+        <w:rPr>
+          <w:b w:val="0"/>
+        </w:rPr>
+        <w:t xml:space="preserve">A numerically correct total elsewhere in a draft cannot rescue a wrong </w:t>
+      </w:r>
+      <w:r>
+        <w:rPr>
+          <w:b/>
+        </w:rPr>
+        <w:t>unit</w:t>
+      </w:r>
+      <w:r>
+        <w:rPr>
+          <w:b w:val="0"/>
+        </w:rPr>
+        <w:t xml:space="preserve"> or an invented </w:t>
+      </w:r>
+      <w:r>
+        <w:rPr>
+          <w:b/>
+        </w:rPr>
+        <w:t>claim</w:t>
+      </w:r>
+      <w:r>
+        <w:rPr>
+          <w:b w:val="0"/>
+        </w:rPr>
+        <w:t>.</w:t>
+      </w:r>
+    </w:p>
+    <w:p>
+      <w:pPr>
+        <w:pStyle w:val="Heading3"/>
+      </w:pPr>
+      <w:r>
         <w:t>Practice 2: explain the deciding evidence</w:t>
       </w:r>
     </w:p>
     <w:p>
-      <w:r>
+      <w:pPr>
+        <w:pStyle w:val="Heading3"/>
+      </w:pPr>
+      <w:r>
+        <w:t>Changed case · predict first</w:t>
+      </w:r>
+    </w:p>
+    <w:p>
+      <w:pPr>
+        <w:spacing w:line="336" w:lineRule="auto" w:after="180"/>
+        <w:shd w:fill="F5F1FB"/>
+      </w:pPr>
+      <w:r>
+        <w:rPr>
+          <w:b w:val="0"/>
+        </w:rPr>
         <w:t>Changed-case practice: Make ten bookmarks instead of eight. Which conclusion is supported by the supplied facts?</w:t>
       </w:r>
     </w:p>
     <w:p>
-      <w:r>
-        <w:t>1. We can decide the result without examining the changed input or the procedure.</w:t>
-      </w:r>
-    </w:p>
-    <w:p>
-      <w:r>
-        <w:t>2. This one example guarantees correct results for every future input.</w:t>
-      </w:r>
-    </w:p>
-    <w:p>
-      <w:r>
+      <w:pPr>
+        <w:spacing w:line="336" w:lineRule="auto" w:after="180"/>
+        <w:shd w:fill="F4F9FC"/>
+      </w:pPr>
+      <w:r>
+        <w:rPr>
+          <w:b w:val="0"/>
+        </w:rPr>
+        <w:t xml:space="preserve">1. We can decide the result without examining the changed </w:t>
+      </w:r>
+      <w:r>
+        <w:rPr>
+          <w:b/>
+        </w:rPr>
+        <w:t>input</w:t>
+      </w:r>
+      <w:r>
+        <w:rPr>
+          <w:b w:val="0"/>
+        </w:rPr>
+        <w:t xml:space="preserve"> or the procedure.</w:t>
+      </w:r>
+    </w:p>
+    <w:p>
+      <w:pPr>
+        <w:spacing w:line="336" w:lineRule="auto" w:after="180"/>
+        <w:shd w:fill="F4F9FC"/>
+      </w:pPr>
+      <w:r>
+        <w:rPr>
+          <w:b w:val="0"/>
+        </w:rPr>
+        <w:t xml:space="preserve">2. This one example guarantees correct results for every future </w:t>
+      </w:r>
+      <w:r>
+        <w:rPr>
+          <w:b/>
+        </w:rPr>
+        <w:t>input</w:t>
+      </w:r>
+      <w:r>
+        <w:rPr>
+          <w:b w:val="0"/>
+        </w:rPr>
+        <w:t>.</w:t>
+      </w:r>
+    </w:p>
+    <w:p>
+      <w:pPr>
+        <w:spacing w:line="336" w:lineRule="auto" w:after="180"/>
+        <w:shd w:fill="F4F9FC"/>
+      </w:pPr>
+      <w:r>
+        <w:rPr>
+          <w:b w:val="0"/>
+        </w:rPr>
         <w:t>3. 100 cm, or 1 m, remains.</w:t>
       </w:r>
     </w:p>
@@ -4084,12 +8395,42 @@
       </w:r>
     </w:p>
     <w:p>
-      <w:r>
+      <w:pPr>
+        <w:pStyle w:val="Heading3"/>
+      </w:pPr>
+      <w:r>
+        <w:t>Hint · try first</w:t>
+      </w:r>
+    </w:p>
+    <w:p>
+      <w:pPr>
+        <w:spacing w:line="336" w:lineRule="auto" w:after="180"/>
+        <w:shd w:fill="F1F6F8"/>
+      </w:pPr>
+      <w:r>
+        <w:rPr>
+          <w:b w:val="0"/>
+        </w:rPr>
         <w:t>Hint if needed: Use the changed condition and the deciding step in the pictorial trace. The answer must say what follows from those facts.</w:t>
       </w:r>
     </w:p>
     <w:p>
-      <w:r>
+      <w:pPr>
+        <w:pStyle w:val="Heading3"/>
+      </w:pPr>
+      <w:r>
+        <w:t>Feedback · compare after trying</w:t>
+      </w:r>
+    </w:p>
+    <w:p>
+      <w:pPr>
+        <w:spacing w:line="336" w:lineRule="auto" w:after="180"/>
+        <w:shd w:fill="F1F6FC"/>
+      </w:pPr>
+      <w:r>
+        <w:rPr>
+          <w:b w:val="0"/>
+        </w:rPr>
         <w:t>After your attempt, compare with the supported explanation: 100 cm, or 1 m, remains. 600−10×50=100 cm.</w:t>
       </w:r>
     </w:p>
@@ -4102,18 +8443,117 @@
       </w:r>
     </w:p>
     <w:p>
-      <w:r>
-        <w:t>Review Prompts Are Design Instructions (ai-1/26). Goal: Write a prompt with a clear task, supplied evidence and checkable output requirements. Short practice: What must happen if B instead conflicts with another equally authoritative duration record?. Return to this week and explain what you changed.</w:t>
-      </w:r>
-    </w:p>
-    <w:p>
-      <w:r>
-        <w:t>Review Privacy by Choosing Less (ai-1/24). Goal: Justify which information a stated task needs and remove unnecessary fields. Short practice: For the original task, does adding an anonymous-looking pupil code improve the repair count?. Return to this week and explain what you changed.</w:t>
-      </w:r>
-    </w:p>
-    <w:p>
-      <w:r>
-        <w:t>Review Good Data, Bad Data (ai-1/21). Goal: Check records against a stated format, unit and meaning before using them. Short practice: Which repairs are evidence-backed in the original case, and which row must remain unknown?. Return to this week and explain what you changed.</w:t>
+      <w:pPr>
+        <w:spacing w:line="336" w:lineRule="auto" w:after="180"/>
+      </w:pPr>
+      <w:r>
+        <w:rPr>
+          <w:b w:val="0"/>
+        </w:rPr>
+        <w:t xml:space="preserve">Review Prompts Are Design Instructions (ai-1/26). Goal: Write a prompt with a clear task, supplied </w:t>
+      </w:r>
+      <w:r>
+        <w:rPr>
+          <w:b/>
+        </w:rPr>
+        <w:t>evidence</w:t>
+      </w:r>
+      <w:r>
+        <w:rPr>
+          <w:b w:val="0"/>
+        </w:rPr>
+        <w:t xml:space="preserve"> and checkable </w:t>
+      </w:r>
+      <w:r>
+        <w:rPr>
+          <w:b/>
+        </w:rPr>
+        <w:t>output</w:t>
+      </w:r>
+      <w:r>
+        <w:rPr>
+          <w:b w:val="0"/>
+        </w:rPr>
+        <w:t xml:space="preserve"> requirements.</w:t>
+      </w:r>
+    </w:p>
+    <w:p>
+      <w:pPr>
+        <w:spacing w:line="336" w:lineRule="auto" w:after="180"/>
+      </w:pPr>
+      <w:r>
+        <w:rPr>
+          <w:b w:val="0"/>
+        </w:rPr>
+        <w:t>Short practice: What must happen if B instead conflicts with another equally authoritative duration record?. Return to this week and explain what you changed.</w:t>
+      </w:r>
+    </w:p>
+    <w:p>
+      <w:pPr>
+        <w:spacing w:line="336" w:lineRule="auto" w:after="180"/>
+      </w:pPr>
+      <w:r>
+        <w:rPr>
+          <w:b w:val="0"/>
+        </w:rPr>
+        <w:t>Review Privacy by Choosing Less (ai-1/24). Goal: Justify which information a stated task needs and remove unnecessary fields.</w:t>
+      </w:r>
+    </w:p>
+    <w:p>
+      <w:pPr>
+        <w:spacing w:line="336" w:lineRule="auto" w:after="180"/>
+      </w:pPr>
+      <w:r>
+        <w:rPr>
+          <w:b w:val="0"/>
+        </w:rPr>
+        <w:t>Short practice: For the original task, does adding an anonymous-looking pupil code improve the repair count?. Return to this week and explain what you changed.</w:t>
+      </w:r>
+    </w:p>
+    <w:p>
+      <w:pPr>
+        <w:spacing w:line="336" w:lineRule="auto" w:after="180"/>
+      </w:pPr>
+      <w:r>
+        <w:rPr>
+          <w:b w:val="0"/>
+        </w:rPr>
+        <w:t xml:space="preserve">Review Good Data, Bad Data (ai-1/21). Goal: Check records against a stated format, </w:t>
+      </w:r>
+      <w:r>
+        <w:rPr>
+          <w:b/>
+        </w:rPr>
+        <w:t>unit</w:t>
+      </w:r>
+      <w:r>
+        <w:rPr>
+          <w:b w:val="0"/>
+        </w:rPr>
+        <w:t xml:space="preserve"> and meaning before using them. Short practice: Which repairs are </w:t>
+      </w:r>
+      <w:r>
+        <w:rPr>
+          <w:b/>
+        </w:rPr>
+        <w:t>evidence</w:t>
+      </w:r>
+      <w:r>
+        <w:rPr>
+          <w:b w:val="0"/>
+        </w:rPr>
+        <w:t>-backed in the original case, and which row must remain unknown?.</w:t>
+      </w:r>
+    </w:p>
+    <w:p>
+      <w:pPr>
+        <w:spacing w:line="336" w:lineRule="auto" w:after="180"/>
+      </w:pPr>
+      <w:r>
+        <w:rPr>
+          <w:b w:val="0"/>
+        </w:rPr>
+        <w:t>Return to this week and explain what you changed.</w:t>
       </w:r>
     </w:p>
     <w:p>
@@ -4125,8 +8565,689 @@
       </w:r>
     </w:p>
     <w:p>
-      <w:r>
-        <w:t>Use Download completed work in the hosted lesson to export your answers, reflections, practice feedback and code-run evidence. Open the HTML copy to read or print it. Drafts stay in this browser when storage is available; clear drafts on a shared device.</w:t>
+      <w:pPr>
+        <w:spacing w:line="336" w:lineRule="auto" w:after="180"/>
+      </w:pPr>
+      <w:r>
+        <w:rPr>
+          <w:b w:val="0"/>
+        </w:rPr>
+        <w:t xml:space="preserve">Use Download completed work in the hosted lesson to export your answers, reflections, practice feedback and code-run </w:t>
+      </w:r>
+      <w:r>
+        <w:rPr>
+          <w:b/>
+        </w:rPr>
+        <w:t>evidence</w:t>
+      </w:r>
+      <w:r>
+        <w:rPr>
+          <w:b w:val="0"/>
+        </w:rPr>
+        <w:t>. Open the HTML copy to read or print it.</w:t>
+      </w:r>
+    </w:p>
+    <w:p>
+      <w:pPr>
+        <w:spacing w:line="336" w:lineRule="auto" w:after="180"/>
+      </w:pPr>
+      <w:r>
+        <w:rPr>
+          <w:b w:val="0"/>
+        </w:rPr>
+        <w:t>Drafts stay in this browser when storage is available; clear drafts on a shared device.</w:t>
+      </w:r>
+    </w:p>
+    <w:p>
+      <w:pPr>
+        <w:pStyle w:val="Heading1"/>
+      </w:pPr>
+      <w:r>
+        <w:t>18. Visual concept journey</w:t>
+      </w:r>
+    </w:p>
+    <w:p>
+      <w:r>
+        <w:t>Explain each Verify Important Outputs graphic using its labels, deciding evidence and relevant limitation.</w:t>
+      </w:r>
+    </w:p>
+    <w:p>
+      <w:pPr>
+        <w:pStyle w:val="Heading3"/>
+      </w:pPr>
+      <w:r>
+        <w:t>01. Verify Important Outputs: the case</w:t>
+      </w:r>
+    </w:p>
+    <w:p>
+      <w:r>
+        <w:drawing>
+          <wp:inline xmlns:a="http://schemas.openxmlformats.org/drawingml/2006/main" xmlns:pic="http://schemas.openxmlformats.org/drawingml/2006/picture">
+            <wp:extent cx="5486400" cy="2843784"/>
+            <wp:docPr id="23" name="Picture 23" descr="A fictional craft sheet calculates ribbon left after making bookmarks. Supplied facts: Four rolls each contain exactly 150 cm. Eight bookmarks use exactly 50 cm each. No other ribbon loss is assumed; no competition result is recorded."/>
+            <wp:cNvGraphicFramePr>
+              <a:graphicFrameLocks noChangeAspect="1"/>
+            </wp:cNvGraphicFramePr>
+            <a:graphic>
+              <a:graphicData uri="http://schemas.openxmlformats.org/drawingml/2006/picture">
+                <pic:pic>
+                  <pic:nvPicPr>
+                    <pic:cNvPr id="0" name="academy-story-ai-1-27-01.png"/>
+                    <pic:cNvPicPr/>
+                  </pic:nvPicPr>
+                  <pic:blipFill>
+                    <a:blip r:embed="rId31"/>
+                    <a:stretch>
+                      <a:fillRect/>
+                    </a:stretch>
+                  </pic:blipFill>
+                  <pic:spPr>
+                    <a:xfrm>
+                      <a:off x="0" y="0"/>
+                      <a:ext cx="5486400" cy="2843784"/>
+                    </a:xfrm>
+                    <a:prstGeom prst="rect"/>
+                  </pic:spPr>
+                </pic:pic>
+              </a:graphicData>
+            </a:graphic>
+          </wp:inline>
+        </w:drawing>
+      </w:r>
+    </w:p>
+    <w:p>
+      <w:pPr>
+        <w:spacing w:line="336" w:lineRule="auto" w:after="180"/>
+      </w:pPr>
+      <w:r>
+        <w:rPr>
+          <w:b w:val="0"/>
+        </w:rPr>
+        <w:t>A fictional craft sheet calculates ribbon left after making bookmarks. Supplied facts: Four rolls each contain exactly 150 cm. Eight bookmarks use exactly 50 cm each.</w:t>
+      </w:r>
+    </w:p>
+    <w:p>
+      <w:pPr>
+        <w:spacing w:line="336" w:lineRule="auto" w:after="180"/>
+      </w:pPr>
+      <w:r>
+        <w:rPr>
+          <w:b w:val="0"/>
+        </w:rPr>
+        <w:t>No other ribbon loss is assumed; no competition result is recorded.</w:t>
+      </w:r>
+    </w:p>
+    <w:p>
+      <w:pPr>
+        <w:spacing w:line="336" w:lineRule="auto" w:after="180"/>
+        <w:shd w:fill="F5F1FB"/>
+      </w:pPr>
+      <w:r>
+        <w:rPr>
+          <w:b w:val="0"/>
+        </w:rPr>
+        <w:t>Point to the given fact that matters most. Explain why it matters.</w:t>
+      </w:r>
+    </w:p>
+    <w:p>
+      <w:pPr>
+        <w:pStyle w:val="Heading3"/>
+      </w:pPr>
+      <w:r>
+        <w:t>02. Follow the deciding steps</w:t>
+      </w:r>
+    </w:p>
+    <w:p>
+      <w:r>
+        <w:drawing>
+          <wp:inline xmlns:a="http://schemas.openxmlformats.org/drawingml/2006/main" xmlns:pic="http://schemas.openxmlformats.org/drawingml/2006/picture">
+            <wp:extent cx="5486400" cy="4005072"/>
+            <wp:docPr id="24" name="Picture 24" descr="Available ribbon: 4×150=600 cm. → Ribbon used: 8×50=400 cm. → Remainder: 600−400=200 cm=2 m. → Audit draft: “200 m remains and everyone wins” fails unit and evidence checks."/>
+            <wp:cNvGraphicFramePr>
+              <a:graphicFrameLocks noChangeAspect="1"/>
+            </wp:cNvGraphicFramePr>
+            <a:graphic>
+              <a:graphicData uri="http://schemas.openxmlformats.org/drawingml/2006/picture">
+                <pic:pic>
+                  <pic:nvPicPr>
+                    <pic:cNvPr id="0" name="academy-story-ai-1-27-02.png"/>
+                    <pic:cNvPicPr/>
+                  </pic:nvPicPr>
+                  <pic:blipFill>
+                    <a:blip r:embed="rId32"/>
+                    <a:stretch>
+                      <a:fillRect/>
+                    </a:stretch>
+                  </pic:blipFill>
+                  <pic:spPr>
+                    <a:xfrm>
+                      <a:off x="0" y="0"/>
+                      <a:ext cx="5486400" cy="4005072"/>
+                    </a:xfrm>
+                    <a:prstGeom prst="rect"/>
+                  </pic:spPr>
+                </pic:pic>
+              </a:graphicData>
+            </a:graphic>
+          </wp:inline>
+        </w:drawing>
+      </w:r>
+    </w:p>
+    <w:p>
+      <w:pPr>
+        <w:spacing w:line="336" w:lineRule="auto" w:after="180"/>
+      </w:pPr>
+      <w:r>
+        <w:rPr>
+          <w:b w:val="0"/>
+        </w:rPr>
+        <w:t xml:space="preserve">Available ribbon: 4×150=600 cm. → Ribbon used: 8×50=400 cm. → Remainder: 600−400=200 cm=2 m. → Audit draft: “200 m remains and everyone wins” fails </w:t>
+      </w:r>
+      <w:r>
+        <w:rPr>
+          <w:b/>
+        </w:rPr>
+        <w:t>unit</w:t>
+      </w:r>
+      <w:r>
+        <w:rPr>
+          <w:b w:val="0"/>
+        </w:rPr>
+        <w:t xml:space="preserve"> and </w:t>
+      </w:r>
+      <w:r>
+        <w:rPr>
+          <w:b/>
+        </w:rPr>
+        <w:t>evidence</w:t>
+      </w:r>
+      <w:r>
+        <w:rPr>
+          <w:b w:val="0"/>
+        </w:rPr>
+        <w:t xml:space="preserve"> checks.</w:t>
+      </w:r>
+    </w:p>
+    <w:p>
+      <w:pPr>
+        <w:spacing w:line="336" w:lineRule="auto" w:after="180"/>
+        <w:shd w:fill="F5F1FB"/>
+      </w:pPr>
+      <w:r>
+        <w:rPr>
+          <w:b w:val="0"/>
+        </w:rPr>
+        <w:t xml:space="preserve">Point to each numbered stage and explain which recorded </w:t>
+      </w:r>
+      <w:r>
+        <w:rPr>
+          <w:b/>
+        </w:rPr>
+        <w:t>input</w:t>
+      </w:r>
+      <w:r>
+        <w:rPr>
+          <w:b w:val="0"/>
+        </w:rPr>
+        <w:t xml:space="preserve"> it uses.</w:t>
+      </w:r>
+    </w:p>
+    <w:p>
+      <w:pPr>
+        <w:pStyle w:val="Heading3"/>
+      </w:pPr>
+      <w:r>
+        <w:t>03. Ribbon quantities in one consistent unit</w:t>
+      </w:r>
+    </w:p>
+    <w:p>
+      <w:r>
+        <w:drawing>
+          <wp:inline xmlns:a="http://schemas.openxmlformats.org/drawingml/2006/main" xmlns:pic="http://schemas.openxmlformats.org/drawingml/2006/picture">
+            <wp:extent cx="5486400" cy="3145536"/>
+            <wp:docPr id="25" name="Picture 25" descr="Ribbon quantities in one consistent unit. Units: centimetres. Available: 600. Used: 400. Remaining: 200."/>
+            <wp:cNvGraphicFramePr>
+              <a:graphicFrameLocks noChangeAspect="1"/>
+            </wp:cNvGraphicFramePr>
+            <a:graphic>
+              <a:graphicData uri="http://schemas.openxmlformats.org/drawingml/2006/picture">
+                <pic:pic>
+                  <pic:nvPicPr>
+                    <pic:cNvPr id="0" name="academy-story-ai-1-27-03.png"/>
+                    <pic:cNvPicPr/>
+                  </pic:nvPicPr>
+                  <pic:blipFill>
+                    <a:blip r:embed="rId33"/>
+                    <a:stretch>
+                      <a:fillRect/>
+                    </a:stretch>
+                  </pic:blipFill>
+                  <pic:spPr>
+                    <a:xfrm>
+                      <a:off x="0" y="0"/>
+                      <a:ext cx="5486400" cy="3145536"/>
+                    </a:xfrm>
+                    <a:prstGeom prst="rect"/>
+                  </pic:spPr>
+                </pic:pic>
+              </a:graphicData>
+            </a:graphic>
+          </wp:inline>
+        </w:drawing>
+      </w:r>
+    </w:p>
+    <w:p>
+      <w:pPr>
+        <w:spacing w:line="336" w:lineRule="auto" w:after="180"/>
+      </w:pPr>
+      <w:r>
+        <w:rPr>
+          <w:b w:val="0"/>
+        </w:rPr>
+        <w:t xml:space="preserve">Ribbon quantities in one consistent </w:t>
+      </w:r>
+      <w:r>
+        <w:rPr>
+          <w:b/>
+        </w:rPr>
+        <w:t>unit</w:t>
+      </w:r>
+      <w:r>
+        <w:rPr>
+          <w:b w:val="0"/>
+        </w:rPr>
+        <w:t xml:space="preserve">. </w:t>
+      </w:r>
+      <w:r>
+        <w:rPr>
+          <w:b/>
+        </w:rPr>
+        <w:t>Unit</w:t>
+      </w:r>
+      <w:r>
+        <w:rPr>
+          <w:b w:val="0"/>
+        </w:rPr>
+        <w:t>s: centimetres. Available: 600. Used: 400. Remaining: 200.</w:t>
+      </w:r>
+    </w:p>
+    <w:p>
+      <w:pPr>
+        <w:spacing w:line="336" w:lineRule="auto" w:after="180"/>
+        <w:shd w:fill="F5F1FB"/>
+      </w:pPr>
+      <w:r>
+        <w:rPr>
+          <w:b w:val="0"/>
+        </w:rPr>
+        <w:t>Read the labels and values. Explain the relationship the model shows.</w:t>
+      </w:r>
+    </w:p>
+    <w:p>
+      <w:pPr>
+        <w:pStyle w:val="Heading3"/>
+      </w:pPr>
+      <w:r>
+        <w:t>04. Change one thing. Trace what follows.</w:t>
+      </w:r>
+    </w:p>
+    <w:p>
+      <w:r>
+        <w:drawing>
+          <wp:inline xmlns:a="http://schemas.openxmlformats.org/drawingml/2006/main" xmlns:pic="http://schemas.openxmlformats.org/drawingml/2006/picture">
+            <wp:extent cx="5486400" cy="3026664"/>
+            <wp:docPr id="26" name="Picture 26" descr="Original case: “200 m remains and everyone wins” fails unit and evidence checks. Changed condition: Make ten bookmarks instead of eight. Expected result: 100 cm, or 1 m, remains. Reason: 600−10×50=100 cm."/>
+            <wp:cNvGraphicFramePr>
+              <a:graphicFrameLocks noChangeAspect="1"/>
+            </wp:cNvGraphicFramePr>
+            <a:graphic>
+              <a:graphicData uri="http://schemas.openxmlformats.org/drawingml/2006/picture">
+                <pic:pic>
+                  <pic:nvPicPr>
+                    <pic:cNvPr id="0" name="academy-story-ai-1-27-04.png"/>
+                    <pic:cNvPicPr/>
+                  </pic:nvPicPr>
+                  <pic:blipFill>
+                    <a:blip r:embed="rId34"/>
+                    <a:stretch>
+                      <a:fillRect/>
+                    </a:stretch>
+                  </pic:blipFill>
+                  <pic:spPr>
+                    <a:xfrm>
+                      <a:off x="0" y="0"/>
+                      <a:ext cx="5486400" cy="3026664"/>
+                    </a:xfrm>
+                    <a:prstGeom prst="rect"/>
+                  </pic:spPr>
+                </pic:pic>
+              </a:graphicData>
+            </a:graphic>
+          </wp:inline>
+        </w:drawing>
+      </w:r>
+    </w:p>
+    <w:p>
+      <w:pPr>
+        <w:spacing w:line="336" w:lineRule="auto" w:after="180"/>
+      </w:pPr>
+      <w:r>
+        <w:rPr>
+          <w:b w:val="0"/>
+        </w:rPr>
+        <w:t xml:space="preserve">Original case: “200 m remains and everyone wins” fails </w:t>
+      </w:r>
+      <w:r>
+        <w:rPr>
+          <w:b/>
+        </w:rPr>
+        <w:t>unit</w:t>
+      </w:r>
+      <w:r>
+        <w:rPr>
+          <w:b w:val="0"/>
+        </w:rPr>
+        <w:t xml:space="preserve"> and </w:t>
+      </w:r>
+      <w:r>
+        <w:rPr>
+          <w:b/>
+        </w:rPr>
+        <w:t>evidence</w:t>
+      </w:r>
+      <w:r>
+        <w:rPr>
+          <w:b w:val="0"/>
+        </w:rPr>
+        <w:t xml:space="preserve"> checks. Changed condition: Make ten bookmarks instead of eight. Expected result: 100 cm, or 1 m, remains. Reason: 600−10×50=100 cm.</w:t>
+      </w:r>
+    </w:p>
+    <w:p>
+      <w:pPr>
+        <w:spacing w:line="336" w:lineRule="auto" w:after="180"/>
+        <w:shd w:fill="F5F1FB"/>
+      </w:pPr>
+      <w:r>
+        <w:rPr>
+          <w:b w:val="0"/>
+        </w:rPr>
+        <w:t>Predict before checking the worked changed-case result. Name what changed and what the supplied facts allow you to conclude.</w:t>
+      </w:r>
+    </w:p>
+    <w:p>
+      <w:pPr>
+        <w:pStyle w:val="Heading3"/>
+      </w:pPr>
+      <w:r>
+        <w:t>05. Connect the explanation to its limit</w:t>
+      </w:r>
+    </w:p>
+    <w:p>
+      <w:r>
+        <w:drawing>
+          <wp:inline xmlns:a="http://schemas.openxmlformats.org/drawingml/2006/main" xmlns:pic="http://schemas.openxmlformats.org/drawingml/2006/picture">
+            <wp:extent cx="5486400" cy="2834640"/>
+            <wp:docPr id="27" name="Picture 27" descr="All arithmetic first uses centimetres. Converting only after subtraction avoids mixing units. The record supports available, used and remaining lengths under its no-loss assumption. It does not support a promise about winning. A numerically correct total elsewhere in a draft cannot rescue a wrong unit or an invented claim. Limit: Real cutting losses or inaccurate roll lengths would change this toy calculation; the assumption must be declared."/>
+            <wp:cNvGraphicFramePr>
+              <a:graphicFrameLocks noChangeAspect="1"/>
+            </wp:cNvGraphicFramePr>
+            <a:graphic>
+              <a:graphicData uri="http://schemas.openxmlformats.org/drawingml/2006/picture">
+                <pic:pic>
+                  <pic:nvPicPr>
+                    <pic:cNvPr id="0" name="academy-story-ai-1-27-05.png"/>
+                    <pic:cNvPicPr/>
+                  </pic:nvPicPr>
+                  <pic:blipFill>
+                    <a:blip r:embed="rId35"/>
+                    <a:stretch>
+                      <a:fillRect/>
+                    </a:stretch>
+                  </pic:blipFill>
+                  <pic:spPr>
+                    <a:xfrm>
+                      <a:off x="0" y="0"/>
+                      <a:ext cx="5486400" cy="2834640"/>
+                    </a:xfrm>
+                    <a:prstGeom prst="rect"/>
+                  </pic:spPr>
+                </pic:pic>
+              </a:graphicData>
+            </a:graphic>
+          </wp:inline>
+        </w:drawing>
+      </w:r>
+    </w:p>
+    <w:p>
+      <w:pPr>
+        <w:spacing w:line="336" w:lineRule="auto" w:after="180"/>
+      </w:pPr>
+      <w:r>
+        <w:rPr>
+          <w:b w:val="0"/>
+        </w:rPr>
+        <w:t xml:space="preserve">All arithmetic first uses centimetres. Converting only after subtraction avoids mixing </w:t>
+      </w:r>
+      <w:r>
+        <w:rPr>
+          <w:b/>
+        </w:rPr>
+        <w:t>unit</w:t>
+      </w:r>
+      <w:r>
+        <w:rPr>
+          <w:b w:val="0"/>
+        </w:rPr>
+        <w:t>s. The record supports available, used and remaining lengths under its no-loss assumption. It does not support a promise about winning.</w:t>
+      </w:r>
+    </w:p>
+    <w:p>
+      <w:pPr>
+        <w:spacing w:line="336" w:lineRule="auto" w:after="180"/>
+      </w:pPr>
+      <w:r>
+        <w:rPr>
+          <w:b w:val="0"/>
+        </w:rPr>
+        <w:t xml:space="preserve">A numerically correct total elsewhere in a draft cannot rescue a wrong </w:t>
+      </w:r>
+      <w:r>
+        <w:rPr>
+          <w:b/>
+        </w:rPr>
+        <w:t>unit</w:t>
+      </w:r>
+      <w:r>
+        <w:rPr>
+          <w:b w:val="0"/>
+        </w:rPr>
+        <w:t xml:space="preserve"> or an invented </w:t>
+      </w:r>
+      <w:r>
+        <w:rPr>
+          <w:b/>
+        </w:rPr>
+        <w:t>claim</w:t>
+      </w:r>
+      <w:r>
+        <w:rPr>
+          <w:b w:val="0"/>
+        </w:rPr>
+        <w:t>. Limit: Real cutting losses or inaccurate roll lengths would change this toy calculation; the assumption must be declared.</w:t>
+      </w:r>
+    </w:p>
+    <w:p>
+      <w:pPr>
+        <w:spacing w:line="336" w:lineRule="auto" w:after="180"/>
+        <w:shd w:fill="F5F1FB"/>
+      </w:pPr>
+      <w:r>
+        <w:rPr>
+          <w:b w:val="0"/>
+        </w:rPr>
+        <w:t xml:space="preserve">Explain the case, then point to a limit on the </w:t>
+      </w:r>
+      <w:r>
+        <w:rPr>
+          <w:b/>
+        </w:rPr>
+        <w:t>claim</w:t>
+      </w:r>
+      <w:r>
+        <w:rPr>
+          <w:b w:val="0"/>
+        </w:rPr>
+        <w:t>.</w:t>
+      </w:r>
+    </w:p>
+    <w:p>
+      <w:pPr>
+        <w:pStyle w:val="Heading3"/>
+      </w:pPr>
+      <w:r>
+        <w:t>06. Make the idea visible in your project</w:t>
+      </w:r>
+    </w:p>
+    <w:p>
+      <w:r>
+        <w:drawing>
+          <wp:inline xmlns:a="http://schemas.openxmlformats.org/drawingml/2006/main" xmlns:pic="http://schemas.openxmlformats.org/drawingml/2006/picture">
+            <wp:extent cx="5486400" cy="3380232"/>
+            <wp:docPr id="28" name="Picture 28" descr="Check sorter calculations with explicit units and verify explanation claims against their actual catalogue evidence. Draw your input, deciding step, result and limit. Supported question: Correct the draft and identify which part needs another source rather than a calculation."/>
+            <wp:cNvGraphicFramePr>
+              <a:graphicFrameLocks noChangeAspect="1"/>
+            </wp:cNvGraphicFramePr>
+            <a:graphic>
+              <a:graphicData uri="http://schemas.openxmlformats.org/drawingml/2006/picture">
+                <pic:pic>
+                  <pic:nvPicPr>
+                    <pic:cNvPr id="0" name="academy-story-ai-1-27-06.png"/>
+                    <pic:cNvPicPr/>
+                  </pic:nvPicPr>
+                  <pic:blipFill>
+                    <a:blip r:embed="rId36"/>
+                    <a:stretch>
+                      <a:fillRect/>
+                    </a:stretch>
+                  </pic:blipFill>
+                  <pic:spPr>
+                    <a:xfrm>
+                      <a:off x="0" y="0"/>
+                      <a:ext cx="5486400" cy="3380232"/>
+                    </a:xfrm>
+                    <a:prstGeom prst="rect"/>
+                  </pic:spPr>
+                </pic:pic>
+              </a:graphicData>
+            </a:graphic>
+          </wp:inline>
+        </w:drawing>
+      </w:r>
+    </w:p>
+    <w:p>
+      <w:pPr>
+        <w:spacing w:line="336" w:lineRule="auto" w:after="180"/>
+      </w:pPr>
+      <w:r>
+        <w:rPr>
+          <w:b w:val="0"/>
+        </w:rPr>
+        <w:t xml:space="preserve">Check sorter calculations with explicit </w:t>
+      </w:r>
+      <w:r>
+        <w:rPr>
+          <w:b/>
+        </w:rPr>
+        <w:t>unit</w:t>
+      </w:r>
+      <w:r>
+        <w:rPr>
+          <w:b w:val="0"/>
+        </w:rPr>
+        <w:t xml:space="preserve">s and verify explanation </w:t>
+      </w:r>
+      <w:r>
+        <w:rPr>
+          <w:b/>
+        </w:rPr>
+        <w:t>claim</w:t>
+      </w:r>
+      <w:r>
+        <w:rPr>
+          <w:b w:val="0"/>
+        </w:rPr>
+        <w:t xml:space="preserve">s against their actual catalogue </w:t>
+      </w:r>
+      <w:r>
+        <w:rPr>
+          <w:b/>
+        </w:rPr>
+        <w:t>evidence</w:t>
+      </w:r>
+      <w:r>
+        <w:rPr>
+          <w:b w:val="0"/>
+        </w:rPr>
+        <w:t xml:space="preserve">. Draw your </w:t>
+      </w:r>
+      <w:r>
+        <w:rPr>
+          <w:b/>
+        </w:rPr>
+        <w:t>input</w:t>
+      </w:r>
+      <w:r>
+        <w:rPr>
+          <w:b w:val="0"/>
+        </w:rPr>
+        <w:t>, deciding step, result and limit.</w:t>
+      </w:r>
+    </w:p>
+    <w:p>
+      <w:pPr>
+        <w:spacing w:line="336" w:lineRule="auto" w:after="180"/>
+      </w:pPr>
+      <w:r>
+        <w:rPr>
+          <w:b w:val="0"/>
+        </w:rPr>
+        <w:t xml:space="preserve">Supported question: Correct the draft and identify which part needs another </w:t>
+      </w:r>
+      <w:r>
+        <w:rPr>
+          <w:b/>
+        </w:rPr>
+        <w:t>source</w:t>
+      </w:r>
+      <w:r>
+        <w:rPr>
+          <w:b w:val="0"/>
+        </w:rPr>
+        <w:t xml:space="preserve"> rather than a calculation.</w:t>
+      </w:r>
+    </w:p>
+    <w:p>
+      <w:pPr>
+        <w:spacing w:line="336" w:lineRule="auto" w:after="180"/>
+        <w:shd w:fill="F5F1FB"/>
+      </w:pPr>
+      <w:r>
+        <w:rPr>
+          <w:b w:val="0"/>
+        </w:rPr>
+        <w:t xml:space="preserve">Draw your project trace and justify the deciding step using </w:t>
+      </w:r>
+      <w:r>
+        <w:rPr>
+          <w:b/>
+        </w:rPr>
+        <w:t>evidence</w:t>
+      </w:r>
+      <w:r>
+        <w:rPr>
+          <w:b w:val="0"/>
+        </w:rPr>
+        <w:t>.</w:t>
       </w:r>
     </w:p>
     <w:sectPr>
